--- a/Doc/เอกสารเพิ่มเติม/TPSS_Product_Backlog_v2.3.docx
+++ b/Doc/เอกสารเพิ่มเติม/TPSS_Product_Backlog_v2.3.docx
@@ -27,13 +27,42 @@
           <w:sz w:val="28"/>
           <w:szCs w:val="28"/>
         </w:rPr>
-        <w:t>Teaching &amp; Practicum Scheduling System  |  ระบบจัดตารางสอนและฝึกปฏิบัติ</w:t>
+        <w:t xml:space="preserve">Teaching &amp; Practicum Scheduling </w:t>
       </w:r>
+      <w:proofErr w:type="gramStart"/>
+      <w:r>
+        <w:rPr>
+          <w:color w:val="263238"/>
+          <w:sz w:val="28"/>
+          <w:szCs w:val="28"/>
+        </w:rPr>
+        <w:t>System  |</w:t>
+      </w:r>
+      <w:proofErr w:type="gramEnd"/>
+      <w:r>
+        <w:rPr>
+          <w:color w:val="263238"/>
+          <w:sz w:val="28"/>
+          <w:szCs w:val="28"/>
+        </w:rPr>
+        <w:t xml:space="preserve">  </w:t>
+      </w:r>
+      <w:proofErr w:type="spellStart"/>
+      <w:r>
+        <w:rPr>
+          <w:color w:val="263238"/>
+          <w:sz w:val="28"/>
+          <w:szCs w:val="28"/>
+        </w:rPr>
+        <w:t>ระบบจัดตารางสอนและฝึกปฏิบัติ</w:t>
+      </w:r>
+      <w:proofErr w:type="spellEnd"/>
     </w:p>
     <w:p>
       <w:pPr>
         <w:spacing w:after="40"/>
       </w:pPr>
+      <w:proofErr w:type="spellStart"/>
       <w:r>
         <w:rPr>
           <w:b/>
@@ -42,20 +71,143 @@
           <w:sz w:val="24"/>
           <w:szCs w:val="24"/>
         </w:rPr>
-        <w:t>คณะพยาบาลศาสตร์ มหาวิทยาลัยมหิดล</w:t>
+        <w:t>คณะพยาบาลศาสตร์</w:t>
       </w:r>
+      <w:proofErr w:type="spellEnd"/>
+      <w:r>
+        <w:rPr>
+          <w:b/>
+          <w:bCs/>
+          <w:color w:val="1F3864"/>
+          <w:sz w:val="24"/>
+          <w:szCs w:val="24"/>
+        </w:rPr>
+        <w:t xml:space="preserve"> </w:t>
+      </w:r>
+      <w:proofErr w:type="spellStart"/>
+      <w:r>
+        <w:rPr>
+          <w:b/>
+          <w:bCs/>
+          <w:color w:val="1F3864"/>
+          <w:sz w:val="24"/>
+          <w:szCs w:val="24"/>
+        </w:rPr>
+        <w:t>มหาวิทยาลัยมหิดล</w:t>
+      </w:r>
+      <w:proofErr w:type="spellEnd"/>
     </w:p>
     <w:p>
       <w:pPr>
         <w:spacing w:after="120"/>
       </w:pPr>
+      <w:proofErr w:type="spellStart"/>
       <w:r>
         <w:rPr>
           <w:i/>
           <w:iCs/>
           <w:color w:val="7F7F7F"/>
         </w:rPr>
-        <w:t>อ้างอิง: WP-02 Project Plan v1.0   |   Project Schedule: 25 เม.ย. – 7 มิ.ย. 2569   |   เวอร์ชัน: 2.3   |   วันที่: 28 พ.ค. 2569</w:t>
+        <w:t>อ้างอิง</w:t>
+      </w:r>
+      <w:proofErr w:type="spellEnd"/>
+      <w:r>
+        <w:rPr>
+          <w:i/>
+          <w:iCs/>
+          <w:color w:val="7F7F7F"/>
+        </w:rPr>
+        <w:t xml:space="preserve">: WP-02 Project Plan v1.0   |   Project Schedule: 25 </w:t>
+      </w:r>
+      <w:proofErr w:type="spellStart"/>
+      <w:r>
+        <w:rPr>
+          <w:i/>
+          <w:iCs/>
+          <w:color w:val="7F7F7F"/>
+        </w:rPr>
+        <w:t>เม.ย</w:t>
+      </w:r>
+      <w:proofErr w:type="spellEnd"/>
+      <w:r>
+        <w:rPr>
+          <w:i/>
+          <w:iCs/>
+          <w:color w:val="7F7F7F"/>
+        </w:rPr>
+        <w:t xml:space="preserve">. – 7 </w:t>
+      </w:r>
+      <w:proofErr w:type="spellStart"/>
+      <w:r>
+        <w:rPr>
+          <w:i/>
+          <w:iCs/>
+          <w:color w:val="7F7F7F"/>
+        </w:rPr>
+        <w:t>มิ.ย</w:t>
+      </w:r>
+      <w:proofErr w:type="spellEnd"/>
+      <w:r>
+        <w:rPr>
+          <w:i/>
+          <w:iCs/>
+          <w:color w:val="7F7F7F"/>
+        </w:rPr>
+        <w:t xml:space="preserve">. 2569   |   </w:t>
+      </w:r>
+      <w:proofErr w:type="spellStart"/>
+      <w:r>
+        <w:rPr>
+          <w:i/>
+          <w:iCs/>
+          <w:color w:val="7F7F7F"/>
+        </w:rPr>
+        <w:t>เวอร์ชัน</w:t>
+      </w:r>
+      <w:proofErr w:type="spellEnd"/>
+      <w:r>
+        <w:rPr>
+          <w:i/>
+          <w:iCs/>
+          <w:color w:val="7F7F7F"/>
+        </w:rPr>
+        <w:t xml:space="preserve">: 2.3   |   </w:t>
+      </w:r>
+      <w:proofErr w:type="spellStart"/>
+      <w:r>
+        <w:rPr>
+          <w:i/>
+          <w:iCs/>
+          <w:color w:val="7F7F7F"/>
+        </w:rPr>
+        <w:t>วันที่</w:t>
+      </w:r>
+      <w:proofErr w:type="spellEnd"/>
+      <w:r>
+        <w:rPr>
+          <w:i/>
+          <w:iCs/>
+          <w:color w:val="7F7F7F"/>
+        </w:rPr>
+        <w:t xml:space="preserve">: 28 </w:t>
+      </w:r>
+      <w:proofErr w:type="spellStart"/>
+      <w:r>
+        <w:rPr>
+          <w:i/>
+          <w:iCs/>
+          <w:color w:val="7F7F7F"/>
+        </w:rPr>
+        <w:t>พ.ค</w:t>
+      </w:r>
+      <w:proofErr w:type="spellEnd"/>
+      <w:r>
+        <w:rPr>
+          <w:i/>
+          <w:iCs/>
+          <w:color w:val="7F7F7F"/>
+        </w:rPr>
+        <w:t>. 2569</w:t>
       </w:r>
     </w:p>
     <w:p>
@@ -81,8 +233,20 @@
           <w:sz w:val="36"/>
           <w:szCs w:val="36"/>
         </w:rPr>
-        <w:t>1. ภาพรวมโครงการ</w:t>
+        <w:t xml:space="preserve">1. </w:t>
       </w:r>
+      <w:proofErr w:type="spellStart"/>
+      <w:r>
+        <w:rPr>
+          <w:b/>
+          <w:bCs/>
+          <w:color w:val="1F3864"/>
+          <w:sz w:val="36"/>
+          <w:szCs w:val="36"/>
+        </w:rPr>
+        <w:t>ภาพรวมโครงการ</w:t>
+      </w:r>
+      <w:proofErr w:type="spellEnd"/>
     </w:p>
     <w:tbl>
       <w:tblPr>
@@ -125,6 +289,7 @@
             <w:vAlign w:val="center"/>
           </w:tcPr>
           <w:p>
+            <w:proofErr w:type="spellStart"/>
             <w:r>
               <w:rPr>
                 <w:b/>
@@ -133,6 +298,7 @@
               </w:rPr>
               <w:t>ชื่อระบบ</w:t>
             </w:r>
+            <w:proofErr w:type="spellEnd"/>
           </w:p>
         </w:tc>
         <w:tc>
@@ -182,6 +348,7 @@
             <w:vAlign w:val="center"/>
           </w:tcPr>
           <w:p>
+            <w:proofErr w:type="spellStart"/>
             <w:r>
               <w:rPr>
                 <w:b/>
@@ -190,6 +357,7 @@
               </w:rPr>
               <w:t>ลูกค้า</w:t>
             </w:r>
+            <w:proofErr w:type="spellEnd"/>
           </w:p>
         </w:tc>
         <w:tc>
@@ -211,12 +379,28 @@
             <w:vAlign w:val="center"/>
           </w:tcPr>
           <w:p>
-            <w:r>
-              <w:rPr>
-                <w:color w:val="263238"/>
-              </w:rPr>
-              <w:t>คณะพยาบาลศาสตร์ มหาวิทยาลัยมหิดล</w:t>
-            </w:r>
+            <w:proofErr w:type="spellStart"/>
+            <w:r>
+              <w:rPr>
+                <w:color w:val="263238"/>
+              </w:rPr>
+              <w:t>คณะพยาบาลศาสตร์</w:t>
+            </w:r>
+            <w:proofErr w:type="spellEnd"/>
+            <w:r>
+              <w:rPr>
+                <w:color w:val="263238"/>
+              </w:rPr>
+              <w:t xml:space="preserve"> </w:t>
+            </w:r>
+            <w:proofErr w:type="spellStart"/>
+            <w:r>
+              <w:rPr>
+                <w:color w:val="263238"/>
+              </w:rPr>
+              <w:t>มหาวิทยาลัยมหิดล</w:t>
+            </w:r>
+            <w:proofErr w:type="spellEnd"/>
           </w:p>
         </w:tc>
       </w:tr>
@@ -240,6 +424,7 @@
             <w:vAlign w:val="center"/>
           </w:tcPr>
           <w:p>
+            <w:proofErr w:type="spellStart"/>
             <w:r>
               <w:rPr>
                 <w:b/>
@@ -248,6 +433,7 @@
               </w:rPr>
               <w:t>ผู้พัฒนา</w:t>
             </w:r>
+            <w:proofErr w:type="spellEnd"/>
           </w:p>
         </w:tc>
         <w:tc>
@@ -268,12 +454,42 @@
             <w:vAlign w:val="center"/>
           </w:tcPr>
           <w:p>
-            <w:r>
-              <w:rPr>
-                <w:color w:val="263238"/>
-              </w:rPr>
-              <w:t>ราชันย์ พิพัฒน์ และทีม</w:t>
-            </w:r>
+            <w:proofErr w:type="spellStart"/>
+            <w:r>
+              <w:rPr>
+                <w:color w:val="263238"/>
+              </w:rPr>
+              <w:t>ราชันย์</w:t>
+            </w:r>
+            <w:proofErr w:type="spellEnd"/>
+            <w:r>
+              <w:rPr>
+                <w:color w:val="263238"/>
+              </w:rPr>
+              <w:t xml:space="preserve"> </w:t>
+            </w:r>
+            <w:proofErr w:type="spellStart"/>
+            <w:r>
+              <w:rPr>
+                <w:color w:val="263238"/>
+              </w:rPr>
+              <w:t>พิพัฒน์</w:t>
+            </w:r>
+            <w:proofErr w:type="spellEnd"/>
+            <w:r>
+              <w:rPr>
+                <w:color w:val="263238"/>
+              </w:rPr>
+              <w:t xml:space="preserve"> </w:t>
+            </w:r>
+            <w:proofErr w:type="spellStart"/>
+            <w:r>
+              <w:rPr>
+                <w:color w:val="263238"/>
+              </w:rPr>
+              <w:t>และทีม</w:t>
+            </w:r>
+            <w:proofErr w:type="spellEnd"/>
           </w:p>
         </w:tc>
       </w:tr>
@@ -297,6 +513,7 @@
             <w:vAlign w:val="center"/>
           </w:tcPr>
           <w:p>
+            <w:proofErr w:type="spellStart"/>
             <w:r>
               <w:rPr>
                 <w:b/>
@@ -305,6 +522,7 @@
               </w:rPr>
               <w:t>ระยะเวลา</w:t>
             </w:r>
+            <w:proofErr w:type="spellEnd"/>
           </w:p>
         </w:tc>
         <w:tc>
@@ -330,7 +548,49 @@
               <w:rPr>
                 <w:color w:val="263238"/>
               </w:rPr>
-              <w:t>25 เม.ย. 2569 – 7 มิ.ย. 2569 (6 สัปดาห์)</w:t>
+              <w:t xml:space="preserve">25 </w:t>
+            </w:r>
+            <w:proofErr w:type="spellStart"/>
+            <w:r>
+              <w:rPr>
+                <w:color w:val="263238"/>
+              </w:rPr>
+              <w:t>เม.ย</w:t>
+            </w:r>
+            <w:proofErr w:type="spellEnd"/>
+            <w:r>
+              <w:rPr>
+                <w:color w:val="263238"/>
+              </w:rPr>
+              <w:t xml:space="preserve">. 2569 – 7 </w:t>
+            </w:r>
+            <w:proofErr w:type="spellStart"/>
+            <w:r>
+              <w:rPr>
+                <w:color w:val="263238"/>
+              </w:rPr>
+              <w:t>มิ.ย</w:t>
+            </w:r>
+            <w:proofErr w:type="spellEnd"/>
+            <w:r>
+              <w:rPr>
+                <w:color w:val="263238"/>
+              </w:rPr>
+              <w:t xml:space="preserve">. 2569 (6 </w:t>
+            </w:r>
+            <w:proofErr w:type="spellStart"/>
+            <w:r>
+              <w:rPr>
+                <w:color w:val="263238"/>
+              </w:rPr>
+              <w:t>สัปดาห์</w:t>
+            </w:r>
+            <w:proofErr w:type="spellEnd"/>
+            <w:r>
+              <w:rPr>
+                <w:color w:val="263238"/>
+              </w:rPr>
+              <w:t>)</w:t>
             </w:r>
           </w:p>
         </w:tc>
@@ -355,13 +615,23 @@
             <w:vAlign w:val="center"/>
           </w:tcPr>
           <w:p>
+            <w:proofErr w:type="spellStart"/>
             <w:r>
               <w:rPr>
                 <w:b/>
                 <w:bCs/>
                 <w:color w:val="1F3864"/>
               </w:rPr>
-              <w:t>จำนวน Sprint</w:t>
+              <w:t>จำนวน</w:t>
+            </w:r>
+            <w:proofErr w:type="spellEnd"/>
+            <w:r>
+              <w:rPr>
+                <w:b/>
+                <w:bCs/>
+                <w:color w:val="1F3864"/>
+              </w:rPr>
+              <w:t xml:space="preserve"> Sprint</w:t>
             </w:r>
           </w:p>
         </w:tc>
@@ -387,7 +657,21 @@
               <w:rPr>
                 <w:color w:val="263238"/>
               </w:rPr>
-              <w:t>7 Sprints (Phase 1 / Version 1.0)  +  5 Sub-Sprints (Phase 2 / Version 2.0)</w:t>
+              <w:t>7 Sprints (Phase 1 / Version 1.0</w:t>
+            </w:r>
+            <w:proofErr w:type="gramStart"/>
+            <w:r>
+              <w:rPr>
+                <w:color w:val="263238"/>
+              </w:rPr>
+              <w:t>)  +</w:t>
+            </w:r>
+            <w:proofErr w:type="gramEnd"/>
+            <w:r>
+              <w:rPr>
+                <w:color w:val="263238"/>
+              </w:rPr>
+              <w:t xml:space="preserve">  5 Sub-Sprints (Phase 2 / Version 2.0)</w:t>
             </w:r>
           </w:p>
         </w:tc>
@@ -418,8 +702,18 @@
                 <w:bCs/>
                 <w:color w:val="1F3864"/>
               </w:rPr>
-              <w:t>Story Points รวม</w:t>
-            </w:r>
+              <w:t xml:space="preserve">Story Points </w:t>
+            </w:r>
+            <w:proofErr w:type="spellStart"/>
+            <w:r>
+              <w:rPr>
+                <w:b/>
+                <w:bCs/>
+                <w:color w:val="1F3864"/>
+              </w:rPr>
+              <w:t>รวม</w:t>
+            </w:r>
+            <w:proofErr w:type="spellEnd"/>
           </w:p>
         </w:tc>
         <w:tc>
@@ -445,7 +739,21 @@
               <w:rPr>
                 <w:color w:val="263238"/>
               </w:rPr>
-              <w:t>293 SP  |  64 User Stories</w:t>
+              <w:t xml:space="preserve">293 </w:t>
+            </w:r>
+            <w:proofErr w:type="gramStart"/>
+            <w:r>
+              <w:rPr>
+                <w:color w:val="263238"/>
+              </w:rPr>
+              <w:t>SP  |</w:t>
+            </w:r>
+            <w:proofErr w:type="gramEnd"/>
+            <w:r>
+              <w:rPr>
+                <w:color w:val="263238"/>
+              </w:rPr>
+              <w:t xml:space="preserve">  64 User Stories</w:t>
             </w:r>
           </w:p>
         </w:tc>
@@ -476,8 +784,18 @@
                 <w:bCs/>
                 <w:color w:val="1F3864"/>
               </w:rPr>
-              <w:t>Version ที่กำลังพัฒนา</w:t>
-            </w:r>
+              <w:t xml:space="preserve">Version </w:t>
+            </w:r>
+            <w:proofErr w:type="spellStart"/>
+            <w:r>
+              <w:rPr>
+                <w:b/>
+                <w:bCs/>
+                <w:color w:val="1F3864"/>
+              </w:rPr>
+              <w:t>ที่กำลังพัฒนา</w:t>
+            </w:r>
+            <w:proofErr w:type="spellEnd"/>
           </w:p>
         </w:tc>
         <w:tc>
@@ -502,7 +820,21 @@
               <w:rPr>
                 <w:color w:val="263238"/>
               </w:rPr>
-              <w:t>Version 1.0  —  Phase 1 (7 Sprints, 191 SP)</w:t>
+              <w:t xml:space="preserve">Version </w:t>
+            </w:r>
+            <w:proofErr w:type="gramStart"/>
+            <w:r>
+              <w:rPr>
+                <w:color w:val="263238"/>
+              </w:rPr>
+              <w:t>1.0  —</w:t>
+            </w:r>
+            <w:proofErr w:type="gramEnd"/>
+            <w:r>
+              <w:rPr>
+                <w:color w:val="263238"/>
+              </w:rPr>
+              <w:t xml:space="preserve">  Phase 1 (7 Sprints, 191 SP)</w:t>
             </w:r>
           </w:p>
         </w:tc>
@@ -528,7 +860,51 @@
           <w:sz w:val="36"/>
           <w:szCs w:val="36"/>
         </w:rPr>
-        <w:t>2. สถานะ Phase (ณ 6 พ.ค. 2569)</w:t>
+        <w:t xml:space="preserve">2. </w:t>
+      </w:r>
+      <w:proofErr w:type="spellStart"/>
+      <w:r>
+        <w:rPr>
+          <w:b/>
+          <w:bCs/>
+          <w:color w:val="1F3864"/>
+          <w:sz w:val="36"/>
+          <w:szCs w:val="36"/>
+        </w:rPr>
+        <w:t>สถานะ</w:t>
+      </w:r>
+      <w:proofErr w:type="spellEnd"/>
+      <w:r>
+        <w:rPr>
+          <w:b/>
+          <w:bCs/>
+          <w:color w:val="1F3864"/>
+          <w:sz w:val="36"/>
+          <w:szCs w:val="36"/>
+        </w:rPr>
+        <w:t xml:space="preserve"> Phase (ณ 6 </w:t>
+      </w:r>
+      <w:proofErr w:type="spellStart"/>
+      <w:r>
+        <w:rPr>
+          <w:b/>
+          <w:bCs/>
+          <w:color w:val="1F3864"/>
+          <w:sz w:val="36"/>
+          <w:szCs w:val="36"/>
+        </w:rPr>
+        <w:t>พ.ค</w:t>
+      </w:r>
+      <w:proofErr w:type="spellEnd"/>
+      <w:r>
+        <w:rPr>
+          <w:b/>
+          <w:bCs/>
+          <w:color w:val="1F3864"/>
+          <w:sz w:val="36"/>
+          <w:szCs w:val="36"/>
+        </w:rPr>
+        <w:t>. 2569)</w:t>
       </w:r>
     </w:p>
     <w:tbl>
@@ -611,6 +987,7 @@
             <w:pPr>
               <w:jc w:val="center"/>
             </w:pPr>
+            <w:proofErr w:type="spellStart"/>
             <w:r>
               <w:rPr>
                 <w:b/>
@@ -621,6 +998,7 @@
               </w:rPr>
               <w:t>ชื่อ</w:t>
             </w:r>
+            <w:proofErr w:type="spellEnd"/>
           </w:p>
         </w:tc>
         <w:tc>
@@ -645,6 +1023,7 @@
             <w:pPr>
               <w:jc w:val="center"/>
             </w:pPr>
+            <w:proofErr w:type="spellStart"/>
             <w:r>
               <w:rPr>
                 <w:b/>
@@ -655,6 +1034,7 @@
               </w:rPr>
               <w:t>ช่วงวันที่</w:t>
             </w:r>
+            <w:proofErr w:type="spellEnd"/>
           </w:p>
         </w:tc>
         <w:tc>
@@ -679,6 +1059,7 @@
             <w:pPr>
               <w:jc w:val="center"/>
             </w:pPr>
+            <w:proofErr w:type="spellStart"/>
             <w:r>
               <w:rPr>
                 <w:b/>
@@ -689,6 +1070,7 @@
               </w:rPr>
               <w:t>สถานะ</w:t>
             </w:r>
+            <w:proofErr w:type="spellEnd"/>
           </w:p>
         </w:tc>
       </w:tr>
@@ -769,7 +1151,21 @@
               <w:rPr>
                 <w:color w:val="263238"/>
               </w:rPr>
-              <w:t>25–29 เม.ย. 2569</w:t>
+              <w:t xml:space="preserve">25–29 </w:t>
+            </w:r>
+            <w:proofErr w:type="spellStart"/>
+            <w:r>
+              <w:rPr>
+                <w:color w:val="263238"/>
+              </w:rPr>
+              <w:t>เม.ย</w:t>
+            </w:r>
+            <w:proofErr w:type="spellEnd"/>
+            <w:r>
+              <w:rPr>
+                <w:color w:val="263238"/>
+              </w:rPr>
+              <w:t>. 2569</w:t>
             </w:r>
           </w:p>
         </w:tc>
@@ -797,8 +1193,18 @@
                 <w:bCs/>
                 <w:color w:val="1E8449"/>
               </w:rPr>
-              <w:t>✅ เสร็จแล้ว</w:t>
-            </w:r>
+              <w:t xml:space="preserve">✅ </w:t>
+            </w:r>
+            <w:proofErr w:type="spellStart"/>
+            <w:r>
+              <w:rPr>
+                <w:b/>
+                <w:bCs/>
+                <w:color w:val="1E8449"/>
+              </w:rPr>
+              <w:t>เสร็จแล้ว</w:t>
+            </w:r>
+            <w:proofErr w:type="spellEnd"/>
           </w:p>
         </w:tc>
       </w:tr>
@@ -882,7 +1288,35 @@
               <w:rPr>
                 <w:color w:val="263238"/>
               </w:rPr>
-              <w:t>29 เม.ย. – 6 พ.ค. 2569</w:t>
+              <w:t xml:space="preserve">29 </w:t>
+            </w:r>
+            <w:proofErr w:type="spellStart"/>
+            <w:r>
+              <w:rPr>
+                <w:color w:val="263238"/>
+              </w:rPr>
+              <w:t>เม.ย</w:t>
+            </w:r>
+            <w:proofErr w:type="spellEnd"/>
+            <w:r>
+              <w:rPr>
+                <w:color w:val="263238"/>
+              </w:rPr>
+              <w:t xml:space="preserve">. – 6 </w:t>
+            </w:r>
+            <w:proofErr w:type="spellStart"/>
+            <w:r>
+              <w:rPr>
+                <w:color w:val="263238"/>
+              </w:rPr>
+              <w:t>พ.ค</w:t>
+            </w:r>
+            <w:proofErr w:type="spellEnd"/>
+            <w:r>
+              <w:rPr>
+                <w:color w:val="263238"/>
+              </w:rPr>
+              <w:t>. 2569</w:t>
             </w:r>
           </w:p>
         </w:tc>
@@ -905,14 +1339,29 @@
             <w:vAlign w:val="center"/>
           </w:tcPr>
           <w:p>
-            <w:r>
-              <w:rPr>
-                <w:b/>
-                <w:bCs/>
-                <w:color w:val="F4B942"/>
-              </w:rPr>
-              <w:t>✅ เสร็จแล้ว</w:t>
-            </w:r>
+            <w:pPr>
+              <w:rPr>
+                <w:color w:val="4EA72E" w:themeColor="accent6"/>
+              </w:rPr>
+            </w:pPr>
+            <w:r>
+              <w:rPr>
+                <w:b/>
+                <w:bCs/>
+                <w:color w:val="4EA72E" w:themeColor="accent6"/>
+              </w:rPr>
+              <w:t xml:space="preserve">✅ </w:t>
+            </w:r>
+            <w:proofErr w:type="spellStart"/>
+            <w:r>
+              <w:rPr>
+                <w:b/>
+                <w:bCs/>
+                <w:color w:val="4EA72E" w:themeColor="accent6"/>
+              </w:rPr>
+              <w:t>เสร็จแล้ว</w:t>
+            </w:r>
+            <w:proofErr w:type="spellEnd"/>
           </w:p>
         </w:tc>
       </w:tr>
@@ -993,7 +1442,21 @@
               <w:rPr>
                 <w:color w:val="263238"/>
               </w:rPr>
-              <w:t>4–8 พ.ค. 2569</w:t>
+              <w:t xml:space="preserve">4–8 </w:t>
+            </w:r>
+            <w:proofErr w:type="spellStart"/>
+            <w:r>
+              <w:rPr>
+                <w:color w:val="263238"/>
+              </w:rPr>
+              <w:t>พ.ค</w:t>
+            </w:r>
+            <w:proofErr w:type="spellEnd"/>
+            <w:r>
+              <w:rPr>
+                <w:color w:val="263238"/>
+              </w:rPr>
+              <w:t>. 2569</w:t>
             </w:r>
           </w:p>
         </w:tc>
@@ -1015,14 +1478,29 @@
             <w:vAlign w:val="center"/>
           </w:tcPr>
           <w:p>
-            <w:r>
-              <w:rPr>
-                <w:b/>
-                <w:bCs/>
-                <w:color w:val="F4B942"/>
-              </w:rPr>
-              <w:t>✅ เสร็จแล้ว</w:t>
-            </w:r>
+            <w:pPr>
+              <w:rPr>
+                <w:color w:val="4EA72E" w:themeColor="accent6"/>
+              </w:rPr>
+            </w:pPr>
+            <w:r>
+              <w:rPr>
+                <w:b/>
+                <w:bCs/>
+                <w:color w:val="4EA72E" w:themeColor="accent6"/>
+              </w:rPr>
+              <w:t xml:space="preserve">✅ </w:t>
+            </w:r>
+            <w:proofErr w:type="spellStart"/>
+            <w:r>
+              <w:rPr>
+                <w:b/>
+                <w:bCs/>
+                <w:color w:val="4EA72E" w:themeColor="accent6"/>
+              </w:rPr>
+              <w:t>เสร็จแล้ว</w:t>
+            </w:r>
+            <w:proofErr w:type="spellEnd"/>
           </w:p>
         </w:tc>
       </w:tr>
@@ -1106,7 +1584,21 @@
               <w:rPr>
                 <w:color w:val="263238"/>
               </w:rPr>
-              <w:t>11–28 พ.ค. 2569</w:t>
+              <w:t xml:space="preserve">11–28 </w:t>
+            </w:r>
+            <w:proofErr w:type="spellStart"/>
+            <w:r>
+              <w:rPr>
+                <w:color w:val="263238"/>
+              </w:rPr>
+              <w:t>พ.ค</w:t>
+            </w:r>
+            <w:proofErr w:type="spellEnd"/>
+            <w:r>
+              <w:rPr>
+                <w:color w:val="263238"/>
+              </w:rPr>
+              <w:t>. 2569</w:t>
             </w:r>
           </w:p>
         </w:tc>
@@ -1129,13 +1621,34 @@
             <w:vAlign w:val="center"/>
           </w:tcPr>
           <w:p>
-            <w:r/>
             <w:r>
               <w:rPr>
                 <w:sz w:val="22"/>
               </w:rPr>
-              <w:t>✅ Sprint 1–7 + Schedule Suite (M3+M4+M8) merge เข้า sprint ครบ</w:t>
-            </w:r>
+              <w:t xml:space="preserve">✅ Sprint 1–7 + Schedule Suite (M3+M4+M8) merge </w:t>
+            </w:r>
+            <w:proofErr w:type="spellStart"/>
+            <w:r>
+              <w:rPr>
+                <w:sz w:val="22"/>
+              </w:rPr>
+              <w:t>เข้า</w:t>
+            </w:r>
+            <w:proofErr w:type="spellEnd"/>
+            <w:r>
+              <w:rPr>
+                <w:sz w:val="22"/>
+              </w:rPr>
+              <w:t xml:space="preserve"> sprint </w:t>
+            </w:r>
+            <w:proofErr w:type="spellStart"/>
+            <w:r>
+              <w:rPr>
+                <w:sz w:val="22"/>
+              </w:rPr>
+              <w:t>ครบ</w:t>
+            </w:r>
+            <w:proofErr w:type="spellEnd"/>
           </w:p>
         </w:tc>
       </w:tr>
@@ -1216,7 +1729,35 @@
               <w:rPr>
                 <w:color w:val="263238"/>
               </w:rPr>
-              <w:t>11 พ.ค. – 2 มิ.ย. 2569</w:t>
+              <w:t xml:space="preserve">11 </w:t>
+            </w:r>
+            <w:proofErr w:type="spellStart"/>
+            <w:r>
+              <w:rPr>
+                <w:color w:val="263238"/>
+              </w:rPr>
+              <w:t>พ.ค</w:t>
+            </w:r>
+            <w:proofErr w:type="spellEnd"/>
+            <w:r>
+              <w:rPr>
+                <w:color w:val="263238"/>
+              </w:rPr>
+              <w:t xml:space="preserve">. – 2 </w:t>
+            </w:r>
+            <w:proofErr w:type="spellStart"/>
+            <w:r>
+              <w:rPr>
+                <w:color w:val="263238"/>
+              </w:rPr>
+              <w:t>มิ.ย</w:t>
+            </w:r>
+            <w:proofErr w:type="spellEnd"/>
+            <w:r>
+              <w:rPr>
+                <w:color w:val="263238"/>
+              </w:rPr>
+              <w:t>. 2569</w:t>
             </w:r>
           </w:p>
         </w:tc>
@@ -1238,13 +1779,76 @@
             <w:vAlign w:val="center"/>
           </w:tcPr>
           <w:p>
-            <w:r/>
             <w:r>
               <w:rPr>
                 <w:sz w:val="22"/>
               </w:rPr>
-              <w:t>🟡 Internal Testing — Bug Report 28 พ.ค. รอบ 1 ปิดครบ, รอบ 2 #0/#1/#2 ปิดแล้ว</w:t>
-            </w:r>
+              <w:t xml:space="preserve">🟡 Internal Testing — Bug Report 28 </w:t>
+            </w:r>
+            <w:proofErr w:type="spellStart"/>
+            <w:r>
+              <w:rPr>
+                <w:sz w:val="22"/>
+              </w:rPr>
+              <w:t>พ.ค</w:t>
+            </w:r>
+            <w:proofErr w:type="spellEnd"/>
+            <w:r>
+              <w:rPr>
+                <w:sz w:val="22"/>
+              </w:rPr>
+              <w:t xml:space="preserve">. </w:t>
+            </w:r>
+            <w:proofErr w:type="spellStart"/>
+            <w:r>
+              <w:rPr>
+                <w:sz w:val="22"/>
+              </w:rPr>
+              <w:t>รอบ</w:t>
+            </w:r>
+            <w:proofErr w:type="spellEnd"/>
+            <w:r>
+              <w:rPr>
+                <w:sz w:val="22"/>
+              </w:rPr>
+              <w:t xml:space="preserve"> 1 </w:t>
+            </w:r>
+            <w:proofErr w:type="spellStart"/>
+            <w:r>
+              <w:rPr>
+                <w:sz w:val="22"/>
+              </w:rPr>
+              <w:t>ปิดครบ</w:t>
+            </w:r>
+            <w:proofErr w:type="spellEnd"/>
+            <w:r>
+              <w:rPr>
+                <w:sz w:val="22"/>
+              </w:rPr>
+              <w:t xml:space="preserve">, </w:t>
+            </w:r>
+            <w:proofErr w:type="spellStart"/>
+            <w:r>
+              <w:rPr>
+                <w:sz w:val="22"/>
+              </w:rPr>
+              <w:t>รอบ</w:t>
+            </w:r>
+            <w:proofErr w:type="spellEnd"/>
+            <w:r>
+              <w:rPr>
+                <w:sz w:val="22"/>
+              </w:rPr>
+              <w:t xml:space="preserve"> 2 #0/#1/#2 </w:t>
+            </w:r>
+            <w:proofErr w:type="spellStart"/>
+            <w:r>
+              <w:rPr>
+                <w:sz w:val="22"/>
+              </w:rPr>
+              <w:t>ปิดแล้ว</w:t>
+            </w:r>
+            <w:proofErr w:type="spellEnd"/>
           </w:p>
         </w:tc>
       </w:tr>
@@ -1328,7 +1932,21 @@
               <w:rPr>
                 <w:color w:val="263238"/>
               </w:rPr>
-              <w:t>4–5 มิ.ย. 2569</w:t>
+              <w:t xml:space="preserve">4–5 </w:t>
+            </w:r>
+            <w:proofErr w:type="spellStart"/>
+            <w:r>
+              <w:rPr>
+                <w:color w:val="263238"/>
+              </w:rPr>
+              <w:t>มิ.ย</w:t>
+            </w:r>
+            <w:proofErr w:type="spellEnd"/>
+            <w:r>
+              <w:rPr>
+                <w:color w:val="263238"/>
+              </w:rPr>
+              <w:t>. 2569</w:t>
             </w:r>
           </w:p>
         </w:tc>
@@ -1351,6 +1969,7 @@
             <w:vAlign w:val="center"/>
           </w:tcPr>
           <w:p>
+            <w:proofErr w:type="spellStart"/>
             <w:r>
               <w:rPr>
                 <w:b/>
@@ -1359,6 +1978,7 @@
               </w:rPr>
               <w:t>ยังไม่เริ่ม</w:t>
             </w:r>
+            <w:proofErr w:type="spellEnd"/>
           </w:p>
         </w:tc>
       </w:tr>
@@ -1439,7 +2059,21 @@
               <w:rPr>
                 <w:color w:val="263238"/>
               </w:rPr>
-              <w:t>7 มิ.ย. 2569</w:t>
+              <w:t xml:space="preserve">7 </w:t>
+            </w:r>
+            <w:proofErr w:type="spellStart"/>
+            <w:r>
+              <w:rPr>
+                <w:color w:val="263238"/>
+              </w:rPr>
+              <w:t>มิ.ย</w:t>
+            </w:r>
+            <w:proofErr w:type="spellEnd"/>
+            <w:r>
+              <w:rPr>
+                <w:color w:val="263238"/>
+              </w:rPr>
+              <w:t>. 2569</w:t>
             </w:r>
           </w:p>
         </w:tc>
@@ -1461,6 +2095,7 @@
             <w:vAlign w:val="center"/>
           </w:tcPr>
           <w:p>
+            <w:proofErr w:type="spellStart"/>
             <w:r>
               <w:rPr>
                 <w:b/>
@@ -1469,6 +2104,7 @@
               </w:rPr>
               <w:t>ยังไม่เริ่ม</w:t>
             </w:r>
+            <w:proofErr w:type="spellEnd"/>
           </w:p>
         </w:tc>
       </w:tr>
@@ -1493,21 +2129,99 @@
           <w:sz w:val="36"/>
           <w:szCs w:val="36"/>
         </w:rPr>
-        <w:t>3. บทบาทผู้ใช้งาน (User Roles)</w:t>
+        <w:t xml:space="preserve">3. </w:t>
+      </w:r>
+      <w:proofErr w:type="spellStart"/>
+      <w:r>
+        <w:rPr>
+          <w:b/>
+          <w:bCs/>
+          <w:color w:val="1F3864"/>
+          <w:sz w:val="36"/>
+          <w:szCs w:val="36"/>
+        </w:rPr>
+        <w:t>บทบาทผู้ใช้งาน</w:t>
+      </w:r>
+      <w:proofErr w:type="spellEnd"/>
+      <w:r>
+        <w:rPr>
+          <w:b/>
+          <w:bCs/>
+          <w:color w:val="1F3864"/>
+          <w:sz w:val="36"/>
+          <w:szCs w:val="36"/>
+        </w:rPr>
+        <w:t xml:space="preserve"> (User Roles)</w:t>
       </w:r>
     </w:p>
     <w:p>
       <w:pPr>
         <w:spacing w:after="80"/>
       </w:pPr>
+      <w:proofErr w:type="spellStart"/>
       <w:r>
         <w:rPr>
           <w:b/>
           <w:bCs/>
           <w:color w:val="1F3864"/>
         </w:rPr>
-        <w:t>ระบบมี 5 บทบาทเท่านั้น — ไม่มี Role นักศึกษาในระบบนี้</w:t>
+        <w:t>ระบบมี</w:t>
       </w:r>
+      <w:proofErr w:type="spellEnd"/>
+      <w:r>
+        <w:rPr>
+          <w:b/>
+          <w:bCs/>
+          <w:color w:val="1F3864"/>
+        </w:rPr>
+        <w:t xml:space="preserve"> 5 </w:t>
+      </w:r>
+      <w:proofErr w:type="spellStart"/>
+      <w:r>
+        <w:rPr>
+          <w:b/>
+          <w:bCs/>
+          <w:color w:val="1F3864"/>
+        </w:rPr>
+        <w:t>บทบาทเท่านั้น</w:t>
+      </w:r>
+      <w:proofErr w:type="spellEnd"/>
+      <w:r>
+        <w:rPr>
+          <w:b/>
+          <w:bCs/>
+          <w:color w:val="1F3864"/>
+        </w:rPr>
+        <w:t xml:space="preserve"> — </w:t>
+      </w:r>
+      <w:proofErr w:type="spellStart"/>
+      <w:r>
+        <w:rPr>
+          <w:b/>
+          <w:bCs/>
+          <w:color w:val="1F3864"/>
+        </w:rPr>
+        <w:t>ไม่มี</w:t>
+      </w:r>
+      <w:proofErr w:type="spellEnd"/>
+      <w:r>
+        <w:rPr>
+          <w:b/>
+          <w:bCs/>
+          <w:color w:val="1F3864"/>
+        </w:rPr>
+        <w:t xml:space="preserve"> Role </w:t>
+      </w:r>
+      <w:proofErr w:type="spellStart"/>
+      <w:r>
+        <w:rPr>
+          <w:b/>
+          <w:bCs/>
+          <w:color w:val="1F3864"/>
+        </w:rPr>
+        <w:t>นักศึกษาในระบบนี้</w:t>
+      </w:r>
+      <w:proofErr w:type="spellEnd"/>
     </w:p>
     <w:p>
       <w:pPr>
@@ -1568,6 +2282,7 @@
                 <w:sz w:val="24"/>
                 <w:szCs w:val="24"/>
               </w:rPr>
+              <w:lastRenderedPageBreak/>
               <w:t>#</w:t>
             </w:r>
           </w:p>
@@ -1628,6 +2343,7 @@
             <w:pPr>
               <w:jc w:val="center"/>
             </w:pPr>
+            <w:proofErr w:type="spellStart"/>
             <w:r>
               <w:rPr>
                 <w:b/>
@@ -1638,6 +2354,7 @@
               </w:rPr>
               <w:t>สิทธิ์การเข้าถึง</w:t>
             </w:r>
+            <w:proofErr w:type="spellEnd"/>
           </w:p>
         </w:tc>
         <w:tc>
@@ -1662,6 +2379,7 @@
             <w:pPr>
               <w:jc w:val="center"/>
             </w:pPr>
+            <w:proofErr w:type="spellStart"/>
             <w:r>
               <w:rPr>
                 <w:b/>
@@ -1672,6 +2390,7 @@
               </w:rPr>
               <w:t>หน้าที่หลัก</w:t>
             </w:r>
+            <w:proofErr w:type="spellEnd"/>
           </w:p>
         </w:tc>
       </w:tr>
@@ -1703,7 +2422,6 @@
                 <w:bCs/>
                 <w:color w:val="1F3864"/>
               </w:rPr>
-              <w:lastRenderedPageBreak/>
               <w:t>1</w:t>
             </w:r>
           </w:p>
@@ -1732,7 +2450,25 @@
                 <w:bCs/>
                 <w:color w:val="1F3864"/>
               </w:rPr>
-              <w:t>System Admin (ผู้ดูแลระบบ)</w:t>
+              <w:t>System Admin (</w:t>
+            </w:r>
+            <w:proofErr w:type="spellStart"/>
+            <w:r>
+              <w:rPr>
+                <w:b/>
+                <w:bCs/>
+                <w:color w:val="1F3864"/>
+              </w:rPr>
+              <w:t>ผู้ดูแลระบบ</w:t>
+            </w:r>
+            <w:proofErr w:type="spellEnd"/>
+            <w:r>
+              <w:rPr>
+                <w:b/>
+                <w:bCs/>
+                <w:color w:val="1F3864"/>
+              </w:rPr>
+              <w:t>)</w:t>
             </w:r>
           </w:p>
         </w:tc>
@@ -1758,8 +2494,16 @@
               <w:rPr>
                 <w:color w:val="263238"/>
               </w:rPr>
-              <w:t>Read + Write ทุกส่วน</w:t>
-            </w:r>
+              <w:t xml:space="preserve">Read + Write </w:t>
+            </w:r>
+            <w:proofErr w:type="spellStart"/>
+            <w:r>
+              <w:rPr>
+                <w:color w:val="263238"/>
+              </w:rPr>
+              <w:t>ทุกส่วน</w:t>
+            </w:r>
+            <w:proofErr w:type="spellEnd"/>
           </w:p>
         </w:tc>
         <w:tc>
@@ -1780,12 +2524,64 @@
             <w:vAlign w:val="center"/>
           </w:tcPr>
           <w:p>
-            <w:r>
-              <w:rPr>
-                <w:color w:val="263238"/>
-              </w:rPr>
-              <w:t>จัดการ Master Data, จัดการสิทธิ์ผู้ใช้งาน, Admin Override แก้ไขตารางแทน Course Head ได้</w:t>
-            </w:r>
+            <w:proofErr w:type="spellStart"/>
+            <w:r>
+              <w:rPr>
+                <w:color w:val="263238"/>
+              </w:rPr>
+              <w:t>จัดการ</w:t>
+            </w:r>
+            <w:proofErr w:type="spellEnd"/>
+            <w:r>
+              <w:rPr>
+                <w:color w:val="263238"/>
+              </w:rPr>
+              <w:t xml:space="preserve"> Master </w:t>
+            </w:r>
+            <w:proofErr w:type="gramStart"/>
+            <w:r>
+              <w:rPr>
+                <w:color w:val="263238"/>
+              </w:rPr>
+              <w:t xml:space="preserve">Data, </w:t>
+            </w:r>
+            <w:proofErr w:type="spellStart"/>
+            <w:r>
+              <w:rPr>
+                <w:color w:val="263238"/>
+              </w:rPr>
+              <w:t>จัดการสิทธิ์ผู้ใช้งาน</w:t>
+            </w:r>
+            <w:proofErr w:type="spellEnd"/>
+            <w:proofErr w:type="gramEnd"/>
+            <w:r>
+              <w:rPr>
+                <w:color w:val="263238"/>
+              </w:rPr>
+              <w:t xml:space="preserve">, Admin Override </w:t>
+            </w:r>
+            <w:proofErr w:type="spellStart"/>
+            <w:r>
+              <w:rPr>
+                <w:color w:val="263238"/>
+              </w:rPr>
+              <w:t>แก้ไขตารางแทน</w:t>
+            </w:r>
+            <w:proofErr w:type="spellEnd"/>
+            <w:r>
+              <w:rPr>
+                <w:color w:val="263238"/>
+              </w:rPr>
+              <w:t xml:space="preserve"> Course Head </w:t>
+            </w:r>
+            <w:proofErr w:type="spellStart"/>
+            <w:r>
+              <w:rPr>
+                <w:color w:val="263238"/>
+              </w:rPr>
+              <w:t>ได้</w:t>
+            </w:r>
+            <w:proofErr w:type="spellEnd"/>
           </w:p>
         </w:tc>
       </w:tr>
@@ -1847,7 +2643,25 @@
                 <w:bCs/>
                 <w:color w:val="1F3864"/>
               </w:rPr>
-              <w:t>Support Staff (เจ้าหน้าที่)</w:t>
+              <w:t>Support Staff (</w:t>
+            </w:r>
+            <w:proofErr w:type="spellStart"/>
+            <w:r>
+              <w:rPr>
+                <w:b/>
+                <w:bCs/>
+                <w:color w:val="1F3864"/>
+              </w:rPr>
+              <w:t>เจ้าหน้าที่</w:t>
+            </w:r>
+            <w:proofErr w:type="spellEnd"/>
+            <w:r>
+              <w:rPr>
+                <w:b/>
+                <w:bCs/>
+                <w:color w:val="1F3864"/>
+              </w:rPr>
+              <w:t>)</w:t>
             </w:r>
           </w:p>
         </w:tc>
@@ -1874,7 +2688,21 @@
               <w:rPr>
                 <w:color w:val="263238"/>
               </w:rPr>
-              <w:t>Read + Write (ตาราง + Master Data)</w:t>
+              <w:t>Read + Write (</w:t>
+            </w:r>
+            <w:proofErr w:type="spellStart"/>
+            <w:r>
+              <w:rPr>
+                <w:color w:val="263238"/>
+              </w:rPr>
+              <w:t>ตาราง</w:t>
+            </w:r>
+            <w:proofErr w:type="spellEnd"/>
+            <w:r>
+              <w:rPr>
+                <w:color w:val="263238"/>
+              </w:rPr>
+              <w:t xml:space="preserve"> + Master Data)</w:t>
             </w:r>
           </w:p>
         </w:tc>
@@ -1897,12 +2725,70 @@
             <w:vAlign w:val="center"/>
           </w:tcPr>
           <w:p>
-            <w:r>
-              <w:rPr>
-                <w:color w:val="263238"/>
-              </w:rPr>
-              <w:t>กรอกข้อมูลพื้นฐาน, ทำงานร่วมกับ Course Head บันทึกตารางสอน/ฝึกปฏิบัติ, ออกรายงาน</w:t>
-            </w:r>
+            <w:proofErr w:type="spellStart"/>
+            <w:r>
+              <w:rPr>
+                <w:color w:val="263238"/>
+              </w:rPr>
+              <w:t>กรอกข้อมูลพื้นฐาน</w:t>
+            </w:r>
+            <w:proofErr w:type="spellEnd"/>
+            <w:r>
+              <w:rPr>
+                <w:color w:val="263238"/>
+              </w:rPr>
+              <w:t xml:space="preserve">, </w:t>
+            </w:r>
+            <w:proofErr w:type="spellStart"/>
+            <w:r>
+              <w:rPr>
+                <w:color w:val="263238"/>
+              </w:rPr>
+              <w:t>ทำงานร่วมกับ</w:t>
+            </w:r>
+            <w:proofErr w:type="spellEnd"/>
+            <w:r>
+              <w:rPr>
+                <w:color w:val="263238"/>
+              </w:rPr>
+              <w:t xml:space="preserve"> Course Head </w:t>
+            </w:r>
+            <w:proofErr w:type="spellStart"/>
+            <w:r>
+              <w:rPr>
+                <w:color w:val="263238"/>
+              </w:rPr>
+              <w:t>บันทึกตารางสอน</w:t>
+            </w:r>
+            <w:proofErr w:type="spellEnd"/>
+            <w:r>
+              <w:rPr>
+                <w:color w:val="263238"/>
+              </w:rPr>
+              <w:t>/</w:t>
+            </w:r>
+            <w:proofErr w:type="spellStart"/>
+            <w:r>
+              <w:rPr>
+                <w:color w:val="263238"/>
+              </w:rPr>
+              <w:t>ฝึกปฏิบัติ</w:t>
+            </w:r>
+            <w:proofErr w:type="spellEnd"/>
+            <w:r>
+              <w:rPr>
+                <w:color w:val="263238"/>
+              </w:rPr>
+              <w:t xml:space="preserve">, </w:t>
+            </w:r>
+            <w:proofErr w:type="spellStart"/>
+            <w:r>
+              <w:rPr>
+                <w:color w:val="263238"/>
+              </w:rPr>
+              <w:t>ออกรายงาน</w:t>
+            </w:r>
+            <w:proofErr w:type="spellEnd"/>
           </w:p>
         </w:tc>
       </w:tr>
@@ -1962,7 +2848,25 @@
                 <w:bCs/>
                 <w:color w:val="1F3864"/>
               </w:rPr>
-              <w:t>Course Head / Maker (หัวหน้าวิชา)</w:t>
+              <w:t>Course Head / Maker (</w:t>
+            </w:r>
+            <w:proofErr w:type="spellStart"/>
+            <w:r>
+              <w:rPr>
+                <w:b/>
+                <w:bCs/>
+                <w:color w:val="1F3864"/>
+              </w:rPr>
+              <w:t>หัวหน้าวิชา</w:t>
+            </w:r>
+            <w:proofErr w:type="spellEnd"/>
+            <w:r>
+              <w:rPr>
+                <w:b/>
+                <w:bCs/>
+                <w:color w:val="1F3864"/>
+              </w:rPr>
+              <w:t>)</w:t>
             </w:r>
           </w:p>
         </w:tc>
@@ -1988,7 +2892,21 @@
               <w:rPr>
                 <w:color w:val="263238"/>
               </w:rPr>
-              <w:t>Read + Write (ตาราง)</w:t>
+              <w:t>Read + Write (</w:t>
+            </w:r>
+            <w:proofErr w:type="spellStart"/>
+            <w:r>
+              <w:rPr>
+                <w:color w:val="263238"/>
+              </w:rPr>
+              <w:t>ตาราง</w:t>
+            </w:r>
+            <w:proofErr w:type="spellEnd"/>
+            <w:r>
+              <w:rPr>
+                <w:color w:val="263238"/>
+              </w:rPr>
+              <w:t>)</w:t>
             </w:r>
           </w:p>
         </w:tc>
@@ -2010,12 +2928,70 @@
             <w:vAlign w:val="center"/>
           </w:tcPr>
           <w:p>
-            <w:r>
-              <w:rPr>
-                <w:color w:val="263238"/>
-              </w:rPr>
-              <w:t>ทำงานร่วมกับ Support Staff สร้าง/แก้ไขตาราง, ตรวจสอบ Conflict/Warning, ส่งขออนุมัติให้ผู้บริหาร</w:t>
-            </w:r>
+            <w:proofErr w:type="spellStart"/>
+            <w:r>
+              <w:rPr>
+                <w:color w:val="263238"/>
+              </w:rPr>
+              <w:t>ทำงานร่วมกับ</w:t>
+            </w:r>
+            <w:proofErr w:type="spellEnd"/>
+            <w:r>
+              <w:rPr>
+                <w:color w:val="263238"/>
+              </w:rPr>
+              <w:t xml:space="preserve"> Support Staff </w:t>
+            </w:r>
+            <w:proofErr w:type="spellStart"/>
+            <w:r>
+              <w:rPr>
+                <w:color w:val="263238"/>
+              </w:rPr>
+              <w:t>สร้าง</w:t>
+            </w:r>
+            <w:proofErr w:type="spellEnd"/>
+            <w:r>
+              <w:rPr>
+                <w:color w:val="263238"/>
+              </w:rPr>
+              <w:t>/</w:t>
+            </w:r>
+            <w:proofErr w:type="spellStart"/>
+            <w:r>
+              <w:rPr>
+                <w:color w:val="263238"/>
+              </w:rPr>
+              <w:t>แก้ไขตาราง</w:t>
+            </w:r>
+            <w:proofErr w:type="spellEnd"/>
+            <w:r>
+              <w:rPr>
+                <w:color w:val="263238"/>
+              </w:rPr>
+              <w:t xml:space="preserve">, </w:t>
+            </w:r>
+            <w:proofErr w:type="spellStart"/>
+            <w:r>
+              <w:rPr>
+                <w:color w:val="263238"/>
+              </w:rPr>
+              <w:t>ตรวจสอบ</w:t>
+            </w:r>
+            <w:proofErr w:type="spellEnd"/>
+            <w:r>
+              <w:rPr>
+                <w:color w:val="263238"/>
+              </w:rPr>
+              <w:t xml:space="preserve"> Conflict/Warning, </w:t>
+            </w:r>
+            <w:proofErr w:type="spellStart"/>
+            <w:r>
+              <w:rPr>
+                <w:color w:val="263238"/>
+              </w:rPr>
+              <w:t>ส่งขออนุมัติให้ผู้บริหาร</w:t>
+            </w:r>
+            <w:proofErr w:type="spellEnd"/>
           </w:p>
         </w:tc>
       </w:tr>
@@ -2077,7 +3053,25 @@
                 <w:bCs/>
                 <w:color w:val="1F3864"/>
               </w:rPr>
-              <w:t>Executive / Approver (ผู้บริหาร)</w:t>
+              <w:t>Executive / Approver (</w:t>
+            </w:r>
+            <w:proofErr w:type="spellStart"/>
+            <w:r>
+              <w:rPr>
+                <w:b/>
+                <w:bCs/>
+                <w:color w:val="1F3864"/>
+              </w:rPr>
+              <w:t>ผู้บริหาร</w:t>
+            </w:r>
+            <w:proofErr w:type="spellEnd"/>
+            <w:r>
+              <w:rPr>
+                <w:b/>
+                <w:bCs/>
+                <w:color w:val="1F3864"/>
+              </w:rPr>
+              <w:t>)</w:t>
             </w:r>
           </w:p>
         </w:tc>
@@ -2104,8 +3098,30 @@
               <w:rPr>
                 <w:color w:val="263238"/>
               </w:rPr>
-              <w:t>Read-only ทั้งหมด + Approve/Reject เท่านั้น</w:t>
-            </w:r>
+              <w:t xml:space="preserve">Read-only </w:t>
+            </w:r>
+            <w:proofErr w:type="spellStart"/>
+            <w:r>
+              <w:rPr>
+                <w:color w:val="263238"/>
+              </w:rPr>
+              <w:t>ทั้งหมด</w:t>
+            </w:r>
+            <w:proofErr w:type="spellEnd"/>
+            <w:r>
+              <w:rPr>
+                <w:color w:val="263238"/>
+              </w:rPr>
+              <w:t xml:space="preserve"> + Approve/Reject </w:t>
+            </w:r>
+            <w:proofErr w:type="spellStart"/>
+            <w:r>
+              <w:rPr>
+                <w:color w:val="263238"/>
+              </w:rPr>
+              <w:t>เท่านั้น</w:t>
+            </w:r>
+            <w:proofErr w:type="spellEnd"/>
           </w:p>
         </w:tc>
         <w:tc>
@@ -2127,12 +3143,84 @@
             <w:vAlign w:val="center"/>
           </w:tcPr>
           <w:p>
-            <w:r>
-              <w:rPr>
-                <w:color w:val="263238"/>
-              </w:rPr>
-              <w:t>ดูตารางทั้งหมด (View All), อนุมัติ/ตีกลับตารางที่ Course Head ส่งมา — ไม่สามารถสร้าง/แก้ไขข้อมูลได้</w:t>
-            </w:r>
+            <w:proofErr w:type="spellStart"/>
+            <w:r>
+              <w:rPr>
+                <w:color w:val="263238"/>
+              </w:rPr>
+              <w:t>ดูตารางทั้งหมด</w:t>
+            </w:r>
+            <w:proofErr w:type="spellEnd"/>
+            <w:r>
+              <w:rPr>
+                <w:color w:val="263238"/>
+              </w:rPr>
+              <w:t xml:space="preserve"> (View All), </w:t>
+            </w:r>
+            <w:proofErr w:type="spellStart"/>
+            <w:r>
+              <w:rPr>
+                <w:color w:val="263238"/>
+              </w:rPr>
+              <w:t>อนุมัติ</w:t>
+            </w:r>
+            <w:proofErr w:type="spellEnd"/>
+            <w:r>
+              <w:rPr>
+                <w:color w:val="263238"/>
+              </w:rPr>
+              <w:t>/</w:t>
+            </w:r>
+            <w:proofErr w:type="spellStart"/>
+            <w:r>
+              <w:rPr>
+                <w:color w:val="263238"/>
+              </w:rPr>
+              <w:t>ตีกลับตารางที่</w:t>
+            </w:r>
+            <w:proofErr w:type="spellEnd"/>
+            <w:r>
+              <w:rPr>
+                <w:color w:val="263238"/>
+              </w:rPr>
+              <w:t xml:space="preserve"> Course Head </w:t>
+            </w:r>
+            <w:proofErr w:type="spellStart"/>
+            <w:r>
+              <w:rPr>
+                <w:color w:val="263238"/>
+              </w:rPr>
+              <w:t>ส่งมา</w:t>
+            </w:r>
+            <w:proofErr w:type="spellEnd"/>
+            <w:r>
+              <w:rPr>
+                <w:color w:val="263238"/>
+              </w:rPr>
+              <w:t xml:space="preserve"> — </w:t>
+            </w:r>
+            <w:proofErr w:type="spellStart"/>
+            <w:r>
+              <w:rPr>
+                <w:color w:val="263238"/>
+              </w:rPr>
+              <w:t>ไม่สามารถสร้าง</w:t>
+            </w:r>
+            <w:proofErr w:type="spellEnd"/>
+            <w:r>
+              <w:rPr>
+                <w:color w:val="263238"/>
+              </w:rPr>
+              <w:t>/</w:t>
+            </w:r>
+            <w:proofErr w:type="spellStart"/>
+            <w:r>
+              <w:rPr>
+                <w:color w:val="263238"/>
+              </w:rPr>
+              <w:t>แก้ไขข้อมูลได้</w:t>
+            </w:r>
+            <w:proofErr w:type="spellEnd"/>
           </w:p>
         </w:tc>
       </w:tr>
@@ -2192,7 +3280,25 @@
                 <w:bCs/>
                 <w:color w:val="1F3864"/>
               </w:rPr>
-              <w:t>Instructor (อาจารย์ผู้สอน)</w:t>
+              <w:t>Instructor (</w:t>
+            </w:r>
+            <w:proofErr w:type="spellStart"/>
+            <w:r>
+              <w:rPr>
+                <w:b/>
+                <w:bCs/>
+                <w:color w:val="1F3864"/>
+              </w:rPr>
+              <w:t>อาจารย์ผู้สอน</w:t>
+            </w:r>
+            <w:proofErr w:type="spellEnd"/>
+            <w:r>
+              <w:rPr>
+                <w:b/>
+                <w:bCs/>
+                <w:color w:val="1F3864"/>
+              </w:rPr>
+              <w:t>)</w:t>
             </w:r>
           </w:p>
         </w:tc>
@@ -2218,7 +3324,21 @@
               <w:rPr>
                 <w:color w:val="263238"/>
               </w:rPr>
-              <w:t>Read-only (เฉพาะของตัวเอง)</w:t>
+              <w:t>Read-only (</w:t>
+            </w:r>
+            <w:proofErr w:type="spellStart"/>
+            <w:r>
+              <w:rPr>
+                <w:color w:val="263238"/>
+              </w:rPr>
+              <w:t>เฉพาะของตัวเอง</w:t>
+            </w:r>
+            <w:proofErr w:type="spellEnd"/>
+            <w:r>
+              <w:rPr>
+                <w:color w:val="263238"/>
+              </w:rPr>
+              <w:t>)</w:t>
             </w:r>
           </w:p>
         </w:tc>
@@ -2240,12 +3360,28 @@
             <w:vAlign w:val="center"/>
           </w:tcPr>
           <w:p>
-            <w:r>
-              <w:rPr>
-                <w:color w:val="263238"/>
-              </w:rPr>
-              <w:t>ดูตารางสอนและภาระงานของตนเองเท่านั้น, รับการแจ้งเตือนเมื่อตารางเปลี่ยน</w:t>
-            </w:r>
+            <w:proofErr w:type="spellStart"/>
+            <w:r>
+              <w:rPr>
+                <w:color w:val="263238"/>
+              </w:rPr>
+              <w:t>ดูตารางสอนและภาระงานของตนเองเท่านั้น</w:t>
+            </w:r>
+            <w:proofErr w:type="spellEnd"/>
+            <w:r>
+              <w:rPr>
+                <w:color w:val="263238"/>
+              </w:rPr>
+              <w:t xml:space="preserve">, </w:t>
+            </w:r>
+            <w:proofErr w:type="spellStart"/>
+            <w:r>
+              <w:rPr>
+                <w:color w:val="263238"/>
+              </w:rPr>
+              <w:t>รับการแจ้งเตือนเมื่อตารางเปลี่ยน</w:t>
+            </w:r>
+            <w:proofErr w:type="spellEnd"/>
           </w:p>
         </w:tc>
       </w:tr>
@@ -2259,13 +3395,41 @@
       <w:pPr>
         <w:spacing w:after="80"/>
       </w:pPr>
+      <w:proofErr w:type="spellStart"/>
       <w:r>
         <w:rPr>
           <w:b/>
           <w:bCs/>
           <w:color w:val="263238"/>
         </w:rPr>
-        <w:t>ความสัมพันธ์ระหว่าง Role ที่สำคัญ:</w:t>
+        <w:t>ความสัมพันธ์ระหว่าง</w:t>
+      </w:r>
+      <w:proofErr w:type="spellEnd"/>
+      <w:r>
+        <w:rPr>
+          <w:b/>
+          <w:bCs/>
+          <w:color w:val="263238"/>
+        </w:rPr>
+        <w:t xml:space="preserve"> Role </w:t>
+      </w:r>
+      <w:proofErr w:type="spellStart"/>
+      <w:r>
+        <w:rPr>
+          <w:b/>
+          <w:bCs/>
+          <w:color w:val="263238"/>
+        </w:rPr>
+        <w:t>ที่สำคัญ</w:t>
+      </w:r>
+      <w:proofErr w:type="spellEnd"/>
+      <w:r>
+        <w:rPr>
+          <w:b/>
+          <w:bCs/>
+          <w:color w:val="263238"/>
+        </w:rPr>
+        <w:t>:</w:t>
       </w:r>
     </w:p>
     <w:p>
@@ -2276,7 +3440,82 @@
         <w:rPr>
           <w:color w:val="263238"/>
         </w:rPr>
-        <w:t>• Support Staff ↔ Course Head: ทำงานร่วมกันในการบันทึกและจัดตารางสอน/ฝึกปฏิบัติ</w:t>
+        <w:t xml:space="preserve">• Support Staff ↔ Course Head: </w:t>
+      </w:r>
+      <w:proofErr w:type="spellStart"/>
+      <w:r>
+        <w:rPr>
+          <w:color w:val="263238"/>
+        </w:rPr>
+        <w:t>ทำงานร่วมกันในการบันทึกและจัดตารางสอน</w:t>
+      </w:r>
+      <w:proofErr w:type="spellEnd"/>
+      <w:r>
+        <w:rPr>
+          <w:color w:val="263238"/>
+        </w:rPr>
+        <w:t>/</w:t>
+      </w:r>
+      <w:proofErr w:type="spellStart"/>
+      <w:r>
+        <w:rPr>
+          <w:color w:val="263238"/>
+        </w:rPr>
+        <w:t>ฝึกปฏิบัติ</w:t>
+      </w:r>
+      <w:proofErr w:type="spellEnd"/>
+    </w:p>
+    <w:p>
+      <w:pPr>
+        <w:spacing w:after="80"/>
+      </w:pPr>
+      <w:r>
+        <w:rPr>
+          <w:color w:val="263238"/>
+        </w:rPr>
+        <w:t xml:space="preserve">• Course Head → Executive: Course Head </w:t>
+      </w:r>
+      <w:proofErr w:type="spellStart"/>
+      <w:r>
+        <w:rPr>
+          <w:color w:val="263238"/>
+        </w:rPr>
+        <w:t>ส่งตารางขออนุมัติ</w:t>
+      </w:r>
+      <w:proofErr w:type="spellEnd"/>
+      <w:r>
+        <w:rPr>
+          <w:color w:val="263238"/>
+        </w:rPr>
+        <w:t xml:space="preserve"> → Executive </w:t>
+      </w:r>
+      <w:proofErr w:type="spellStart"/>
+      <w:r>
+        <w:rPr>
+          <w:color w:val="263238"/>
+        </w:rPr>
+        <w:t>พิจารณา</w:t>
+      </w:r>
+      <w:proofErr w:type="spellEnd"/>
+      <w:r>
+        <w:rPr>
+          <w:color w:val="263238"/>
+        </w:rPr>
+        <w:t xml:space="preserve"> Approve </w:t>
+      </w:r>
+      <w:proofErr w:type="spellStart"/>
+      <w:r>
+        <w:rPr>
+          <w:color w:val="263238"/>
+        </w:rPr>
+        <w:t>หรือ</w:t>
+      </w:r>
+      <w:proofErr w:type="spellEnd"/>
+      <w:r>
+        <w:rPr>
+          <w:color w:val="263238"/>
+        </w:rPr>
+        <w:t xml:space="preserve"> Reject</w:t>
       </w:r>
     </w:p>
     <w:p>
@@ -2287,19 +3526,72 @@
         <w:rPr>
           <w:color w:val="263238"/>
         </w:rPr>
-        <w:t>• Course Head → Executive: Course Head ส่งตารางขออนุมัติ → Executive พิจารณา Approve หรือ Reject</w:t>
+        <w:t xml:space="preserve">• Executive vs Instructor: </w:t>
       </w:r>
-    </w:p>
-    <w:p>
-      <w:pPr>
-        <w:spacing w:after="80"/>
-      </w:pPr>
+      <w:proofErr w:type="spellStart"/>
       <w:r>
         <w:rPr>
           <w:color w:val="263238"/>
         </w:rPr>
-        <w:t>• Executive vs Instructor: ทั้งสองเป็น viewer แต่ Executive เห็นตารางทั้งหมดและมีสิทธิ์ Approve/Reject ส่วน Instructor เห็นเฉพาะตารางตนเอง</w:t>
+        <w:t>ทั้งสองเป็น</w:t>
       </w:r>
+      <w:proofErr w:type="spellEnd"/>
+      <w:r>
+        <w:rPr>
+          <w:color w:val="263238"/>
+        </w:rPr>
+        <w:t xml:space="preserve"> viewer </w:t>
+      </w:r>
+      <w:proofErr w:type="spellStart"/>
+      <w:r>
+        <w:rPr>
+          <w:color w:val="263238"/>
+        </w:rPr>
+        <w:t>แต่</w:t>
+      </w:r>
+      <w:proofErr w:type="spellEnd"/>
+      <w:r>
+        <w:rPr>
+          <w:color w:val="263238"/>
+        </w:rPr>
+        <w:t xml:space="preserve"> Executive </w:t>
+      </w:r>
+      <w:proofErr w:type="spellStart"/>
+      <w:r>
+        <w:rPr>
+          <w:color w:val="263238"/>
+        </w:rPr>
+        <w:t>เห็นตารางทั้งหมดและมีสิทธิ์</w:t>
+      </w:r>
+      <w:proofErr w:type="spellEnd"/>
+      <w:r>
+        <w:rPr>
+          <w:color w:val="263238"/>
+        </w:rPr>
+        <w:t xml:space="preserve"> Approve/Reject </w:t>
+      </w:r>
+      <w:proofErr w:type="spellStart"/>
+      <w:r>
+        <w:rPr>
+          <w:color w:val="263238"/>
+        </w:rPr>
+        <w:t>ส่วน</w:t>
+      </w:r>
+      <w:proofErr w:type="spellEnd"/>
+      <w:r>
+        <w:rPr>
+          <w:color w:val="263238"/>
+        </w:rPr>
+        <w:t xml:space="preserve"> Instructor </w:t>
+      </w:r>
+      <w:proofErr w:type="spellStart"/>
+      <w:r>
+        <w:rPr>
+          <w:color w:val="263238"/>
+        </w:rPr>
+        <w:t>เห็นเฉพาะตารางตนเอง</w:t>
+      </w:r>
+      <w:proofErr w:type="spellEnd"/>
     </w:p>
     <w:p>
       <w:pPr>
@@ -2406,6 +3698,7 @@
             <w:pPr>
               <w:jc w:val="center"/>
             </w:pPr>
+            <w:proofErr w:type="spellStart"/>
             <w:r>
               <w:rPr>
                 <w:b/>
@@ -2416,6 +3709,7 @@
               </w:rPr>
               <w:t>ชื่อ</w:t>
             </w:r>
+            <w:proofErr w:type="spellEnd"/>
           </w:p>
         </w:tc>
         <w:tc>
@@ -2474,6 +3768,7 @@
             <w:pPr>
               <w:jc w:val="center"/>
             </w:pPr>
+            <w:proofErr w:type="spellStart"/>
             <w:r>
               <w:rPr>
                 <w:b/>
@@ -2484,6 +3779,7 @@
               </w:rPr>
               <w:t>วันที่</w:t>
             </w:r>
+            <w:proofErr w:type="spellEnd"/>
           </w:p>
         </w:tc>
         <w:tc>
@@ -2575,6 +3871,7 @@
             </w:tcMar>
           </w:tcPr>
           <w:p>
+            <w:proofErr w:type="gramStart"/>
             <w:r>
               <w:rPr>
                 <w:b/>
@@ -2583,7 +3880,52 @@
                 <w:sz w:val="24"/>
                 <w:szCs w:val="24"/>
               </w:rPr>
-              <w:t>🔴  Phase 1 — Version 1.0 (กำลังพัฒนา)  |  211 SP</w:t>
+              <w:t>🔴  Phase</w:t>
+            </w:r>
+            <w:proofErr w:type="gramEnd"/>
+            <w:r>
+              <w:rPr>
+                <w:b/>
+                <w:bCs/>
+                <w:color w:val="FFFFFF"/>
+                <w:sz w:val="24"/>
+                <w:szCs w:val="24"/>
+              </w:rPr>
+              <w:t xml:space="preserve"> 1 — Version 1.0 (</w:t>
+            </w:r>
+            <w:proofErr w:type="spellStart"/>
+            <w:proofErr w:type="gramStart"/>
+            <w:r>
+              <w:rPr>
+                <w:b/>
+                <w:bCs/>
+                <w:color w:val="FFFFFF"/>
+                <w:sz w:val="24"/>
+                <w:szCs w:val="24"/>
+              </w:rPr>
+              <w:t>กำลังพัฒนา</w:t>
+            </w:r>
+            <w:proofErr w:type="spellEnd"/>
+            <w:r>
+              <w:rPr>
+                <w:b/>
+                <w:bCs/>
+                <w:color w:val="FFFFFF"/>
+                <w:sz w:val="24"/>
+                <w:szCs w:val="24"/>
+              </w:rPr>
+              <w:t>)  |</w:t>
+            </w:r>
+            <w:proofErr w:type="gramEnd"/>
+            <w:r>
+              <w:rPr>
+                <w:b/>
+                <w:bCs/>
+                <w:color w:val="FFFFFF"/>
+                <w:sz w:val="24"/>
+                <w:szCs w:val="24"/>
+              </w:rPr>
+              <w:t xml:space="preserve">  211 SP</w:t>
             </w:r>
           </w:p>
         </w:tc>
@@ -2691,7 +4033,21 @@
               <w:rPr>
                 <w:color w:val="7F7F7F"/>
               </w:rPr>
-              <w:t>11–12 พ.ค.</w:t>
+              <w:t xml:space="preserve">11–12 </w:t>
+            </w:r>
+            <w:proofErr w:type="spellStart"/>
+            <w:r>
+              <w:rPr>
+                <w:color w:val="7F7F7F"/>
+              </w:rPr>
+              <w:t>พ.ค</w:t>
+            </w:r>
+            <w:proofErr w:type="spellEnd"/>
+            <w:r>
+              <w:rPr>
+                <w:color w:val="7F7F7F"/>
+              </w:rPr>
+              <w:t>.</w:t>
             </w:r>
           </w:p>
         </w:tc>
@@ -2863,7 +4219,21 @@
               <w:rPr>
                 <w:color w:val="7F7F7F"/>
               </w:rPr>
-              <w:t>13–15 พ.ค.</w:t>
+              <w:t xml:space="preserve">13–15 </w:t>
+            </w:r>
+            <w:proofErr w:type="spellStart"/>
+            <w:r>
+              <w:rPr>
+                <w:color w:val="7F7F7F"/>
+              </w:rPr>
+              <w:t>พ.ค</w:t>
+            </w:r>
+            <w:proofErr w:type="spellEnd"/>
+            <w:r>
+              <w:rPr>
+                <w:color w:val="7F7F7F"/>
+              </w:rPr>
+              <w:t>.</w:t>
             </w:r>
           </w:p>
         </w:tc>
@@ -3033,7 +4403,21 @@
               <w:rPr>
                 <w:color w:val="7F7F7F"/>
               </w:rPr>
-              <w:t>18–19 พ.ค.</w:t>
+              <w:t xml:space="preserve">18–19 </w:t>
+            </w:r>
+            <w:proofErr w:type="spellStart"/>
+            <w:r>
+              <w:rPr>
+                <w:color w:val="7F7F7F"/>
+              </w:rPr>
+              <w:t>พ.ค</w:t>
+            </w:r>
+            <w:proofErr w:type="spellEnd"/>
+            <w:r>
+              <w:rPr>
+                <w:color w:val="7F7F7F"/>
+              </w:rPr>
+              <w:t>.</w:t>
             </w:r>
           </w:p>
         </w:tc>
@@ -3205,7 +4589,21 @@
               <w:rPr>
                 <w:color w:val="7F7F7F"/>
               </w:rPr>
-              <w:t>20–22 พ.ค.</w:t>
+              <w:t xml:space="preserve">20–22 </w:t>
+            </w:r>
+            <w:proofErr w:type="spellStart"/>
+            <w:r>
+              <w:rPr>
+                <w:color w:val="7F7F7F"/>
+              </w:rPr>
+              <w:t>พ.ค</w:t>
+            </w:r>
+            <w:proofErr w:type="spellEnd"/>
+            <w:r>
+              <w:rPr>
+                <w:color w:val="7F7F7F"/>
+              </w:rPr>
+              <w:t>.</w:t>
             </w:r>
           </w:p>
         </w:tc>
@@ -3375,7 +4773,21 @@
               <w:rPr>
                 <w:color w:val="7F7F7F"/>
               </w:rPr>
-              <w:t>21–26 พ.ค.</w:t>
+              <w:t xml:space="preserve">21–26 </w:t>
+            </w:r>
+            <w:proofErr w:type="spellStart"/>
+            <w:r>
+              <w:rPr>
+                <w:color w:val="7F7F7F"/>
+              </w:rPr>
+              <w:t>พ.ค</w:t>
+            </w:r>
+            <w:proofErr w:type="spellEnd"/>
+            <w:r>
+              <w:rPr>
+                <w:color w:val="7F7F7F"/>
+              </w:rPr>
+              <w:t>.</w:t>
             </w:r>
           </w:p>
         </w:tc>
@@ -3547,7 +4959,21 @@
               <w:rPr>
                 <w:color w:val="7F7F7F"/>
               </w:rPr>
-              <w:t>22–26 พ.ค.</w:t>
+              <w:t xml:space="preserve">22–26 </w:t>
+            </w:r>
+            <w:proofErr w:type="spellStart"/>
+            <w:r>
+              <w:rPr>
+                <w:color w:val="7F7F7F"/>
+              </w:rPr>
+              <w:t>พ.ค</w:t>
+            </w:r>
+            <w:proofErr w:type="spellEnd"/>
+            <w:r>
+              <w:rPr>
+                <w:color w:val="7F7F7F"/>
+              </w:rPr>
+              <w:t>.</w:t>
             </w:r>
           </w:p>
         </w:tc>
@@ -3717,7 +5143,21 @@
               <w:rPr>
                 <w:color w:val="7F7F7F"/>
               </w:rPr>
-              <w:t>20–27 พ.ค.</w:t>
+              <w:t xml:space="preserve">20–27 </w:t>
+            </w:r>
+            <w:proofErr w:type="spellStart"/>
+            <w:r>
+              <w:rPr>
+                <w:color w:val="7F7F7F"/>
+              </w:rPr>
+              <w:t>พ.ค</w:t>
+            </w:r>
+            <w:proofErr w:type="spellEnd"/>
+            <w:r>
+              <w:rPr>
+                <w:color w:val="7F7F7F"/>
+              </w:rPr>
+              <w:t>.</w:t>
             </w:r>
           </w:p>
         </w:tc>
@@ -3802,6 +5242,7 @@
             </w:tcMar>
           </w:tcPr>
           <w:p>
+            <w:proofErr w:type="gramStart"/>
             <w:r>
               <w:rPr>
                 <w:b/>
@@ -3810,7 +5251,40 @@
                 <w:sz w:val="24"/>
                 <w:szCs w:val="24"/>
               </w:rPr>
-              <w:t>🔵  Phase 2 — Version 2.0 (Future Release)  |  87 SP</w:t>
+              <w:t>🔵  Phase</w:t>
+            </w:r>
+            <w:proofErr w:type="gramEnd"/>
+            <w:r>
+              <w:rPr>
+                <w:b/>
+                <w:bCs/>
+                <w:color w:val="FFFFFF"/>
+                <w:sz w:val="24"/>
+                <w:szCs w:val="24"/>
+              </w:rPr>
+              <w:t xml:space="preserve"> 2 — Version 2.0 (Future </w:t>
+            </w:r>
+            <w:proofErr w:type="gramStart"/>
+            <w:r>
+              <w:rPr>
+                <w:b/>
+                <w:bCs/>
+                <w:color w:val="FFFFFF"/>
+                <w:sz w:val="24"/>
+                <w:szCs w:val="24"/>
+              </w:rPr>
+              <w:t>Release)  |</w:t>
+            </w:r>
+            <w:proofErr w:type="gramEnd"/>
+            <w:r>
+              <w:rPr>
+                <w:b/>
+                <w:bCs/>
+                <w:color w:val="FFFFFF"/>
+                <w:sz w:val="24"/>
+                <w:szCs w:val="24"/>
+              </w:rPr>
+              <w:t xml:space="preserve">  87 SP</w:t>
             </w:r>
           </w:p>
         </w:tc>
@@ -4688,19 +6162,32 @@
           <w:sz w:val="36"/>
           <w:szCs w:val="36"/>
         </w:rPr>
-        <w:lastRenderedPageBreak/>
-        <w:t>5. Backlog รายละเอียด — Phase 1 (Version 1.0)</w:t>
+        <w:t xml:space="preserve">5. Backlog </w:t>
+      </w:r>
+      <w:proofErr w:type="spellStart"/>
+      <w:r>
+        <w:rPr>
+          <w:b/>
+          <w:bCs/>
+          <w:color w:val="1F3864"/>
+          <w:sz w:val="36"/>
+          <w:szCs w:val="36"/>
+        </w:rPr>
+        <w:t>รายละเอียด</w:t>
+      </w:r>
+      <w:proofErr w:type="spellEnd"/>
+      <w:r>
+        <w:rPr>
+          <w:b/>
+          <w:bCs/>
+          <w:color w:val="1F3864"/>
+          <w:sz w:val="36"/>
+          <w:szCs w:val="36"/>
+        </w:rPr>
+        <w:t xml:space="preserve"> — Phase 1 (Version 1.0)</w:t>
       </w:r>
     </w:p>
     <w:p>
-      <w:r>
-        <w:br w:type="page"/>
-      </w:r>
-    </w:p>
-    <w:p>
-      <w:pPr>
-        <w:spacing w:before="200" w:after="120"/>
-      </w:pPr>
       <w:r>
         <w:rPr>
           <w:b/>
@@ -4722,7 +6209,61 @@
           <w:iCs/>
           <w:color w:val="7F7F7F"/>
         </w:rPr>
-        <w:t>Sprint 1  |  11–12 พ.ค. 2569  |  24 SP</w:t>
+        <w:t xml:space="preserve">Sprint </w:t>
+      </w:r>
+      <w:proofErr w:type="gramStart"/>
+      <w:r>
+        <w:rPr>
+          <w:i/>
+          <w:iCs/>
+          <w:color w:val="7F7F7F"/>
+        </w:rPr>
+        <w:t>1  |</w:t>
+      </w:r>
+      <w:proofErr w:type="gramEnd"/>
+      <w:r>
+        <w:rPr>
+          <w:i/>
+          <w:iCs/>
+          <w:color w:val="7F7F7F"/>
+        </w:rPr>
+        <w:t xml:space="preserve">  11–12 </w:t>
+      </w:r>
+      <w:proofErr w:type="spellStart"/>
+      <w:r>
+        <w:rPr>
+          <w:i/>
+          <w:iCs/>
+          <w:color w:val="7F7F7F"/>
+        </w:rPr>
+        <w:t>พ.ค</w:t>
+      </w:r>
+      <w:proofErr w:type="spellEnd"/>
+      <w:r>
+        <w:rPr>
+          <w:i/>
+          <w:iCs/>
+          <w:color w:val="7F7F7F"/>
+        </w:rPr>
+        <w:t xml:space="preserve">. </w:t>
+      </w:r>
+      <w:proofErr w:type="gramStart"/>
+      <w:r>
+        <w:rPr>
+          <w:i/>
+          <w:iCs/>
+          <w:color w:val="7F7F7F"/>
+        </w:rPr>
+        <w:t>2569  |</w:t>
+      </w:r>
+      <w:proofErr w:type="gramEnd"/>
+      <w:r>
+        <w:rPr>
+          <w:i/>
+          <w:iCs/>
+          <w:color w:val="7F7F7F"/>
+        </w:rPr>
+        <w:t xml:space="preserve">  24 SP</w:t>
       </w:r>
     </w:p>
     <w:tbl>
@@ -5846,13 +7387,23 @@
             <w:pPr>
               <w:jc w:val="right"/>
             </w:pPr>
+            <w:proofErr w:type="spellStart"/>
             <w:r>
               <w:rPr>
                 <w:b/>
                 <w:bCs/>
                 <w:color w:val="1F3864"/>
               </w:rPr>
-              <w:t>รวม Story Points:</w:t>
+              <w:t>รวม</w:t>
+            </w:r>
+            <w:proofErr w:type="spellEnd"/>
+            <w:r>
+              <w:rPr>
+                <w:b/>
+                <w:bCs/>
+                <w:color w:val="1F3864"/>
+              </w:rPr>
+              <w:t xml:space="preserve"> Story Points:</w:t>
             </w:r>
           </w:p>
         </w:tc>
@@ -6025,6 +7576,7 @@
             <w:pPr>
               <w:jc w:val="center"/>
             </w:pPr>
+            <w:proofErr w:type="spellStart"/>
             <w:r>
               <w:rPr>
                 <w:b/>
@@ -6035,6 +7587,7 @@
               </w:rPr>
               <w:t>เหตุผล</w:t>
             </w:r>
+            <w:proofErr w:type="spellEnd"/>
           </w:p>
         </w:tc>
       </w:tr>
@@ -6114,11 +7667,19 @@
             <w:vAlign w:val="center"/>
           </w:tcPr>
           <w:p>
-            <w:r>
-              <w:rPr>
-                <w:color w:val="263238"/>
-              </w:rPr>
-              <w:t>ฟอร์ม login + validation + hash password comparison</w:t>
+            <w:proofErr w:type="spellStart"/>
+            <w:r>
+              <w:rPr>
+                <w:color w:val="263238"/>
+              </w:rPr>
+              <w:t>ฟอร์ม</w:t>
+            </w:r>
+            <w:proofErr w:type="spellEnd"/>
+            <w:r>
+              <w:rPr>
+                <w:color w:val="263238"/>
+              </w:rPr>
+              <w:t xml:space="preserve"> login + validation + hash password comparison</w:t>
             </w:r>
           </w:p>
         </w:tc>
@@ -6206,7 +7767,63 @@
               <w:rPr>
                 <w:color w:val="263238"/>
               </w:rPr>
-              <w:t>Logic redirect ตาม role หลัง login สำเร็จ — ต่อเนื่องจาก M10-01</w:t>
+              <w:t xml:space="preserve">Logic redirect </w:t>
+            </w:r>
+            <w:proofErr w:type="spellStart"/>
+            <w:r>
+              <w:rPr>
+                <w:color w:val="263238"/>
+              </w:rPr>
+              <w:t>ตาม</w:t>
+            </w:r>
+            <w:proofErr w:type="spellEnd"/>
+            <w:r>
+              <w:rPr>
+                <w:color w:val="263238"/>
+              </w:rPr>
+              <w:t xml:space="preserve"> role </w:t>
+            </w:r>
+            <w:proofErr w:type="spellStart"/>
+            <w:r>
+              <w:rPr>
+                <w:color w:val="263238"/>
+              </w:rPr>
+              <w:t>หลัง</w:t>
+            </w:r>
+            <w:proofErr w:type="spellEnd"/>
+            <w:r>
+              <w:rPr>
+                <w:color w:val="263238"/>
+              </w:rPr>
+              <w:t xml:space="preserve"> login </w:t>
+            </w:r>
+            <w:proofErr w:type="spellStart"/>
+            <w:r>
+              <w:rPr>
+                <w:color w:val="263238"/>
+              </w:rPr>
+              <w:t>สำเร็จ</w:t>
+            </w:r>
+            <w:proofErr w:type="spellEnd"/>
+            <w:r>
+              <w:rPr>
+                <w:color w:val="263238"/>
+              </w:rPr>
+              <w:t xml:space="preserve"> — </w:t>
+            </w:r>
+            <w:proofErr w:type="spellStart"/>
+            <w:r>
+              <w:rPr>
+                <w:color w:val="263238"/>
+              </w:rPr>
+              <w:t>ต่อเนื่องจาก</w:t>
+            </w:r>
+            <w:proofErr w:type="spellEnd"/>
+            <w:r>
+              <w:rPr>
+                <w:color w:val="263238"/>
+              </w:rPr>
+              <w:t xml:space="preserve"> M10-01</w:t>
             </w:r>
           </w:p>
         </w:tc>
@@ -6291,7 +7908,49 @@
               <w:rPr>
                 <w:color w:val="263238"/>
               </w:rPr>
-              <w:t>CRUD user account + กำหนด role + validation ห้าม duplicate — กระทบหลาย entity</w:t>
+              <w:t xml:space="preserve">CRUD user account + </w:t>
+            </w:r>
+            <w:proofErr w:type="spellStart"/>
+            <w:r>
+              <w:rPr>
+                <w:color w:val="263238"/>
+              </w:rPr>
+              <w:t>กำหนด</w:t>
+            </w:r>
+            <w:proofErr w:type="spellEnd"/>
+            <w:r>
+              <w:rPr>
+                <w:color w:val="263238"/>
+              </w:rPr>
+              <w:t xml:space="preserve"> role + validation </w:t>
+            </w:r>
+            <w:proofErr w:type="spellStart"/>
+            <w:r>
+              <w:rPr>
+                <w:color w:val="263238"/>
+              </w:rPr>
+              <w:t>ห้าม</w:t>
+            </w:r>
+            <w:proofErr w:type="spellEnd"/>
+            <w:r>
+              <w:rPr>
+                <w:color w:val="263238"/>
+              </w:rPr>
+              <w:t xml:space="preserve"> duplicate — </w:t>
+            </w:r>
+            <w:proofErr w:type="spellStart"/>
+            <w:r>
+              <w:rPr>
+                <w:color w:val="263238"/>
+              </w:rPr>
+              <w:t>กระทบหลาย</w:t>
+            </w:r>
+            <w:proofErr w:type="spellEnd"/>
+            <w:r>
+              <w:rPr>
+                <w:color w:val="263238"/>
+              </w:rPr>
+              <w:t xml:space="preserve"> entity</w:t>
             </w:r>
           </w:p>
         </w:tc>
@@ -6375,12 +8034,70 @@
             <w:vAlign w:val="center"/>
           </w:tcPr>
           <w:p>
-            <w:r>
-              <w:rPr>
-                <w:color w:val="263238"/>
-              </w:rPr>
-              <w:t>กำหนด 5 roles พร้อม permission matrix ต่อ route/page — ต้องออกแบบ data model สิทธิ์</w:t>
-            </w:r>
+            <w:proofErr w:type="spellStart"/>
+            <w:r>
+              <w:rPr>
+                <w:color w:val="263238"/>
+              </w:rPr>
+              <w:t>กำหนด</w:t>
+            </w:r>
+            <w:proofErr w:type="spellEnd"/>
+            <w:r>
+              <w:rPr>
+                <w:color w:val="263238"/>
+              </w:rPr>
+              <w:t xml:space="preserve"> 5 roles </w:t>
+            </w:r>
+            <w:proofErr w:type="spellStart"/>
+            <w:r>
+              <w:rPr>
+                <w:color w:val="263238"/>
+              </w:rPr>
+              <w:t>พร้อม</w:t>
+            </w:r>
+            <w:proofErr w:type="spellEnd"/>
+            <w:r>
+              <w:rPr>
+                <w:color w:val="263238"/>
+              </w:rPr>
+              <w:t xml:space="preserve"> permission matrix </w:t>
+            </w:r>
+            <w:proofErr w:type="spellStart"/>
+            <w:r>
+              <w:rPr>
+                <w:color w:val="263238"/>
+              </w:rPr>
+              <w:t>ต่อ</w:t>
+            </w:r>
+            <w:proofErr w:type="spellEnd"/>
+            <w:r>
+              <w:rPr>
+                <w:color w:val="263238"/>
+              </w:rPr>
+              <w:t xml:space="preserve"> route/page — </w:t>
+            </w:r>
+            <w:proofErr w:type="spellStart"/>
+            <w:r>
+              <w:rPr>
+                <w:color w:val="263238"/>
+              </w:rPr>
+              <w:t>ต้องออกแบบ</w:t>
+            </w:r>
+            <w:proofErr w:type="spellEnd"/>
+            <w:r>
+              <w:rPr>
+                <w:color w:val="263238"/>
+              </w:rPr>
+              <w:t xml:space="preserve"> data model </w:t>
+            </w:r>
+            <w:proofErr w:type="spellStart"/>
+            <w:r>
+              <w:rPr>
+                <w:color w:val="263238"/>
+              </w:rPr>
+              <w:t>สิทธิ์</w:t>
+            </w:r>
+            <w:proofErr w:type="spellEnd"/>
           </w:p>
         </w:tc>
       </w:tr>
@@ -6464,7 +8181,49 @@
               <w:rPr>
                 <w:color w:val="263238"/>
               </w:rPr>
-              <w:t>Middleware ตรวจสิทธิ์ทุก route — ครอบคลุมทุก module (Executive view-all+approve, Instructor view-own)</w:t>
+              <w:t xml:space="preserve">Middleware </w:t>
+            </w:r>
+            <w:proofErr w:type="spellStart"/>
+            <w:r>
+              <w:rPr>
+                <w:color w:val="263238"/>
+              </w:rPr>
+              <w:t>ตรวจสิทธิ์ทุก</w:t>
+            </w:r>
+            <w:proofErr w:type="spellEnd"/>
+            <w:r>
+              <w:rPr>
+                <w:color w:val="263238"/>
+              </w:rPr>
+              <w:t xml:space="preserve"> route — </w:t>
+            </w:r>
+            <w:proofErr w:type="spellStart"/>
+            <w:r>
+              <w:rPr>
+                <w:color w:val="263238"/>
+              </w:rPr>
+              <w:t>ครอบคลุมทุก</w:t>
+            </w:r>
+            <w:proofErr w:type="spellEnd"/>
+            <w:r>
+              <w:rPr>
+                <w:color w:val="263238"/>
+              </w:rPr>
+              <w:t xml:space="preserve"> module (Executive </w:t>
+            </w:r>
+            <w:proofErr w:type="spellStart"/>
+            <w:r>
+              <w:rPr>
+                <w:color w:val="263238"/>
+              </w:rPr>
+              <w:t>view-all+approve</w:t>
+            </w:r>
+            <w:proofErr w:type="spellEnd"/>
+            <w:r>
+              <w:rPr>
+                <w:color w:val="263238"/>
+              </w:rPr>
+              <w:t>, Instructor view-own)</w:t>
             </w:r>
           </w:p>
         </w:tc>
@@ -6548,11 +8307,19 @@
             <w:vAlign w:val="center"/>
           </w:tcPr>
           <w:p>
-            <w:r>
-              <w:rPr>
-                <w:color w:val="263238"/>
-              </w:rPr>
-              <w:t>ฟอร์มเปลี่ยน password + current password verify</w:t>
+            <w:proofErr w:type="spellStart"/>
+            <w:r>
+              <w:rPr>
+                <w:color w:val="263238"/>
+              </w:rPr>
+              <w:t>ฟอร์มเปลี่ยน</w:t>
+            </w:r>
+            <w:proofErr w:type="spellEnd"/>
+            <w:r>
+              <w:rPr>
+                <w:color w:val="263238"/>
+              </w:rPr>
+              <w:t xml:space="preserve"> password + current password verify</w:t>
             </w:r>
           </w:p>
         </w:tc>
@@ -6637,7 +8404,35 @@
               <w:rPr>
                 <w:color w:val="263238"/>
               </w:rPr>
-              <w:t>Toggle flag active/inactive — เปลี่ยน field เดียวใน DB</w:t>
+              <w:t xml:space="preserve">Toggle flag active/inactive — </w:t>
+            </w:r>
+            <w:proofErr w:type="spellStart"/>
+            <w:r>
+              <w:rPr>
+                <w:color w:val="263238"/>
+              </w:rPr>
+              <w:t>เปลี่ยน</w:t>
+            </w:r>
+            <w:proofErr w:type="spellEnd"/>
+            <w:r>
+              <w:rPr>
+                <w:color w:val="263238"/>
+              </w:rPr>
+              <w:t xml:space="preserve"> field </w:t>
+            </w:r>
+            <w:proofErr w:type="spellStart"/>
+            <w:r>
+              <w:rPr>
+                <w:color w:val="263238"/>
+              </w:rPr>
+              <w:t>เดียวใน</w:t>
+            </w:r>
+            <w:proofErr w:type="spellEnd"/>
+            <w:r>
+              <w:rPr>
+                <w:color w:val="263238"/>
+              </w:rPr>
+              <w:t xml:space="preserve"> DB</w:t>
             </w:r>
           </w:p>
         </w:tc>
@@ -6725,7 +8520,21 @@
               <w:rPr>
                 <w:color w:val="263238"/>
               </w:rPr>
-              <w:t>Session timeout config + redirect — ตั้งค่า middleware session</w:t>
+              <w:t xml:space="preserve">Session timeout config + redirect — </w:t>
+            </w:r>
+            <w:proofErr w:type="spellStart"/>
+            <w:r>
+              <w:rPr>
+                <w:color w:val="263238"/>
+              </w:rPr>
+              <w:t>ตั้งค่า</w:t>
+            </w:r>
+            <w:proofErr w:type="spellEnd"/>
+            <w:r>
+              <w:rPr>
+                <w:color w:val="263238"/>
+              </w:rPr>
+              <w:t xml:space="preserve"> middleware session</w:t>
             </w:r>
           </w:p>
         </w:tc>
@@ -6753,6 +8562,7 @@
           <w:sz w:val="28"/>
           <w:szCs w:val="28"/>
         </w:rPr>
+        <w:lastRenderedPageBreak/>
         <w:t>EPIC: M1 — Master Data Management</w:t>
       </w:r>
     </w:p>
@@ -6766,7 +8576,61 @@
           <w:iCs/>
           <w:color w:val="7F7F7F"/>
         </w:rPr>
-        <w:t>Sprint 2  |  13–15 พ.ค. 2569  |  41 SP</w:t>
+        <w:t xml:space="preserve">Sprint </w:t>
+      </w:r>
+      <w:proofErr w:type="gramStart"/>
+      <w:r>
+        <w:rPr>
+          <w:i/>
+          <w:iCs/>
+          <w:color w:val="7F7F7F"/>
+        </w:rPr>
+        <w:t>2  |</w:t>
+      </w:r>
+      <w:proofErr w:type="gramEnd"/>
+      <w:r>
+        <w:rPr>
+          <w:i/>
+          <w:iCs/>
+          <w:color w:val="7F7F7F"/>
+        </w:rPr>
+        <w:t xml:space="preserve">  13–15 </w:t>
+      </w:r>
+      <w:proofErr w:type="spellStart"/>
+      <w:r>
+        <w:rPr>
+          <w:i/>
+          <w:iCs/>
+          <w:color w:val="7F7F7F"/>
+        </w:rPr>
+        <w:t>พ.ค</w:t>
+      </w:r>
+      <w:proofErr w:type="spellEnd"/>
+      <w:r>
+        <w:rPr>
+          <w:i/>
+          <w:iCs/>
+          <w:color w:val="7F7F7F"/>
+        </w:rPr>
+        <w:t xml:space="preserve">. </w:t>
+      </w:r>
+      <w:proofErr w:type="gramStart"/>
+      <w:r>
+        <w:rPr>
+          <w:i/>
+          <w:iCs/>
+          <w:color w:val="7F7F7F"/>
+        </w:rPr>
+        <w:t>2569  |</w:t>
+      </w:r>
+      <w:proofErr w:type="gramEnd"/>
+      <w:r>
+        <w:rPr>
+          <w:i/>
+          <w:iCs/>
+          <w:color w:val="7F7F7F"/>
+        </w:rPr>
+        <w:t xml:space="preserve">  41 SP</w:t>
       </w:r>
     </w:p>
     <w:p>
@@ -6781,7 +8645,29 @@
           <w:sz w:val="24"/>
           <w:szCs w:val="24"/>
         </w:rPr>
-        <w:t>M1.1 ข้อมูลวิชา (Subject)</w:t>
+        <w:t xml:space="preserve">M1.1 </w:t>
+      </w:r>
+      <w:proofErr w:type="spellStart"/>
+      <w:r>
+        <w:rPr>
+          <w:b/>
+          <w:bCs/>
+          <w:color w:val="2E75B6"/>
+          <w:sz w:val="24"/>
+          <w:szCs w:val="24"/>
+        </w:rPr>
+        <w:t>ข้อมูลวิชา</w:t>
+      </w:r>
+      <w:proofErr w:type="spellEnd"/>
+      <w:r>
+        <w:rPr>
+          <w:b/>
+          <w:bCs/>
+          <w:color w:val="2E75B6"/>
+          <w:sz w:val="24"/>
+          <w:szCs w:val="24"/>
+        </w:rPr>
+        <w:t xml:space="preserve"> (Subject)</w:t>
       </w:r>
     </w:p>
     <w:tbl>
@@ -7314,7 +9200,29 @@
           <w:sz w:val="24"/>
           <w:szCs w:val="24"/>
         </w:rPr>
-        <w:t>M1.2 ข้อมูลอาจารย์ (Instructor)</w:t>
+        <w:t xml:space="preserve">M1.2 </w:t>
+      </w:r>
+      <w:proofErr w:type="spellStart"/>
+      <w:r>
+        <w:rPr>
+          <w:b/>
+          <w:bCs/>
+          <w:color w:val="2E75B6"/>
+          <w:sz w:val="24"/>
+          <w:szCs w:val="24"/>
+        </w:rPr>
+        <w:t>ข้อมูลอาจารย์</w:t>
+      </w:r>
+      <w:proofErr w:type="spellEnd"/>
+      <w:r>
+        <w:rPr>
+          <w:b/>
+          <w:bCs/>
+          <w:color w:val="2E75B6"/>
+          <w:sz w:val="24"/>
+          <w:szCs w:val="24"/>
+        </w:rPr>
+        <w:t xml:space="preserve"> (Instructor)</w:t>
       </w:r>
     </w:p>
     <w:tbl>
@@ -7847,7 +9755,51 @@
           <w:sz w:val="24"/>
           <w:szCs w:val="24"/>
         </w:rPr>
-        <w:t>M1.3 ข้อมูลห้องเรียน / สถานที่ (Room)</w:t>
+        <w:t xml:space="preserve">M1.3 </w:t>
+      </w:r>
+      <w:proofErr w:type="spellStart"/>
+      <w:r>
+        <w:rPr>
+          <w:b/>
+          <w:bCs/>
+          <w:color w:val="2E75B6"/>
+          <w:sz w:val="24"/>
+          <w:szCs w:val="24"/>
+        </w:rPr>
+        <w:t>ข้อมูลห้องเรียน</w:t>
+      </w:r>
+      <w:proofErr w:type="spellEnd"/>
+      <w:r>
+        <w:rPr>
+          <w:b/>
+          <w:bCs/>
+          <w:color w:val="2E75B6"/>
+          <w:sz w:val="24"/>
+          <w:szCs w:val="24"/>
+        </w:rPr>
+        <w:t xml:space="preserve"> / </w:t>
+      </w:r>
+      <w:proofErr w:type="spellStart"/>
+      <w:r>
+        <w:rPr>
+          <w:b/>
+          <w:bCs/>
+          <w:color w:val="2E75B6"/>
+          <w:sz w:val="24"/>
+          <w:szCs w:val="24"/>
+        </w:rPr>
+        <w:t>สถานที่</w:t>
+      </w:r>
+      <w:proofErr w:type="spellEnd"/>
+      <w:r>
+        <w:rPr>
+          <w:b/>
+          <w:bCs/>
+          <w:color w:val="2E75B6"/>
+          <w:sz w:val="24"/>
+          <w:szCs w:val="24"/>
+        </w:rPr>
+        <w:t xml:space="preserve"> (Room)</w:t>
       </w:r>
     </w:p>
     <w:tbl>
@@ -8380,8 +10332,42 @@
           <w:sz w:val="24"/>
           <w:szCs w:val="24"/>
         </w:rPr>
-        <w:t>M1.4 ข้อมูลปีการศึกษา / ภาคการศึกษา</w:t>
+        <w:t xml:space="preserve">M1.4 </w:t>
       </w:r>
+      <w:proofErr w:type="spellStart"/>
+      <w:r>
+        <w:rPr>
+          <w:b/>
+          <w:bCs/>
+          <w:color w:val="2E75B6"/>
+          <w:sz w:val="24"/>
+          <w:szCs w:val="24"/>
+        </w:rPr>
+        <w:t>ข้อมูลปีการศึกษา</w:t>
+      </w:r>
+      <w:proofErr w:type="spellEnd"/>
+      <w:r>
+        <w:rPr>
+          <w:b/>
+          <w:bCs/>
+          <w:color w:val="2E75B6"/>
+          <w:sz w:val="24"/>
+          <w:szCs w:val="24"/>
+        </w:rPr>
+        <w:t xml:space="preserve"> / </w:t>
+      </w:r>
+      <w:proofErr w:type="spellStart"/>
+      <w:r>
+        <w:rPr>
+          <w:b/>
+          <w:bCs/>
+          <w:color w:val="2E75B6"/>
+          <w:sz w:val="24"/>
+          <w:szCs w:val="24"/>
+        </w:rPr>
+        <w:t>ภาคการศึกษา</w:t>
+      </w:r>
+      <w:proofErr w:type="spellEnd"/>
     </w:p>
     <w:tbl>
       <w:tblPr>
@@ -8797,8 +10783,42 @@
           <w:sz w:val="24"/>
           <w:szCs w:val="24"/>
         </w:rPr>
-        <w:t>M1.5 ข้อมูลนักศึกษา / หลักสูตร</w:t>
+        <w:t xml:space="preserve">M1.5 </w:t>
       </w:r>
+      <w:proofErr w:type="spellStart"/>
+      <w:r>
+        <w:rPr>
+          <w:b/>
+          <w:bCs/>
+          <w:color w:val="2E75B6"/>
+          <w:sz w:val="24"/>
+          <w:szCs w:val="24"/>
+        </w:rPr>
+        <w:t>ข้อมูลนักศึกษา</w:t>
+      </w:r>
+      <w:proofErr w:type="spellEnd"/>
+      <w:r>
+        <w:rPr>
+          <w:b/>
+          <w:bCs/>
+          <w:color w:val="2E75B6"/>
+          <w:sz w:val="24"/>
+          <w:szCs w:val="24"/>
+        </w:rPr>
+        <w:t xml:space="preserve"> / </w:t>
+      </w:r>
+      <w:proofErr w:type="spellStart"/>
+      <w:r>
+        <w:rPr>
+          <w:b/>
+          <w:bCs/>
+          <w:color w:val="2E75B6"/>
+          <w:sz w:val="24"/>
+          <w:szCs w:val="24"/>
+        </w:rPr>
+        <w:t>หลักสูตร</w:t>
+      </w:r>
+      <w:proofErr w:type="spellEnd"/>
     </w:p>
     <w:tbl>
       <w:tblPr>
@@ -9018,7 +11038,21 @@
               <w:rPr>
                 <w:color w:val="263238"/>
               </w:rPr>
-              <w:t>manage student groups per course offering (group code, student count) — created when confirming a course offering in M2</w:t>
+              <w:t xml:space="preserve">manage student groups per course offering (group code, student </w:t>
+            </w:r>
+            <w:proofErr w:type="gramStart"/>
+            <w:r>
+              <w:rPr>
+                <w:color w:val="263238"/>
+              </w:rPr>
+              <w:t>count) —</w:t>
+            </w:r>
+            <w:proofErr w:type="gramEnd"/>
+            <w:r>
+              <w:rPr>
+                <w:color w:val="263238"/>
+              </w:rPr>
+              <w:t xml:space="preserve"> created when confirming a course offering in M2</w:t>
             </w:r>
           </w:p>
         </w:tc>
@@ -9136,7 +11170,21 @@
               <w:rPr>
                 <w:color w:val="263238"/>
               </w:rPr>
-              <w:t>As a Support Staff, I want to define clinical/practicum sites (แหล่งฝึก)</w:t>
+              <w:t>As a Support Staff, I want to define clinical/practicum sites (</w:t>
+            </w:r>
+            <w:proofErr w:type="spellStart"/>
+            <w:r>
+              <w:rPr>
+                <w:color w:val="263238"/>
+              </w:rPr>
+              <w:t>แหล่งฝึก</w:t>
+            </w:r>
+            <w:proofErr w:type="spellEnd"/>
+            <w:r>
+              <w:rPr>
+                <w:color w:val="263238"/>
+              </w:rPr>
+              <w:t>)</w:t>
             </w:r>
           </w:p>
         </w:tc>
@@ -9227,6 +11275,7 @@
                 <w:bCs/>
                 <w:color w:val="263238"/>
               </w:rPr>
+              <w:lastRenderedPageBreak/>
               <w:t>M1-14</w:t>
             </w:r>
           </w:p>
@@ -9254,7 +11303,21 @@
               <w:rPr>
                 <w:color w:val="263238"/>
               </w:rPr>
-              <w:t>[v2.3] As a Support Staff, I want to flag a location type as 'shared/open' (e.g. hospitals, communities) — system skips room overlap + capacity alerts</w:t>
+              <w:t xml:space="preserve">[v2.3] As a Support Staff, I want to flag a location type as 'shared/open' (e.g. hospitals, </w:t>
+            </w:r>
+            <w:proofErr w:type="gramStart"/>
+            <w:r>
+              <w:rPr>
+                <w:color w:val="263238"/>
+              </w:rPr>
+              <w:t>communities) —</w:t>
+            </w:r>
+            <w:proofErr w:type="gramEnd"/>
+            <w:r>
+              <w:rPr>
+                <w:color w:val="263238"/>
+              </w:rPr>
+              <w:t xml:space="preserve"> system skips room overlap + capacity alerts</w:t>
             </w:r>
           </w:p>
         </w:tc>
@@ -9342,13 +11405,23 @@
             <w:pPr>
               <w:jc w:val="right"/>
             </w:pPr>
+            <w:proofErr w:type="spellStart"/>
             <w:r>
               <w:rPr>
                 <w:b/>
                 <w:bCs/>
                 <w:color w:val="1F3864"/>
               </w:rPr>
-              <w:t>รวม Story Points:</w:t>
+              <w:t>รวม</w:t>
+            </w:r>
+            <w:proofErr w:type="spellEnd"/>
+            <w:r>
+              <w:rPr>
+                <w:b/>
+                <w:bCs/>
+                <w:color w:val="1F3864"/>
+              </w:rPr>
+              <w:t xml:space="preserve"> Story Points:</w:t>
             </w:r>
           </w:p>
         </w:tc>
@@ -9520,6 +11593,7 @@
             <w:pPr>
               <w:jc w:val="center"/>
             </w:pPr>
+            <w:proofErr w:type="spellStart"/>
             <w:r>
               <w:rPr>
                 <w:b/>
@@ -9530,6 +11604,7 @@
               </w:rPr>
               <w:t>เหตุผล</w:t>
             </w:r>
+            <w:proofErr w:type="spellEnd"/>
           </w:p>
         </w:tc>
       </w:tr>
@@ -9613,8 +11688,44 @@
               <w:rPr>
                 <w:color w:val="263238"/>
               </w:rPr>
-              <w:t>CRUD วิชา full form (หลายฟิลด์: code, name TH/EN, credit, hours) + validation ซ้ำ</w:t>
-            </w:r>
+              <w:t xml:space="preserve">CRUD </w:t>
+            </w:r>
+            <w:proofErr w:type="spellStart"/>
+            <w:r>
+              <w:rPr>
+                <w:color w:val="263238"/>
+              </w:rPr>
+              <w:t>วิชา</w:t>
+            </w:r>
+            <w:proofErr w:type="spellEnd"/>
+            <w:r>
+              <w:rPr>
+                <w:color w:val="263238"/>
+              </w:rPr>
+              <w:t xml:space="preserve"> full form (</w:t>
+            </w:r>
+            <w:proofErr w:type="spellStart"/>
+            <w:r>
+              <w:rPr>
+                <w:color w:val="263238"/>
+              </w:rPr>
+              <w:t>หลายฟิลด์</w:t>
+            </w:r>
+            <w:proofErr w:type="spellEnd"/>
+            <w:r>
+              <w:rPr>
+                <w:color w:val="263238"/>
+              </w:rPr>
+              <w:t xml:space="preserve">: code, name TH/EN, credit, hours) + validation </w:t>
+            </w:r>
+            <w:proofErr w:type="spellStart"/>
+            <w:r>
+              <w:rPr>
+                <w:color w:val="263238"/>
+              </w:rPr>
+              <w:t>ซ้ำ</w:t>
+            </w:r>
+            <w:proofErr w:type="spellEnd"/>
           </w:p>
         </w:tc>
       </w:tr>
@@ -9701,7 +11812,21 @@
               <w:rPr>
                 <w:color w:val="263238"/>
               </w:rPr>
-              <w:t>Search/filter วิชา — query DB + UI filter</w:t>
+              <w:t xml:space="preserve">Search/filter </w:t>
+            </w:r>
+            <w:proofErr w:type="spellStart"/>
+            <w:r>
+              <w:rPr>
+                <w:color w:val="263238"/>
+              </w:rPr>
+              <w:t>วิชา</w:t>
+            </w:r>
+            <w:proofErr w:type="spellEnd"/>
+            <w:r>
+              <w:rPr>
+                <w:color w:val="263238"/>
+              </w:rPr>
+              <w:t xml:space="preserve"> — query DB + UI filter</w:t>
             </w:r>
           </w:p>
         </w:tc>
@@ -9786,7 +11911,21 @@
               <w:rPr>
                 <w:color w:val="263238"/>
               </w:rPr>
-              <w:t>Import Excel/CSV — parse template + validate + bulk insert มี error handling</w:t>
+              <w:t xml:space="preserve">Import Excel/CSV — parse template + validate + bulk insert </w:t>
+            </w:r>
+            <w:proofErr w:type="spellStart"/>
+            <w:r>
+              <w:rPr>
+                <w:color w:val="263238"/>
+              </w:rPr>
+              <w:t>มี</w:t>
+            </w:r>
+            <w:proofErr w:type="spellEnd"/>
+            <w:r>
+              <w:rPr>
+                <w:color w:val="263238"/>
+              </w:rPr>
+              <w:t xml:space="preserve"> error handling</w:t>
             </w:r>
           </w:p>
         </w:tc>
@@ -9874,7 +12013,21 @@
               <w:rPr>
                 <w:color w:val="263238"/>
               </w:rPr>
-              <w:t>CRUD อาจารย์ full form + teaching quota logic</w:t>
+              <w:t xml:space="preserve">CRUD </w:t>
+            </w:r>
+            <w:proofErr w:type="spellStart"/>
+            <w:r>
+              <w:rPr>
+                <w:color w:val="263238"/>
+              </w:rPr>
+              <w:t>อาจารย์</w:t>
+            </w:r>
+            <w:proofErr w:type="spellEnd"/>
+            <w:r>
+              <w:rPr>
+                <w:color w:val="263238"/>
+              </w:rPr>
+              <w:t xml:space="preserve"> full form + teaching quota logic</w:t>
             </w:r>
           </w:p>
         </w:tc>
@@ -9955,11 +12108,61 @@
             <w:vAlign w:val="center"/>
           </w:tcPr>
           <w:p>
-            <w:r>
-              <w:rPr>
-                <w:color w:val="263238"/>
-              </w:rPr>
-              <w:t>กำหนด time slot ว่าง/ไม่ว่างต่อ instructor — ต้องสร้าง availability model</w:t>
+            <w:proofErr w:type="spellStart"/>
+            <w:r>
+              <w:rPr>
+                <w:color w:val="263238"/>
+              </w:rPr>
+              <w:t>กำหนด</w:t>
+            </w:r>
+            <w:proofErr w:type="spellEnd"/>
+            <w:r>
+              <w:rPr>
+                <w:color w:val="263238"/>
+              </w:rPr>
+              <w:t xml:space="preserve"> time slot </w:t>
+            </w:r>
+            <w:proofErr w:type="spellStart"/>
+            <w:r>
+              <w:rPr>
+                <w:color w:val="263238"/>
+              </w:rPr>
+              <w:t>ว่าง</w:t>
+            </w:r>
+            <w:proofErr w:type="spellEnd"/>
+            <w:r>
+              <w:rPr>
+                <w:color w:val="263238"/>
+              </w:rPr>
+              <w:t>/</w:t>
+            </w:r>
+            <w:proofErr w:type="spellStart"/>
+            <w:r>
+              <w:rPr>
+                <w:color w:val="263238"/>
+              </w:rPr>
+              <w:t>ไม่ว่างต่อ</w:t>
+            </w:r>
+            <w:proofErr w:type="spellEnd"/>
+            <w:r>
+              <w:rPr>
+                <w:color w:val="263238"/>
+              </w:rPr>
+              <w:t xml:space="preserve"> instructor — </w:t>
+            </w:r>
+            <w:proofErr w:type="spellStart"/>
+            <w:r>
+              <w:rPr>
+                <w:color w:val="263238"/>
+              </w:rPr>
+              <w:t>ต้องสร้าง</w:t>
+            </w:r>
+            <w:proofErr w:type="spellEnd"/>
+            <w:r>
+              <w:rPr>
+                <w:color w:val="263238"/>
+              </w:rPr>
+              <w:t xml:space="preserve"> availability model</w:t>
             </w:r>
           </w:p>
         </w:tc>
@@ -10047,7 +12250,21 @@
               <w:rPr>
                 <w:color w:val="263238"/>
               </w:rPr>
-              <w:t>Import HR/Excel — map กับ instructor schema</w:t>
+              <w:t xml:space="preserve">Import HR/Excel — map </w:t>
+            </w:r>
+            <w:proofErr w:type="spellStart"/>
+            <w:r>
+              <w:rPr>
+                <w:color w:val="263238"/>
+              </w:rPr>
+              <w:t>กับ</w:t>
+            </w:r>
+            <w:proofErr w:type="spellEnd"/>
+            <w:r>
+              <w:rPr>
+                <w:color w:val="263238"/>
+              </w:rPr>
+              <w:t xml:space="preserve"> instructor schema</w:t>
             </w:r>
           </w:p>
         </w:tc>
@@ -10132,7 +12349,21 @@
               <w:rPr>
                 <w:color w:val="263238"/>
               </w:rPr>
-              <w:t>CRUD ห้อง full form (code, building, capacity, equipment) + validation</w:t>
+              <w:t xml:space="preserve">CRUD </w:t>
+            </w:r>
+            <w:proofErr w:type="spellStart"/>
+            <w:r>
+              <w:rPr>
+                <w:color w:val="263238"/>
+              </w:rPr>
+              <w:t>ห้อง</w:t>
+            </w:r>
+            <w:proofErr w:type="spellEnd"/>
+            <w:r>
+              <w:rPr>
+                <w:color w:val="263238"/>
+              </w:rPr>
+              <w:t xml:space="preserve"> full form (code, building, capacity, equipment) + validation</w:t>
             </w:r>
           </w:p>
         </w:tc>
@@ -10220,7 +12451,21 @@
               <w:rPr>
                 <w:color w:val="263238"/>
               </w:rPr>
-              <w:t>Toggle สถานะ active/inactive/maintenance</w:t>
+              <w:t xml:space="preserve">Toggle </w:t>
+            </w:r>
+            <w:proofErr w:type="spellStart"/>
+            <w:r>
+              <w:rPr>
+                <w:color w:val="263238"/>
+              </w:rPr>
+              <w:t>สถานะ</w:t>
+            </w:r>
+            <w:proofErr w:type="spellEnd"/>
+            <w:r>
+              <w:rPr>
+                <w:color w:val="263238"/>
+              </w:rPr>
+              <w:t xml:space="preserve"> active/inactive/maintenance</w:t>
             </w:r>
           </w:p>
         </w:tc>
@@ -10305,7 +12550,21 @@
               <w:rPr>
                 <w:color w:val="263238"/>
               </w:rPr>
-              <w:t>Filter ตาม building/capacity/type — UI filter + query</w:t>
+              <w:t xml:space="preserve">Filter </w:t>
+            </w:r>
+            <w:proofErr w:type="spellStart"/>
+            <w:r>
+              <w:rPr>
+                <w:color w:val="263238"/>
+              </w:rPr>
+              <w:t>ตาม</w:t>
+            </w:r>
+            <w:proofErr w:type="spellEnd"/>
+            <w:r>
+              <w:rPr>
+                <w:color w:val="263238"/>
+              </w:rPr>
+              <w:t xml:space="preserve"> building/capacity/type — UI filter + query</w:t>
             </w:r>
           </w:p>
         </w:tc>
@@ -10393,8 +12652,44 @@
               <w:rPr>
                 <w:color w:val="263238"/>
               </w:rPr>
-              <w:t>CRUD ปีการศึกษา/ภาคเรียน + date range + validation ซ้อน</w:t>
-            </w:r>
+              <w:t xml:space="preserve">CRUD </w:t>
+            </w:r>
+            <w:proofErr w:type="spellStart"/>
+            <w:r>
+              <w:rPr>
+                <w:color w:val="263238"/>
+              </w:rPr>
+              <w:t>ปีการศึกษา</w:t>
+            </w:r>
+            <w:proofErr w:type="spellEnd"/>
+            <w:r>
+              <w:rPr>
+                <w:color w:val="263238"/>
+              </w:rPr>
+              <w:t>/</w:t>
+            </w:r>
+            <w:proofErr w:type="spellStart"/>
+            <w:r>
+              <w:rPr>
+                <w:color w:val="263238"/>
+              </w:rPr>
+              <w:t>ภาคเรียน</w:t>
+            </w:r>
+            <w:proofErr w:type="spellEnd"/>
+            <w:r>
+              <w:rPr>
+                <w:color w:val="263238"/>
+              </w:rPr>
+              <w:t xml:space="preserve"> + date range + validation </w:t>
+            </w:r>
+            <w:proofErr w:type="spellStart"/>
+            <w:r>
+              <w:rPr>
+                <w:color w:val="263238"/>
+              </w:rPr>
+              <w:t>ซ้อน</w:t>
+            </w:r>
+            <w:proofErr w:type="spellEnd"/>
           </w:p>
         </w:tc>
       </w:tr>
@@ -10478,8 +12773,16 @@
               <w:rPr>
                 <w:color w:val="263238"/>
               </w:rPr>
-              <w:t>Set active semester — toggle + deactivate semester อื่นก่อน</w:t>
-            </w:r>
+              <w:t xml:space="preserve">Set active semester — toggle + deactivate semester </w:t>
+            </w:r>
+            <w:proofErr w:type="spellStart"/>
+            <w:r>
+              <w:rPr>
+                <w:color w:val="263238"/>
+              </w:rPr>
+              <w:t>อื่นก่อน</w:t>
+            </w:r>
+            <w:proofErr w:type="spellEnd"/>
           </w:p>
         </w:tc>
       </w:tr>
@@ -10705,11 +13008,33 @@
             <w:vAlign w:val="center"/>
           </w:tcPr>
           <w:p>
-            <w:r>
-              <w:rPr>
-                <w:color w:val="263238"/>
-              </w:rPr>
-              <w:t>กำหนด practicum sites — CRUD พร้อม location/capacity</w:t>
+            <w:proofErr w:type="spellStart"/>
+            <w:r>
+              <w:rPr>
+                <w:color w:val="263238"/>
+              </w:rPr>
+              <w:t>กำหนด</w:t>
+            </w:r>
+            <w:proofErr w:type="spellEnd"/>
+            <w:r>
+              <w:rPr>
+                <w:color w:val="263238"/>
+              </w:rPr>
+              <w:t xml:space="preserve"> practicum sites — CRUD </w:t>
+            </w:r>
+            <w:proofErr w:type="spellStart"/>
+            <w:r>
+              <w:rPr>
+                <w:color w:val="263238"/>
+              </w:rPr>
+              <w:t>พร้อม</w:t>
+            </w:r>
+            <w:proofErr w:type="spellEnd"/>
+            <w:r>
+              <w:rPr>
+                <w:color w:val="263238"/>
+              </w:rPr>
+              <w:t xml:space="preserve"> location/capacity</w:t>
             </w:r>
           </w:p>
         </w:tc>
@@ -10737,6 +13062,7 @@
           <w:sz w:val="28"/>
           <w:szCs w:val="28"/>
         </w:rPr>
+        <w:lastRenderedPageBreak/>
         <w:t>EPIC: M2 — Course Management</w:t>
       </w:r>
     </w:p>
@@ -10750,7 +13076,61 @@
           <w:iCs/>
           <w:color w:val="7F7F7F"/>
         </w:rPr>
-        <w:t>Sprint 3  |  18–19 พ.ค. 2569  |  19 SP</w:t>
+        <w:t xml:space="preserve">Sprint </w:t>
+      </w:r>
+      <w:proofErr w:type="gramStart"/>
+      <w:r>
+        <w:rPr>
+          <w:i/>
+          <w:iCs/>
+          <w:color w:val="7F7F7F"/>
+        </w:rPr>
+        <w:t>3  |</w:t>
+      </w:r>
+      <w:proofErr w:type="gramEnd"/>
+      <w:r>
+        <w:rPr>
+          <w:i/>
+          <w:iCs/>
+          <w:color w:val="7F7F7F"/>
+        </w:rPr>
+        <w:t xml:space="preserve">  18–19 </w:t>
+      </w:r>
+      <w:proofErr w:type="spellStart"/>
+      <w:r>
+        <w:rPr>
+          <w:i/>
+          <w:iCs/>
+          <w:color w:val="7F7F7F"/>
+        </w:rPr>
+        <w:t>พ.ค</w:t>
+      </w:r>
+      <w:proofErr w:type="spellEnd"/>
+      <w:r>
+        <w:rPr>
+          <w:i/>
+          <w:iCs/>
+          <w:color w:val="7F7F7F"/>
+        </w:rPr>
+        <w:t xml:space="preserve">. </w:t>
+      </w:r>
+      <w:proofErr w:type="gramStart"/>
+      <w:r>
+        <w:rPr>
+          <w:i/>
+          <w:iCs/>
+          <w:color w:val="7F7F7F"/>
+        </w:rPr>
+        <w:t>2569  |</w:t>
+      </w:r>
+      <w:proofErr w:type="gramEnd"/>
+      <w:r>
+        <w:rPr>
+          <w:i/>
+          <w:iCs/>
+          <w:color w:val="7F7F7F"/>
+        </w:rPr>
+        <w:t xml:space="preserve">  19 SP</w:t>
       </w:r>
     </w:p>
     <w:tbl>
@@ -11705,7 +14085,21 @@
               <w:rPr>
                 <w:color w:val="263238"/>
               </w:rPr>
-              <w:t>As a Support Staff, I want to archive a course offering</w:t>
+              <w:t xml:space="preserve">As a Support Staff, I want to </w:t>
+            </w:r>
+            <w:proofErr w:type="gramStart"/>
+            <w:r>
+              <w:rPr>
+                <w:color w:val="263238"/>
+              </w:rPr>
+              <w:t>archive</w:t>
+            </w:r>
+            <w:proofErr w:type="gramEnd"/>
+            <w:r>
+              <w:rPr>
+                <w:color w:val="263238"/>
+              </w:rPr>
+              <w:t xml:space="preserve"> a course offering</w:t>
             </w:r>
           </w:p>
         </w:tc>
@@ -11821,7 +14215,21 @@
               <w:rPr>
                 <w:color w:val="263238"/>
               </w:rPr>
-              <w:t>[v2.3] As a Support Staff/Admin, I want to manage a course-level instructor template pool (Course Pool) — auto-syncs to offerings when scheduling phase opens</w:t>
+              <w:t xml:space="preserve">[v2.3] As a Support Staff/Admin, I want to manage a course-level instructor template pool (Course </w:t>
+            </w:r>
+            <w:proofErr w:type="gramStart"/>
+            <w:r>
+              <w:rPr>
+                <w:color w:val="263238"/>
+              </w:rPr>
+              <w:t>Pool) —</w:t>
+            </w:r>
+            <w:proofErr w:type="gramEnd"/>
+            <w:r>
+              <w:rPr>
+                <w:color w:val="263238"/>
+              </w:rPr>
+              <w:t xml:space="preserve"> auto-syncs to offerings when scheduling phase opens</w:t>
             </w:r>
           </w:p>
         </w:tc>
@@ -11937,7 +14345,57 @@
               <w:rPr>
                 <w:color w:val="263238"/>
               </w:rPr>
-              <w:t>[v2.3] As a System Admin, I want a two-layer status: academic_years.phase (preparation/scheduling/published) + course_offerings.approval_status — critical-gate must clear before scheduling</w:t>
+              <w:t xml:space="preserve">[v2.3] As a System Admin, I want a two-layer status: </w:t>
+            </w:r>
+            <w:proofErr w:type="spellStart"/>
+            <w:r>
+              <w:rPr>
+                <w:color w:val="263238"/>
+              </w:rPr>
+              <w:t>academic_</w:t>
+            </w:r>
+            <w:proofErr w:type="gramStart"/>
+            <w:r>
+              <w:rPr>
+                <w:color w:val="263238"/>
+              </w:rPr>
+              <w:t>years.phase</w:t>
+            </w:r>
+            <w:proofErr w:type="spellEnd"/>
+            <w:proofErr w:type="gramEnd"/>
+            <w:r>
+              <w:rPr>
+                <w:color w:val="263238"/>
+              </w:rPr>
+              <w:t xml:space="preserve"> (preparation/scheduling/published) + </w:t>
+            </w:r>
+            <w:proofErr w:type="spellStart"/>
+            <w:r>
+              <w:rPr>
+                <w:color w:val="263238"/>
+              </w:rPr>
+              <w:t>course_</w:t>
+            </w:r>
+            <w:proofErr w:type="gramStart"/>
+            <w:r>
+              <w:rPr>
+                <w:color w:val="263238"/>
+              </w:rPr>
+              <w:t>offerings.approval</w:t>
+            </w:r>
+            <w:proofErr w:type="gramEnd"/>
+            <w:r>
+              <w:rPr>
+                <w:color w:val="263238"/>
+              </w:rPr>
+              <w:t>_status</w:t>
+            </w:r>
+            <w:proofErr w:type="spellEnd"/>
+            <w:r>
+              <w:rPr>
+                <w:color w:val="263238"/>
+              </w:rPr>
+              <w:t xml:space="preserve"> — critical-gate must clear before scheduling</w:t>
             </w:r>
           </w:p>
         </w:tc>
@@ -12053,7 +14511,77 @@
               <w:rPr>
                 <w:color w:val="263238"/>
               </w:rPr>
-              <w:t>[v2.3] As a System Admin, I want curriculum to support ป.โท/ป.เอก (education_level + uses_year_level=false) — prerequisite + credit-based instead of cohort year</w:t>
+              <w:t xml:space="preserve">[v2.3] As a System Admin, I want curriculum to support </w:t>
+            </w:r>
+            <w:proofErr w:type="spellStart"/>
+            <w:r>
+              <w:rPr>
+                <w:color w:val="263238"/>
+              </w:rPr>
+              <w:t>ป.โท</w:t>
+            </w:r>
+            <w:proofErr w:type="spellEnd"/>
+            <w:r>
+              <w:rPr>
+                <w:color w:val="263238"/>
+              </w:rPr>
+              <w:t>/</w:t>
+            </w:r>
+            <w:proofErr w:type="spellStart"/>
+            <w:r>
+              <w:rPr>
+                <w:color w:val="263238"/>
+              </w:rPr>
+              <w:t>ป.เอก</w:t>
+            </w:r>
+            <w:proofErr w:type="spellEnd"/>
+            <w:r>
+              <w:rPr>
+                <w:color w:val="263238"/>
+              </w:rPr>
+              <w:t xml:space="preserve"> (</w:t>
+            </w:r>
+            <w:proofErr w:type="spellStart"/>
+            <w:r>
+              <w:rPr>
+                <w:color w:val="263238"/>
+              </w:rPr>
+              <w:t>education_level</w:t>
+            </w:r>
+            <w:proofErr w:type="spellEnd"/>
+            <w:r>
+              <w:rPr>
+                <w:color w:val="263238"/>
+              </w:rPr>
+              <w:t xml:space="preserve"> + </w:t>
+            </w:r>
+            <w:proofErr w:type="spellStart"/>
+            <w:r>
+              <w:rPr>
+                <w:color w:val="263238"/>
+              </w:rPr>
+              <w:t>uses_year_level</w:t>
+            </w:r>
+            <w:proofErr w:type="spellEnd"/>
+            <w:r>
+              <w:rPr>
+                <w:color w:val="263238"/>
+              </w:rPr>
+              <w:t>=</w:t>
+            </w:r>
+            <w:proofErr w:type="gramStart"/>
+            <w:r>
+              <w:rPr>
+                <w:color w:val="263238"/>
+              </w:rPr>
+              <w:t>false) —</w:t>
+            </w:r>
+            <w:proofErr w:type="gramEnd"/>
+            <w:r>
+              <w:rPr>
+                <w:color w:val="263238"/>
+              </w:rPr>
+              <w:t xml:space="preserve"> prerequisite + credit-based instead of cohort year</w:t>
             </w:r>
           </w:p>
         </w:tc>
@@ -12141,13 +14669,23 @@
             <w:pPr>
               <w:jc w:val="right"/>
             </w:pPr>
+            <w:proofErr w:type="spellStart"/>
             <w:r>
               <w:rPr>
                 <w:b/>
                 <w:bCs/>
                 <w:color w:val="1F3864"/>
               </w:rPr>
-              <w:t>รวม Story Points:</w:t>
+              <w:t>รวม</w:t>
+            </w:r>
+            <w:proofErr w:type="spellEnd"/>
+            <w:r>
+              <w:rPr>
+                <w:b/>
+                <w:bCs/>
+                <w:color w:val="1F3864"/>
+              </w:rPr>
+              <w:t xml:space="preserve"> Story Points:</w:t>
             </w:r>
           </w:p>
         </w:tc>
@@ -12320,6 +14858,7 @@
             <w:pPr>
               <w:jc w:val="center"/>
             </w:pPr>
+            <w:proofErr w:type="spellStart"/>
             <w:r>
               <w:rPr>
                 <w:b/>
@@ -12330,6 +14869,7 @@
               </w:rPr>
               <w:t>เหตุผล</w:t>
             </w:r>
+            <w:proofErr w:type="spellEnd"/>
           </w:p>
         </w:tc>
       </w:tr>
@@ -12413,7 +14953,21 @@
               <w:rPr>
                 <w:color w:val="263238"/>
               </w:rPr>
-              <w:t xml:space="preserve">CRUD course offering full form — link หลาย entity (subject, </w:t>
+              <w:t xml:space="preserve">CRUD course offering full form — link </w:t>
+            </w:r>
+            <w:proofErr w:type="spellStart"/>
+            <w:r>
+              <w:rPr>
+                <w:color w:val="263238"/>
+              </w:rPr>
+              <w:t>หลาย</w:t>
+            </w:r>
+            <w:proofErr w:type="spellEnd"/>
+            <w:r>
+              <w:rPr>
+                <w:color w:val="263238"/>
+              </w:rPr>
+              <w:t xml:space="preserve"> entity (subject, </w:t>
             </w:r>
             <w:r>
               <w:rPr>
@@ -12533,8 +15087,30 @@
               <w:rPr>
                 <w:color w:val="263238"/>
               </w:rPr>
-              <w:t>Assign instructors multiple ต่อ 1 offering — many-to-many + role_in_course</w:t>
-            </w:r>
+              <w:t xml:space="preserve">Assign instructors multiple </w:t>
+            </w:r>
+            <w:proofErr w:type="spellStart"/>
+            <w:r>
+              <w:rPr>
+                <w:color w:val="263238"/>
+              </w:rPr>
+              <w:t>ต่อ</w:t>
+            </w:r>
+            <w:proofErr w:type="spellEnd"/>
+            <w:r>
+              <w:rPr>
+                <w:color w:val="263238"/>
+              </w:rPr>
+              <w:t xml:space="preserve"> 1 offering — many-to-many + </w:t>
+            </w:r>
+            <w:proofErr w:type="spellStart"/>
+            <w:r>
+              <w:rPr>
+                <w:color w:val="263238"/>
+              </w:rPr>
+              <w:t>role_in_course</w:t>
+            </w:r>
+            <w:proofErr w:type="spellEnd"/>
           </w:p>
         </w:tc>
       </w:tr>
@@ -12614,11 +15190,61 @@
             <w:vAlign w:val="center"/>
           </w:tcPr>
           <w:p>
-            <w:r>
-              <w:rPr>
-                <w:color w:val="263238"/>
-              </w:rPr>
-              <w:t>ระบุ lecture/lab hours แยก — ผูกกับ schedule validation ใน M4</w:t>
+            <w:proofErr w:type="spellStart"/>
+            <w:r>
+              <w:rPr>
+                <w:color w:val="263238"/>
+              </w:rPr>
+              <w:t>ระบุ</w:t>
+            </w:r>
+            <w:proofErr w:type="spellEnd"/>
+            <w:r>
+              <w:rPr>
+                <w:color w:val="263238"/>
+              </w:rPr>
+              <w:t xml:space="preserve"> lecture/lab hours </w:t>
+            </w:r>
+            <w:proofErr w:type="spellStart"/>
+            <w:r>
+              <w:rPr>
+                <w:color w:val="263238"/>
+              </w:rPr>
+              <w:t>แยก</w:t>
+            </w:r>
+            <w:proofErr w:type="spellEnd"/>
+            <w:r>
+              <w:rPr>
+                <w:color w:val="263238"/>
+              </w:rPr>
+              <w:t xml:space="preserve"> — </w:t>
+            </w:r>
+            <w:proofErr w:type="spellStart"/>
+            <w:r>
+              <w:rPr>
+                <w:color w:val="263238"/>
+              </w:rPr>
+              <w:t>ผูกกับ</w:t>
+            </w:r>
+            <w:proofErr w:type="spellEnd"/>
+            <w:r>
+              <w:rPr>
+                <w:color w:val="263238"/>
+              </w:rPr>
+              <w:t xml:space="preserve"> schedule validation </w:t>
+            </w:r>
+            <w:proofErr w:type="spellStart"/>
+            <w:r>
+              <w:rPr>
+                <w:color w:val="263238"/>
+              </w:rPr>
+              <w:t>ใน</w:t>
+            </w:r>
+            <w:proofErr w:type="spellEnd"/>
+            <w:r>
+              <w:rPr>
+                <w:color w:val="263238"/>
+              </w:rPr>
+              <w:t xml:space="preserve"> M4</w:t>
             </w:r>
           </w:p>
         </w:tc>
@@ -12706,8 +15332,44 @@
               <w:rPr>
                 <w:color w:val="263238"/>
               </w:rPr>
-              <w:t>Flag practicum rotation — เพิ่ม field ใน course_offering</w:t>
-            </w:r>
+              <w:t xml:space="preserve">Flag practicum rotation — </w:t>
+            </w:r>
+            <w:proofErr w:type="spellStart"/>
+            <w:r>
+              <w:rPr>
+                <w:color w:val="263238"/>
+              </w:rPr>
+              <w:t>เพิ่ม</w:t>
+            </w:r>
+            <w:proofErr w:type="spellEnd"/>
+            <w:r>
+              <w:rPr>
+                <w:color w:val="263238"/>
+              </w:rPr>
+              <w:t xml:space="preserve"> field </w:t>
+            </w:r>
+            <w:proofErr w:type="spellStart"/>
+            <w:r>
+              <w:rPr>
+                <w:color w:val="263238"/>
+              </w:rPr>
+              <w:t>ใน</w:t>
+            </w:r>
+            <w:proofErr w:type="spellEnd"/>
+            <w:r>
+              <w:rPr>
+                <w:color w:val="263238"/>
+              </w:rPr>
+              <w:t xml:space="preserve"> </w:t>
+            </w:r>
+            <w:proofErr w:type="spellStart"/>
+            <w:r>
+              <w:rPr>
+                <w:color w:val="263238"/>
+              </w:rPr>
+              <w:t>course_offering</w:t>
+            </w:r>
+            <w:proofErr w:type="spellEnd"/>
           </w:p>
         </w:tc>
       </w:tr>
@@ -12791,8 +15453,16 @@
               <w:rPr>
                 <w:color w:val="263238"/>
               </w:rPr>
-              <w:t>Prerequisites — self-join table course_prerequisites</w:t>
-            </w:r>
+              <w:t xml:space="preserve">Prerequisites — self-join table </w:t>
+            </w:r>
+            <w:proofErr w:type="spellStart"/>
+            <w:r>
+              <w:rPr>
+                <w:color w:val="263238"/>
+              </w:rPr>
+              <w:t>course_prerequisites</w:t>
+            </w:r>
+            <w:proofErr w:type="spellEnd"/>
           </w:p>
         </w:tc>
       </w:tr>
@@ -12879,8 +15549,30 @@
               <w:rPr>
                 <w:color w:val="263238"/>
               </w:rPr>
-              <w:t>List view + filter ตาม semester — query ตรงไปตรงมา</w:t>
-            </w:r>
+              <w:t xml:space="preserve">List view + filter </w:t>
+            </w:r>
+            <w:proofErr w:type="spellStart"/>
+            <w:r>
+              <w:rPr>
+                <w:color w:val="263238"/>
+              </w:rPr>
+              <w:t>ตาม</w:t>
+            </w:r>
+            <w:proofErr w:type="spellEnd"/>
+            <w:r>
+              <w:rPr>
+                <w:color w:val="263238"/>
+              </w:rPr>
+              <w:t xml:space="preserve"> semester — query </w:t>
+            </w:r>
+            <w:proofErr w:type="spellStart"/>
+            <w:r>
+              <w:rPr>
+                <w:color w:val="263238"/>
+              </w:rPr>
+              <w:t>ตรงไปตรงมา</w:t>
+            </w:r>
+            <w:proofErr w:type="spellEnd"/>
           </w:p>
         </w:tc>
       </w:tr>
@@ -12964,8 +15656,16 @@
               <w:rPr>
                 <w:color w:val="263238"/>
               </w:rPr>
-              <w:t>Archive flag — soft delete เดียว</w:t>
-            </w:r>
+              <w:t xml:space="preserve">Archive flag — soft delete </w:t>
+            </w:r>
+            <w:proofErr w:type="spellStart"/>
+            <w:r>
+              <w:rPr>
+                <w:color w:val="263238"/>
+              </w:rPr>
+              <w:t>เดียว</w:t>
+            </w:r>
+            <w:proofErr w:type="spellEnd"/>
           </w:p>
         </w:tc>
       </w:tr>
@@ -12992,7 +15692,52 @@
           <w:sz w:val="28"/>
           <w:szCs w:val="28"/>
         </w:rPr>
-        <w:t>EPIC: M3 — Schedule Management (ตารางสอน / ตารางฝึกปฏิบัติ)</w:t>
+        <w:lastRenderedPageBreak/>
+        <w:t>EPIC: M3 — Schedule Management (</w:t>
+      </w:r>
+      <w:proofErr w:type="spellStart"/>
+      <w:r>
+        <w:rPr>
+          <w:b/>
+          <w:bCs/>
+          <w:color w:val="2E75B6"/>
+          <w:sz w:val="28"/>
+          <w:szCs w:val="28"/>
+        </w:rPr>
+        <w:t>ตารางสอน</w:t>
+      </w:r>
+      <w:proofErr w:type="spellEnd"/>
+      <w:r>
+        <w:rPr>
+          <w:b/>
+          <w:bCs/>
+          <w:color w:val="2E75B6"/>
+          <w:sz w:val="28"/>
+          <w:szCs w:val="28"/>
+        </w:rPr>
+        <w:t xml:space="preserve"> / </w:t>
+      </w:r>
+      <w:proofErr w:type="spellStart"/>
+      <w:r>
+        <w:rPr>
+          <w:b/>
+          <w:bCs/>
+          <w:color w:val="2E75B6"/>
+          <w:sz w:val="28"/>
+          <w:szCs w:val="28"/>
+        </w:rPr>
+        <w:t>ตารางฝึกปฏิบัติ</w:t>
+      </w:r>
+      <w:proofErr w:type="spellEnd"/>
+      <w:r>
+        <w:rPr>
+          <w:b/>
+          <w:bCs/>
+          <w:color w:val="2E75B6"/>
+          <w:sz w:val="28"/>
+          <w:szCs w:val="28"/>
+        </w:rPr>
+        <w:t>)</w:t>
       </w:r>
     </w:p>
     <w:p>
@@ -13005,7 +15750,61 @@
           <w:iCs/>
           <w:color w:val="7F7F7F"/>
         </w:rPr>
-        <w:t>Sprint 4  |  20–22 พ.ค. 2569  |  41 SP</w:t>
+        <w:t xml:space="preserve">Sprint </w:t>
+      </w:r>
+      <w:proofErr w:type="gramStart"/>
+      <w:r>
+        <w:rPr>
+          <w:i/>
+          <w:iCs/>
+          <w:color w:val="7F7F7F"/>
+        </w:rPr>
+        <w:t>4  |</w:t>
+      </w:r>
+      <w:proofErr w:type="gramEnd"/>
+      <w:r>
+        <w:rPr>
+          <w:i/>
+          <w:iCs/>
+          <w:color w:val="7F7F7F"/>
+        </w:rPr>
+        <w:t xml:space="preserve">  20–22 </w:t>
+      </w:r>
+      <w:proofErr w:type="spellStart"/>
+      <w:r>
+        <w:rPr>
+          <w:i/>
+          <w:iCs/>
+          <w:color w:val="7F7F7F"/>
+        </w:rPr>
+        <w:t>พ.ค</w:t>
+      </w:r>
+      <w:proofErr w:type="spellEnd"/>
+      <w:r>
+        <w:rPr>
+          <w:i/>
+          <w:iCs/>
+          <w:color w:val="7F7F7F"/>
+        </w:rPr>
+        <w:t xml:space="preserve">. </w:t>
+      </w:r>
+      <w:proofErr w:type="gramStart"/>
+      <w:r>
+        <w:rPr>
+          <w:i/>
+          <w:iCs/>
+          <w:color w:val="7F7F7F"/>
+        </w:rPr>
+        <w:t>2569  |</w:t>
+      </w:r>
+      <w:proofErr w:type="gramEnd"/>
+      <w:r>
+        <w:rPr>
+          <w:i/>
+          <w:iCs/>
+          <w:color w:val="7F7F7F"/>
+        </w:rPr>
+        <w:t xml:space="preserve">  41 SP</w:t>
       </w:r>
     </w:p>
     <w:tbl>
@@ -14159,7 +16958,21 @@
               <w:rPr>
                 <w:color w:val="263238"/>
               </w:rPr>
-              <w:t>[v2.3] As a Course Head, I want to filter the schedule view by a specific instructor (works in list/week/day/month) — dropdown in toolbar</w:t>
+              <w:t>[v2.3] As a Course Head, I want to filter the schedule view by a specific instructor (works in list/week/day/</w:t>
+            </w:r>
+            <w:proofErr w:type="gramStart"/>
+            <w:r>
+              <w:rPr>
+                <w:color w:val="263238"/>
+              </w:rPr>
+              <w:t>month) —</w:t>
+            </w:r>
+            <w:proofErr w:type="gramEnd"/>
+            <w:r>
+              <w:rPr>
+                <w:color w:val="263238"/>
+              </w:rPr>
+              <w:t xml:space="preserve"> dropdown in toolbar</w:t>
             </w:r>
           </w:p>
         </w:tc>
@@ -14247,13 +17060,23 @@
             <w:pPr>
               <w:jc w:val="right"/>
             </w:pPr>
+            <w:proofErr w:type="spellStart"/>
             <w:r>
               <w:rPr>
                 <w:b/>
                 <w:bCs/>
                 <w:color w:val="1F3864"/>
               </w:rPr>
-              <w:t>รวม Story Points:</w:t>
+              <w:t>รวม</w:t>
+            </w:r>
+            <w:proofErr w:type="spellEnd"/>
+            <w:r>
+              <w:rPr>
+                <w:b/>
+                <w:bCs/>
+                <w:color w:val="1F3864"/>
+              </w:rPr>
+              <w:t xml:space="preserve"> Story Points:</w:t>
             </w:r>
           </w:p>
         </w:tc>
@@ -14426,6 +17249,7 @@
             <w:pPr>
               <w:jc w:val="center"/>
             </w:pPr>
+            <w:proofErr w:type="spellStart"/>
             <w:r>
               <w:rPr>
                 <w:b/>
@@ -14436,6 +17260,7 @@
               </w:rPr>
               <w:t>เหตุผล</w:t>
             </w:r>
+            <w:proofErr w:type="spellEnd"/>
           </w:p>
         </w:tc>
       </w:tr>
@@ -14515,12 +17340,126 @@
             <w:vAlign w:val="center"/>
           </w:tcPr>
           <w:p>
-            <w:r>
-              <w:rPr>
-                <w:color w:val="263238"/>
-              </w:rPr>
-              <w:t>สร้าง schedule entry — form ซับซ้อน (วิชา, อาจารย์ pool, ห้อง, กลุ่ม, วัน/เวลา, activity type) + conflict check ทันที</w:t>
-            </w:r>
+            <w:proofErr w:type="spellStart"/>
+            <w:r>
+              <w:rPr>
+                <w:color w:val="263238"/>
+              </w:rPr>
+              <w:t>สร้าง</w:t>
+            </w:r>
+            <w:proofErr w:type="spellEnd"/>
+            <w:r>
+              <w:rPr>
+                <w:color w:val="263238"/>
+              </w:rPr>
+              <w:t xml:space="preserve"> schedule entry — form </w:t>
+            </w:r>
+            <w:proofErr w:type="spellStart"/>
+            <w:r>
+              <w:rPr>
+                <w:color w:val="263238"/>
+              </w:rPr>
+              <w:t>ซับซ้อน</w:t>
+            </w:r>
+            <w:proofErr w:type="spellEnd"/>
+            <w:r>
+              <w:rPr>
+                <w:color w:val="263238"/>
+              </w:rPr>
+              <w:t xml:space="preserve"> (</w:t>
+            </w:r>
+            <w:proofErr w:type="spellStart"/>
+            <w:r>
+              <w:rPr>
+                <w:color w:val="263238"/>
+              </w:rPr>
+              <w:t>วิชา</w:t>
+            </w:r>
+            <w:proofErr w:type="spellEnd"/>
+            <w:r>
+              <w:rPr>
+                <w:color w:val="263238"/>
+              </w:rPr>
+              <w:t xml:space="preserve">, </w:t>
+            </w:r>
+            <w:proofErr w:type="spellStart"/>
+            <w:r>
+              <w:rPr>
+                <w:color w:val="263238"/>
+              </w:rPr>
+              <w:t>อาจารย์</w:t>
+            </w:r>
+            <w:proofErr w:type="spellEnd"/>
+            <w:r>
+              <w:rPr>
+                <w:color w:val="263238"/>
+              </w:rPr>
+              <w:t xml:space="preserve"> pool, </w:t>
+            </w:r>
+            <w:proofErr w:type="spellStart"/>
+            <w:r>
+              <w:rPr>
+                <w:color w:val="263238"/>
+              </w:rPr>
+              <w:t>ห้อง</w:t>
+            </w:r>
+            <w:proofErr w:type="spellEnd"/>
+            <w:r>
+              <w:rPr>
+                <w:color w:val="263238"/>
+              </w:rPr>
+              <w:t xml:space="preserve">, </w:t>
+            </w:r>
+            <w:proofErr w:type="spellStart"/>
+            <w:r>
+              <w:rPr>
+                <w:color w:val="263238"/>
+              </w:rPr>
+              <w:t>กลุ่ม</w:t>
+            </w:r>
+            <w:proofErr w:type="spellEnd"/>
+            <w:r>
+              <w:rPr>
+                <w:color w:val="263238"/>
+              </w:rPr>
+              <w:t xml:space="preserve">, </w:t>
+            </w:r>
+            <w:proofErr w:type="spellStart"/>
+            <w:r>
+              <w:rPr>
+                <w:color w:val="263238"/>
+              </w:rPr>
+              <w:t>วัน</w:t>
+            </w:r>
+            <w:proofErr w:type="spellEnd"/>
+            <w:r>
+              <w:rPr>
+                <w:color w:val="263238"/>
+              </w:rPr>
+              <w:t>/</w:t>
+            </w:r>
+            <w:proofErr w:type="spellStart"/>
+            <w:r>
+              <w:rPr>
+                <w:color w:val="263238"/>
+              </w:rPr>
+              <w:t>เวลา</w:t>
+            </w:r>
+            <w:proofErr w:type="spellEnd"/>
+            <w:r>
+              <w:rPr>
+                <w:color w:val="263238"/>
+              </w:rPr>
+              <w:t xml:space="preserve">, activity type) + conflict check </w:t>
+            </w:r>
+            <w:proofErr w:type="spellStart"/>
+            <w:r>
+              <w:rPr>
+                <w:color w:val="263238"/>
+              </w:rPr>
+              <w:t>ทันที</w:t>
+            </w:r>
+            <w:proofErr w:type="spellEnd"/>
           </w:p>
         </w:tc>
       </w:tr>
@@ -14607,7 +17546,35 @@
               <w:rPr>
                 <w:color w:val="263238"/>
               </w:rPr>
-              <w:t>Drag-and-drop — ต้องใช้ JS library + update DB เมื่อ drop + re-check conflict</w:t>
+              <w:t xml:space="preserve">Drag-and-drop — </w:t>
+            </w:r>
+            <w:proofErr w:type="spellStart"/>
+            <w:r>
+              <w:rPr>
+                <w:color w:val="263238"/>
+              </w:rPr>
+              <w:t>ต้องใช้</w:t>
+            </w:r>
+            <w:proofErr w:type="spellEnd"/>
+            <w:r>
+              <w:rPr>
+                <w:color w:val="263238"/>
+              </w:rPr>
+              <w:t xml:space="preserve"> JS library + update DB </w:t>
+            </w:r>
+            <w:proofErr w:type="spellStart"/>
+            <w:r>
+              <w:rPr>
+                <w:color w:val="263238"/>
+              </w:rPr>
+              <w:t>เมื่อ</w:t>
+            </w:r>
+            <w:proofErr w:type="spellEnd"/>
+            <w:r>
+              <w:rPr>
+                <w:color w:val="263238"/>
+              </w:rPr>
+              <w:t xml:space="preserve"> drop + re-check conflict</w:t>
             </w:r>
           </w:p>
         </w:tc>
@@ -14692,7 +17659,91 @@
               <w:rPr>
                 <w:color w:val="263238"/>
               </w:rPr>
-              <w:t>Recurring blocks — loop สร้าง schedule หลาย slot ตาม pattern (ทุกสัปดาห์/ทุก 2 สัปดาห์)</w:t>
+              <w:t xml:space="preserve">Recurring blocks — loop </w:t>
+            </w:r>
+            <w:proofErr w:type="spellStart"/>
+            <w:r>
+              <w:rPr>
+                <w:color w:val="263238"/>
+              </w:rPr>
+              <w:t>สร้าง</w:t>
+            </w:r>
+            <w:proofErr w:type="spellEnd"/>
+            <w:r>
+              <w:rPr>
+                <w:color w:val="263238"/>
+              </w:rPr>
+              <w:t xml:space="preserve"> schedule </w:t>
+            </w:r>
+            <w:proofErr w:type="spellStart"/>
+            <w:r>
+              <w:rPr>
+                <w:color w:val="263238"/>
+              </w:rPr>
+              <w:t>หลาย</w:t>
+            </w:r>
+            <w:proofErr w:type="spellEnd"/>
+            <w:r>
+              <w:rPr>
+                <w:color w:val="263238"/>
+              </w:rPr>
+              <w:t xml:space="preserve"> slot </w:t>
+            </w:r>
+            <w:proofErr w:type="spellStart"/>
+            <w:r>
+              <w:rPr>
+                <w:color w:val="263238"/>
+              </w:rPr>
+              <w:t>ตาม</w:t>
+            </w:r>
+            <w:proofErr w:type="spellEnd"/>
+            <w:r>
+              <w:rPr>
+                <w:color w:val="263238"/>
+              </w:rPr>
+              <w:t xml:space="preserve"> pattern (</w:t>
+            </w:r>
+            <w:proofErr w:type="spellStart"/>
+            <w:r>
+              <w:rPr>
+                <w:color w:val="263238"/>
+              </w:rPr>
+              <w:t>ทุกสัปดาห์</w:t>
+            </w:r>
+            <w:proofErr w:type="spellEnd"/>
+            <w:r>
+              <w:rPr>
+                <w:color w:val="263238"/>
+              </w:rPr>
+              <w:t>/</w:t>
+            </w:r>
+            <w:proofErr w:type="spellStart"/>
+            <w:r>
+              <w:rPr>
+                <w:color w:val="263238"/>
+              </w:rPr>
+              <w:t>ทุก</w:t>
+            </w:r>
+            <w:proofErr w:type="spellEnd"/>
+            <w:r>
+              <w:rPr>
+                <w:color w:val="263238"/>
+              </w:rPr>
+              <w:t xml:space="preserve"> 2 </w:t>
+            </w:r>
+            <w:proofErr w:type="spellStart"/>
+            <w:r>
+              <w:rPr>
+                <w:color w:val="263238"/>
+              </w:rPr>
+              <w:t>สัปดาห์</w:t>
+            </w:r>
+            <w:proofErr w:type="spellEnd"/>
+            <w:r>
+              <w:rPr>
+                <w:color w:val="263238"/>
+              </w:rPr>
+              <w:t>)</w:t>
             </w:r>
           </w:p>
         </w:tc>
@@ -14780,7 +17831,63 @@
               <w:rPr>
                 <w:color w:val="263238"/>
               </w:rPr>
-              <w:t>Practicum rotation — สร้าง series ที่กลุ่มหมุนเวียน สถานที่ต่างกัน — ซับซ้อนที่สุดใน M3</w:t>
+              <w:t xml:space="preserve">Practicum rotation — </w:t>
+            </w:r>
+            <w:proofErr w:type="spellStart"/>
+            <w:r>
+              <w:rPr>
+                <w:color w:val="263238"/>
+              </w:rPr>
+              <w:t>สร้าง</w:t>
+            </w:r>
+            <w:proofErr w:type="spellEnd"/>
+            <w:r>
+              <w:rPr>
+                <w:color w:val="263238"/>
+              </w:rPr>
+              <w:t xml:space="preserve"> series </w:t>
+            </w:r>
+            <w:proofErr w:type="spellStart"/>
+            <w:r>
+              <w:rPr>
+                <w:color w:val="263238"/>
+              </w:rPr>
+              <w:t>ที่กลุ่มหมุนเวียน</w:t>
+            </w:r>
+            <w:proofErr w:type="spellEnd"/>
+            <w:r>
+              <w:rPr>
+                <w:color w:val="263238"/>
+              </w:rPr>
+              <w:t xml:space="preserve"> </w:t>
+            </w:r>
+            <w:proofErr w:type="spellStart"/>
+            <w:r>
+              <w:rPr>
+                <w:color w:val="263238"/>
+              </w:rPr>
+              <w:t>สถานที่ต่างกัน</w:t>
+            </w:r>
+            <w:proofErr w:type="spellEnd"/>
+            <w:r>
+              <w:rPr>
+                <w:color w:val="263238"/>
+              </w:rPr>
+              <w:t xml:space="preserve"> — </w:t>
+            </w:r>
+            <w:proofErr w:type="spellStart"/>
+            <w:r>
+              <w:rPr>
+                <w:color w:val="263238"/>
+              </w:rPr>
+              <w:t>ซับซ้อนที่สุดใน</w:t>
+            </w:r>
+            <w:proofErr w:type="spellEnd"/>
+            <w:r>
+              <w:rPr>
+                <w:color w:val="263238"/>
+              </w:rPr>
+              <w:t xml:space="preserve"> M3</w:t>
             </w:r>
           </w:p>
         </w:tc>
@@ -14865,7 +17972,21 @@
               <w:rPr>
                 <w:color w:val="263238"/>
               </w:rPr>
-              <w:t>Assign student groups ไปยัง practicum sites — many-to-many + rotation logic</w:t>
+              <w:t xml:space="preserve">Assign student groups </w:t>
+            </w:r>
+            <w:proofErr w:type="spellStart"/>
+            <w:r>
+              <w:rPr>
+                <w:color w:val="263238"/>
+              </w:rPr>
+              <w:t>ไปยัง</w:t>
+            </w:r>
+            <w:proofErr w:type="spellEnd"/>
+            <w:r>
+              <w:rPr>
+                <w:color w:val="263238"/>
+              </w:rPr>
+              <w:t xml:space="preserve"> practicum sites — many-to-many + rotation logic</w:t>
             </w:r>
           </w:p>
         </w:tc>
@@ -14953,8 +18074,30 @@
               <w:rPr>
                 <w:color w:val="263238"/>
               </w:rPr>
-              <w:t>Edit schedule entry — ตรวจ conflict ใหม่หลังแก้</w:t>
-            </w:r>
+              <w:t xml:space="preserve">Edit schedule entry — </w:t>
+            </w:r>
+            <w:proofErr w:type="spellStart"/>
+            <w:r>
+              <w:rPr>
+                <w:color w:val="263238"/>
+              </w:rPr>
+              <w:t>ตรวจ</w:t>
+            </w:r>
+            <w:proofErr w:type="spellEnd"/>
+            <w:r>
+              <w:rPr>
+                <w:color w:val="263238"/>
+              </w:rPr>
+              <w:t xml:space="preserve"> conflict </w:t>
+            </w:r>
+            <w:proofErr w:type="spellStart"/>
+            <w:r>
+              <w:rPr>
+                <w:color w:val="263238"/>
+              </w:rPr>
+              <w:t>ใหม่หลังแก้</w:t>
+            </w:r>
+            <w:proofErr w:type="spellEnd"/>
           </w:p>
         </w:tc>
       </w:tr>
@@ -15038,8 +18181,30 @@
               <w:rPr>
                 <w:color w:val="263238"/>
               </w:rPr>
-              <w:t>Delete entry + cascade ลบ conflict record ที่เกี่ยวข้อง</w:t>
-            </w:r>
+              <w:t xml:space="preserve">Delete entry + cascade </w:t>
+            </w:r>
+            <w:proofErr w:type="spellStart"/>
+            <w:r>
+              <w:rPr>
+                <w:color w:val="263238"/>
+              </w:rPr>
+              <w:t>ลบ</w:t>
+            </w:r>
+            <w:proofErr w:type="spellEnd"/>
+            <w:r>
+              <w:rPr>
+                <w:color w:val="263238"/>
+              </w:rPr>
+              <w:t xml:space="preserve"> conflict record </w:t>
+            </w:r>
+            <w:proofErr w:type="spellStart"/>
+            <w:r>
+              <w:rPr>
+                <w:color w:val="263238"/>
+              </w:rPr>
+              <w:t>ที่เกี่ยวข้อง</w:t>
+            </w:r>
+            <w:proofErr w:type="spellEnd"/>
           </w:p>
         </w:tc>
       </w:tr>
@@ -15126,7 +18291,21 @@
               <w:rPr>
                 <w:color w:val="263238"/>
               </w:rPr>
-              <w:t>Copy from semester เก่า — clone records + update date offset</w:t>
+              <w:t xml:space="preserve">Copy from semester </w:t>
+            </w:r>
+            <w:proofErr w:type="spellStart"/>
+            <w:r>
+              <w:rPr>
+                <w:color w:val="263238"/>
+              </w:rPr>
+              <w:t>เก่า</w:t>
+            </w:r>
+            <w:proofErr w:type="spellEnd"/>
+            <w:r>
+              <w:rPr>
+                <w:color w:val="263238"/>
+              </w:rPr>
+              <w:t xml:space="preserve"> — clone records + update date offset</w:t>
             </w:r>
           </w:p>
         </w:tc>
@@ -15154,6 +18333,7 @@
           <w:sz w:val="28"/>
           <w:szCs w:val="28"/>
         </w:rPr>
+        <w:lastRenderedPageBreak/>
         <w:t>EPIC: M4 — Conflict Checking</w:t>
       </w:r>
     </w:p>
@@ -15167,7 +18347,61 @@
           <w:iCs/>
           <w:color w:val="7F7F7F"/>
         </w:rPr>
-        <w:t>Sprint 5  |  21–26 พ.ค. 2569  |  29 SP</w:t>
+        <w:t xml:space="preserve">Sprint </w:t>
+      </w:r>
+      <w:proofErr w:type="gramStart"/>
+      <w:r>
+        <w:rPr>
+          <w:i/>
+          <w:iCs/>
+          <w:color w:val="7F7F7F"/>
+        </w:rPr>
+        <w:t>5  |</w:t>
+      </w:r>
+      <w:proofErr w:type="gramEnd"/>
+      <w:r>
+        <w:rPr>
+          <w:i/>
+          <w:iCs/>
+          <w:color w:val="7F7F7F"/>
+        </w:rPr>
+        <w:t xml:space="preserve">  21–26 </w:t>
+      </w:r>
+      <w:proofErr w:type="spellStart"/>
+      <w:r>
+        <w:rPr>
+          <w:i/>
+          <w:iCs/>
+          <w:color w:val="7F7F7F"/>
+        </w:rPr>
+        <w:t>พ.ค</w:t>
+      </w:r>
+      <w:proofErr w:type="spellEnd"/>
+      <w:r>
+        <w:rPr>
+          <w:i/>
+          <w:iCs/>
+          <w:color w:val="7F7F7F"/>
+        </w:rPr>
+        <w:t xml:space="preserve">. </w:t>
+      </w:r>
+      <w:proofErr w:type="gramStart"/>
+      <w:r>
+        <w:rPr>
+          <w:i/>
+          <w:iCs/>
+          <w:color w:val="7F7F7F"/>
+        </w:rPr>
+        <w:t>2569  |</w:t>
+      </w:r>
+      <w:proofErr w:type="gramEnd"/>
+      <w:r>
+        <w:rPr>
+          <w:i/>
+          <w:iCs/>
+          <w:color w:val="7F7F7F"/>
+        </w:rPr>
+        <w:t xml:space="preserve">  29 SP</w:t>
       </w:r>
     </w:p>
     <w:tbl>
@@ -16081,11 +19315,19 @@
             <w:vAlign w:val="center"/>
           </w:tcPr>
           <w:p>
-            <w:r>
-              <w:rPr>
-                <w:color w:val="263238"/>
-              </w:rPr>
-              <w:t>As the system, I want to suggest alternative room/time</w:t>
+            <w:proofErr w:type="gramStart"/>
+            <w:r>
+              <w:rPr>
+                <w:color w:val="263238"/>
+              </w:rPr>
+              <w:t>As</w:t>
+            </w:r>
+            <w:proofErr w:type="gramEnd"/>
+            <w:r>
+              <w:rPr>
+                <w:color w:val="263238"/>
+              </w:rPr>
+              <w:t xml:space="preserve"> the system, I want to suggest alternative room/time</w:t>
             </w:r>
           </w:p>
         </w:tc>
@@ -16201,7 +19443,21 @@
               <w:rPr>
                 <w:color w:val="263238"/>
               </w:rPr>
-              <w:t>[v2.3] As the system, I want to detect cross-course instructor/room overlaps across the entire faculty (not just within one course) — dedicated /maker/schedule-conflicts page</w:t>
+              <w:t xml:space="preserve">[v2.3] As the system, I want to detect cross-course instructor/room overlaps across the entire faculty (not just within one </w:t>
+            </w:r>
+            <w:proofErr w:type="gramStart"/>
+            <w:r>
+              <w:rPr>
+                <w:color w:val="263238"/>
+              </w:rPr>
+              <w:t>course) —</w:t>
+            </w:r>
+            <w:proofErr w:type="gramEnd"/>
+            <w:r>
+              <w:rPr>
+                <w:color w:val="263238"/>
+              </w:rPr>
+              <w:t xml:space="preserve"> dedicated /maker/schedule-conflicts page</w:t>
             </w:r>
           </w:p>
         </w:tc>
@@ -16289,13 +19545,23 @@
             <w:pPr>
               <w:jc w:val="right"/>
             </w:pPr>
+            <w:proofErr w:type="spellStart"/>
             <w:r>
               <w:rPr>
                 <w:b/>
                 <w:bCs/>
                 <w:color w:val="1F3864"/>
               </w:rPr>
-              <w:t>รวม Story Points:</w:t>
+              <w:t>รวม</w:t>
+            </w:r>
+            <w:proofErr w:type="spellEnd"/>
+            <w:r>
+              <w:rPr>
+                <w:b/>
+                <w:bCs/>
+                <w:color w:val="1F3864"/>
+              </w:rPr>
+              <w:t xml:space="preserve"> Story Points:</w:t>
             </w:r>
           </w:p>
         </w:tc>
@@ -16468,6 +19734,7 @@
             <w:pPr>
               <w:jc w:val="center"/>
             </w:pPr>
+            <w:proofErr w:type="spellStart"/>
             <w:r>
               <w:rPr>
                 <w:b/>
@@ -16478,6 +19745,7 @@
               </w:rPr>
               <w:t>เหตุผล</w:t>
             </w:r>
+            <w:proofErr w:type="spellEnd"/>
           </w:p>
         </w:tc>
       </w:tr>
@@ -16557,12 +19825,42 @@
             <w:vAlign w:val="center"/>
           </w:tcPr>
           <w:p>
-            <w:r>
-              <w:rPr>
-                <w:color w:val="263238"/>
-              </w:rPr>
-              <w:t>ตรวจ instructor double-booking โดยใช้ Global Instructor ID ข้ามทุกวิชาในคณะ</w:t>
-            </w:r>
+            <w:proofErr w:type="spellStart"/>
+            <w:r>
+              <w:rPr>
+                <w:color w:val="263238"/>
+              </w:rPr>
+              <w:t>ตรวจ</w:t>
+            </w:r>
+            <w:proofErr w:type="spellEnd"/>
+            <w:r>
+              <w:rPr>
+                <w:color w:val="263238"/>
+              </w:rPr>
+              <w:t xml:space="preserve"> instructor double-booking </w:t>
+            </w:r>
+            <w:proofErr w:type="spellStart"/>
+            <w:r>
+              <w:rPr>
+                <w:color w:val="263238"/>
+              </w:rPr>
+              <w:t>โดยใช้</w:t>
+            </w:r>
+            <w:proofErr w:type="spellEnd"/>
+            <w:r>
+              <w:rPr>
+                <w:color w:val="263238"/>
+              </w:rPr>
+              <w:t xml:space="preserve"> Global Instructor ID </w:t>
+            </w:r>
+            <w:proofErr w:type="spellStart"/>
+            <w:r>
+              <w:rPr>
+                <w:color w:val="263238"/>
+              </w:rPr>
+              <w:t>ข้ามทุกวิชาในคณะ</w:t>
+            </w:r>
+            <w:proofErr w:type="spellEnd"/>
           </w:p>
         </w:tc>
       </w:tr>
@@ -16645,11 +19943,33 @@
             <w:vAlign w:val="center"/>
           </w:tcPr>
           <w:p>
-            <w:r>
-              <w:rPr>
-                <w:color w:val="263238"/>
-              </w:rPr>
-              <w:t>ตรวจ room double-booking — overlap query ตาม date/time range</w:t>
+            <w:proofErr w:type="spellStart"/>
+            <w:r>
+              <w:rPr>
+                <w:color w:val="263238"/>
+              </w:rPr>
+              <w:t>ตรวจ</w:t>
+            </w:r>
+            <w:proofErr w:type="spellEnd"/>
+            <w:r>
+              <w:rPr>
+                <w:color w:val="263238"/>
+              </w:rPr>
+              <w:t xml:space="preserve"> room double-booking — overlap query </w:t>
+            </w:r>
+            <w:proofErr w:type="spellStart"/>
+            <w:r>
+              <w:rPr>
+                <w:color w:val="263238"/>
+              </w:rPr>
+              <w:t>ตาม</w:t>
+            </w:r>
+            <w:proofErr w:type="spellEnd"/>
+            <w:r>
+              <w:rPr>
+                <w:color w:val="263238"/>
+              </w:rPr>
+              <w:t xml:space="preserve"> date/time range</w:t>
             </w:r>
           </w:p>
         </w:tc>
@@ -16730,12 +20050,28 @@
             <w:vAlign w:val="center"/>
           </w:tcPr>
           <w:p>
-            <w:r>
-              <w:rPr>
-                <w:color w:val="263238"/>
-              </w:rPr>
-              <w:t>ตรวจ section overlap — นักศึกษากลุ่มเดียวกันมีสองกิจกรรมพร้อมกัน</w:t>
-            </w:r>
+            <w:proofErr w:type="spellStart"/>
+            <w:r>
+              <w:rPr>
+                <w:color w:val="263238"/>
+              </w:rPr>
+              <w:t>ตรวจ</w:t>
+            </w:r>
+            <w:proofErr w:type="spellEnd"/>
+            <w:r>
+              <w:rPr>
+                <w:color w:val="263238"/>
+              </w:rPr>
+              <w:t xml:space="preserve"> section overlap — </w:t>
+            </w:r>
+            <w:proofErr w:type="spellStart"/>
+            <w:r>
+              <w:rPr>
+                <w:color w:val="263238"/>
+              </w:rPr>
+              <w:t>นักศึกษากลุ่มเดียวกันมีสองกิจกรรมพร้อมกัน</w:t>
+            </w:r>
+            <w:proofErr w:type="spellEnd"/>
           </w:p>
         </w:tc>
       </w:tr>
@@ -16822,8 +20158,58 @@
               <w:rPr>
                 <w:color w:val="263238"/>
               </w:rPr>
-              <w:t>Dialog แสดง conflict detail — แสดง 2 slots ที่ซ้อนทับ + วิธีแก้</w:t>
-            </w:r>
+              <w:t xml:space="preserve">Dialog </w:t>
+            </w:r>
+            <w:proofErr w:type="spellStart"/>
+            <w:r>
+              <w:rPr>
+                <w:color w:val="263238"/>
+              </w:rPr>
+              <w:t>แสดง</w:t>
+            </w:r>
+            <w:proofErr w:type="spellEnd"/>
+            <w:r>
+              <w:rPr>
+                <w:color w:val="263238"/>
+              </w:rPr>
+              <w:t xml:space="preserve"> conflict detail — </w:t>
+            </w:r>
+            <w:proofErr w:type="spellStart"/>
+            <w:r>
+              <w:rPr>
+                <w:color w:val="263238"/>
+              </w:rPr>
+              <w:t>แสดง</w:t>
+            </w:r>
+            <w:proofErr w:type="spellEnd"/>
+            <w:r>
+              <w:rPr>
+                <w:color w:val="263238"/>
+              </w:rPr>
+              <w:t xml:space="preserve"> 2 slots </w:t>
+            </w:r>
+            <w:proofErr w:type="spellStart"/>
+            <w:r>
+              <w:rPr>
+                <w:color w:val="263238"/>
+              </w:rPr>
+              <w:t>ที่ซ้อนทับ</w:t>
+            </w:r>
+            <w:proofErr w:type="spellEnd"/>
+            <w:r>
+              <w:rPr>
+                <w:color w:val="263238"/>
+              </w:rPr>
+              <w:t xml:space="preserve"> + </w:t>
+            </w:r>
+            <w:proofErr w:type="spellStart"/>
+            <w:r>
+              <w:rPr>
+                <w:color w:val="263238"/>
+              </w:rPr>
+              <w:t>วิธีแก้</w:t>
+            </w:r>
+            <w:proofErr w:type="spellEnd"/>
           </w:p>
         </w:tc>
       </w:tr>
@@ -16907,7 +20293,49 @@
               <w:rPr>
                 <w:color w:val="263238"/>
               </w:rPr>
-              <w:t>Highlight สีแดงบน schedule grid — ต้องเชื่อม conflict state กับ view component</w:t>
+              <w:t xml:space="preserve">Highlight </w:t>
+            </w:r>
+            <w:proofErr w:type="spellStart"/>
+            <w:r>
+              <w:rPr>
+                <w:color w:val="263238"/>
+              </w:rPr>
+              <w:t>สีแดงบน</w:t>
+            </w:r>
+            <w:proofErr w:type="spellEnd"/>
+            <w:r>
+              <w:rPr>
+                <w:color w:val="263238"/>
+              </w:rPr>
+              <w:t xml:space="preserve"> schedule grid — </w:t>
+            </w:r>
+            <w:proofErr w:type="spellStart"/>
+            <w:r>
+              <w:rPr>
+                <w:color w:val="263238"/>
+              </w:rPr>
+              <w:t>ต้องเชื่อม</w:t>
+            </w:r>
+            <w:proofErr w:type="spellEnd"/>
+            <w:r>
+              <w:rPr>
+                <w:color w:val="263238"/>
+              </w:rPr>
+              <w:t xml:space="preserve"> conflict state </w:t>
+            </w:r>
+            <w:proofErr w:type="spellStart"/>
+            <w:r>
+              <w:rPr>
+                <w:color w:val="263238"/>
+              </w:rPr>
+              <w:t>กับ</w:t>
+            </w:r>
+            <w:proofErr w:type="spellEnd"/>
+            <w:r>
+              <w:rPr>
+                <w:color w:val="263238"/>
+              </w:rPr>
+              <w:t xml:space="preserve"> view component</w:t>
             </w:r>
           </w:p>
         </w:tc>
@@ -16995,7 +20423,35 @@
               <w:rPr>
                 <w:color w:val="263238"/>
               </w:rPr>
-              <w:t>Full scan ทุก schedule ในวิชา — batch query + aggregate results</w:t>
+              <w:t xml:space="preserve">Full scan </w:t>
+            </w:r>
+            <w:proofErr w:type="spellStart"/>
+            <w:r>
+              <w:rPr>
+                <w:color w:val="263238"/>
+              </w:rPr>
+              <w:t>ทุก</w:t>
+            </w:r>
+            <w:proofErr w:type="spellEnd"/>
+            <w:r>
+              <w:rPr>
+                <w:color w:val="263238"/>
+              </w:rPr>
+              <w:t xml:space="preserve"> schedule </w:t>
+            </w:r>
+            <w:proofErr w:type="spellStart"/>
+            <w:r>
+              <w:rPr>
+                <w:color w:val="263238"/>
+              </w:rPr>
+              <w:t>ในวิชา</w:t>
+            </w:r>
+            <w:proofErr w:type="spellEnd"/>
+            <w:r>
+              <w:rPr>
+                <w:color w:val="263238"/>
+              </w:rPr>
+              <w:t xml:space="preserve"> — batch query + aggregate results</w:t>
             </w:r>
           </w:p>
         </w:tc>
@@ -17080,8 +20536,30 @@
               <w:rPr>
                 <w:color w:val="263238"/>
               </w:rPr>
-              <w:t>AI-suggest alternative room/time — heuristic search หา slot ว่างที่เหมาะสม</w:t>
-            </w:r>
+              <w:t xml:space="preserve">AI-suggest alternative room/time — heuristic search </w:t>
+            </w:r>
+            <w:proofErr w:type="spellStart"/>
+            <w:r>
+              <w:rPr>
+                <w:color w:val="263238"/>
+              </w:rPr>
+              <w:t>หา</w:t>
+            </w:r>
+            <w:proofErr w:type="spellEnd"/>
+            <w:r>
+              <w:rPr>
+                <w:color w:val="263238"/>
+              </w:rPr>
+              <w:t xml:space="preserve"> slot </w:t>
+            </w:r>
+            <w:proofErr w:type="spellStart"/>
+            <w:r>
+              <w:rPr>
+                <w:color w:val="263238"/>
+              </w:rPr>
+              <w:t>ว่างที่เหมาะสม</w:t>
+            </w:r>
+            <w:proofErr w:type="spellEnd"/>
           </w:p>
         </w:tc>
       </w:tr>
@@ -17108,6 +20586,7 @@
           <w:sz w:val="28"/>
           <w:szCs w:val="28"/>
         </w:rPr>
+        <w:lastRenderedPageBreak/>
         <w:t>EPIC: M8 — Views &amp; Calendar</w:t>
       </w:r>
     </w:p>
@@ -17121,7 +20600,61 @@
           <w:iCs/>
           <w:color w:val="7F7F7F"/>
         </w:rPr>
-        <w:t>Sprint 6  |  22–26 พ.ค. 2569  |  24 SP</w:t>
+        <w:t xml:space="preserve">Sprint </w:t>
+      </w:r>
+      <w:proofErr w:type="gramStart"/>
+      <w:r>
+        <w:rPr>
+          <w:i/>
+          <w:iCs/>
+          <w:color w:val="7F7F7F"/>
+        </w:rPr>
+        <w:t>6  |</w:t>
+      </w:r>
+      <w:proofErr w:type="gramEnd"/>
+      <w:r>
+        <w:rPr>
+          <w:i/>
+          <w:iCs/>
+          <w:color w:val="7F7F7F"/>
+        </w:rPr>
+        <w:t xml:space="preserve">  22–26 </w:t>
+      </w:r>
+      <w:proofErr w:type="spellStart"/>
+      <w:r>
+        <w:rPr>
+          <w:i/>
+          <w:iCs/>
+          <w:color w:val="7F7F7F"/>
+        </w:rPr>
+        <w:t>พ.ค</w:t>
+      </w:r>
+      <w:proofErr w:type="spellEnd"/>
+      <w:r>
+        <w:rPr>
+          <w:i/>
+          <w:iCs/>
+          <w:color w:val="7F7F7F"/>
+        </w:rPr>
+        <w:t xml:space="preserve">. </w:t>
+      </w:r>
+      <w:proofErr w:type="gramStart"/>
+      <w:r>
+        <w:rPr>
+          <w:i/>
+          <w:iCs/>
+          <w:color w:val="7F7F7F"/>
+        </w:rPr>
+        <w:t>2569  |</w:t>
+      </w:r>
+      <w:proofErr w:type="gramEnd"/>
+      <w:r>
+        <w:rPr>
+          <w:i/>
+          <w:iCs/>
+          <w:color w:val="7F7F7F"/>
+        </w:rPr>
+        <w:t xml:space="preserve">  24 SP</w:t>
       </w:r>
     </w:p>
     <w:tbl>
@@ -18127,13 +21660,23 @@
             <w:pPr>
               <w:jc w:val="right"/>
             </w:pPr>
+            <w:proofErr w:type="spellStart"/>
             <w:r>
               <w:rPr>
                 <w:b/>
                 <w:bCs/>
                 <w:color w:val="1F3864"/>
               </w:rPr>
-              <w:t>รวม Story Points:</w:t>
+              <w:t>รวม</w:t>
+            </w:r>
+            <w:proofErr w:type="spellEnd"/>
+            <w:r>
+              <w:rPr>
+                <w:b/>
+                <w:bCs/>
+                <w:color w:val="1F3864"/>
+              </w:rPr>
+              <w:t xml:space="preserve"> Story Points:</w:t>
             </w:r>
           </w:p>
         </w:tc>
@@ -18306,6 +21849,7 @@
             <w:pPr>
               <w:jc w:val="center"/>
             </w:pPr>
+            <w:proofErr w:type="spellStart"/>
             <w:r>
               <w:rPr>
                 <w:b/>
@@ -18316,6 +21860,7 @@
               </w:rPr>
               <w:t>เหตุผล</w:t>
             </w:r>
+            <w:proofErr w:type="spellEnd"/>
           </w:p>
         </w:tc>
       </w:tr>
@@ -18399,8 +21944,86 @@
               <w:rPr>
                 <w:color w:val="263238"/>
               </w:rPr>
-              <w:t>Weekly grid view — component ซับซ้อน: แกน X=วัน, แกน Y=คาบ, render blocks ทับซ้อนได้</w:t>
-            </w:r>
+              <w:t xml:space="preserve">Weekly grid view — component </w:t>
+            </w:r>
+            <w:proofErr w:type="spellStart"/>
+            <w:r>
+              <w:rPr>
+                <w:color w:val="263238"/>
+              </w:rPr>
+              <w:t>ซับซ้อน</w:t>
+            </w:r>
+            <w:proofErr w:type="spellEnd"/>
+            <w:r>
+              <w:rPr>
+                <w:color w:val="263238"/>
+              </w:rPr>
+              <w:t xml:space="preserve">: </w:t>
+            </w:r>
+            <w:proofErr w:type="spellStart"/>
+            <w:r>
+              <w:rPr>
+                <w:color w:val="263238"/>
+              </w:rPr>
+              <w:t>แกน</w:t>
+            </w:r>
+            <w:proofErr w:type="spellEnd"/>
+            <w:r>
+              <w:rPr>
+                <w:color w:val="263238"/>
+              </w:rPr>
+              <w:t xml:space="preserve"> X=</w:t>
+            </w:r>
+            <w:proofErr w:type="spellStart"/>
+            <w:r>
+              <w:rPr>
+                <w:color w:val="263238"/>
+              </w:rPr>
+              <w:t>วัน</w:t>
+            </w:r>
+            <w:proofErr w:type="spellEnd"/>
+            <w:r>
+              <w:rPr>
+                <w:color w:val="263238"/>
+              </w:rPr>
+              <w:t xml:space="preserve">, </w:t>
+            </w:r>
+            <w:proofErr w:type="spellStart"/>
+            <w:r>
+              <w:rPr>
+                <w:color w:val="263238"/>
+              </w:rPr>
+              <w:t>แกน</w:t>
+            </w:r>
+            <w:proofErr w:type="spellEnd"/>
+            <w:r>
+              <w:rPr>
+                <w:color w:val="263238"/>
+              </w:rPr>
+              <w:t xml:space="preserve"> Y=</w:t>
+            </w:r>
+            <w:proofErr w:type="spellStart"/>
+            <w:r>
+              <w:rPr>
+                <w:color w:val="263238"/>
+              </w:rPr>
+              <w:t>คาบ</w:t>
+            </w:r>
+            <w:proofErr w:type="spellEnd"/>
+            <w:r>
+              <w:rPr>
+                <w:color w:val="263238"/>
+              </w:rPr>
+              <w:t xml:space="preserve">, render blocks </w:t>
+            </w:r>
+            <w:proofErr w:type="spellStart"/>
+            <w:r>
+              <w:rPr>
+                <w:color w:val="263238"/>
+              </w:rPr>
+              <w:t>ทับซ้อนได้</w:t>
+            </w:r>
+            <w:proofErr w:type="spellEnd"/>
           </w:p>
         </w:tc>
       </w:tr>
@@ -18487,8 +22110,30 @@
               <w:rPr>
                 <w:color w:val="263238"/>
               </w:rPr>
-              <w:t>Switch view (All/Instructor/Room/Section) — เปลี่ยน data source + re-render grid ทั้งหมด</w:t>
-            </w:r>
+              <w:t xml:space="preserve">Switch view (All/Instructor/Room/Section) — </w:t>
+            </w:r>
+            <w:proofErr w:type="spellStart"/>
+            <w:r>
+              <w:rPr>
+                <w:color w:val="263238"/>
+              </w:rPr>
+              <w:t>เปลี่ยน</w:t>
+            </w:r>
+            <w:proofErr w:type="spellEnd"/>
+            <w:r>
+              <w:rPr>
+                <w:color w:val="263238"/>
+              </w:rPr>
+              <w:t xml:space="preserve"> data source + re-render grid </w:t>
+            </w:r>
+            <w:proofErr w:type="spellStart"/>
+            <w:r>
+              <w:rPr>
+                <w:color w:val="263238"/>
+              </w:rPr>
+              <w:t>ทั้งหมด</w:t>
+            </w:r>
+            <w:proofErr w:type="spellEnd"/>
           </w:p>
         </w:tc>
       </w:tr>
@@ -18572,7 +22217,21 @@
               <w:rPr>
                 <w:color w:val="263238"/>
               </w:rPr>
-              <w:t>Personal schedule สำหรับ Instructor — filter by user + read-only view</w:t>
+              <w:t xml:space="preserve">Personal schedule </w:t>
+            </w:r>
+            <w:proofErr w:type="spellStart"/>
+            <w:r>
+              <w:rPr>
+                <w:color w:val="263238"/>
+              </w:rPr>
+              <w:t>สำหรับ</w:t>
+            </w:r>
+            <w:proofErr w:type="spellEnd"/>
+            <w:r>
+              <w:rPr>
+                <w:color w:val="263238"/>
+              </w:rPr>
+              <w:t xml:space="preserve"> Instructor — filter by user + read-only view</w:t>
             </w:r>
           </w:p>
         </w:tc>
@@ -18660,7 +22319,49 @@
               <w:rPr>
                 <w:color w:val="263238"/>
               </w:rPr>
-              <w:t>Executive View All — ดูตารางทุกวิชาแบบ read-only (ไม่มีปุ่ม edit ใดๆ)</w:t>
+              <w:t xml:space="preserve">Executive View All — </w:t>
+            </w:r>
+            <w:proofErr w:type="spellStart"/>
+            <w:r>
+              <w:rPr>
+                <w:color w:val="263238"/>
+              </w:rPr>
+              <w:t>ดูตารางทุกวิชาแบบ</w:t>
+            </w:r>
+            <w:proofErr w:type="spellEnd"/>
+            <w:r>
+              <w:rPr>
+                <w:color w:val="263238"/>
+              </w:rPr>
+              <w:t xml:space="preserve"> read-only (</w:t>
+            </w:r>
+            <w:proofErr w:type="spellStart"/>
+            <w:r>
+              <w:rPr>
+                <w:color w:val="263238"/>
+              </w:rPr>
+              <w:t>ไม่มีปุ่ม</w:t>
+            </w:r>
+            <w:proofErr w:type="spellEnd"/>
+            <w:r>
+              <w:rPr>
+                <w:color w:val="263238"/>
+              </w:rPr>
+              <w:t xml:space="preserve"> edit </w:t>
+            </w:r>
+            <w:proofErr w:type="spellStart"/>
+            <w:r>
+              <w:rPr>
+                <w:color w:val="263238"/>
+              </w:rPr>
+              <w:t>ใดๆ</w:t>
+            </w:r>
+            <w:proofErr w:type="spellEnd"/>
+            <w:r>
+              <w:rPr>
+                <w:color w:val="263238"/>
+              </w:rPr>
+              <w:t>)</w:t>
             </w:r>
           </w:p>
         </w:tc>
@@ -18745,8 +22446,30 @@
               <w:rPr>
                 <w:color w:val="263238"/>
               </w:rPr>
-              <w:t>Weekly/Monthly/Semester view toggle — ต้องสร้าง 3 layout component แยกกัน</w:t>
-            </w:r>
+              <w:t xml:space="preserve">Weekly/Monthly/Semester view toggle — </w:t>
+            </w:r>
+            <w:proofErr w:type="spellStart"/>
+            <w:r>
+              <w:rPr>
+                <w:color w:val="263238"/>
+              </w:rPr>
+              <w:t>ต้องสร้าง</w:t>
+            </w:r>
+            <w:proofErr w:type="spellEnd"/>
+            <w:r>
+              <w:rPr>
+                <w:color w:val="263238"/>
+              </w:rPr>
+              <w:t xml:space="preserve"> 3 layout component </w:t>
+            </w:r>
+            <w:proofErr w:type="spellStart"/>
+            <w:r>
+              <w:rPr>
+                <w:color w:val="263238"/>
+              </w:rPr>
+              <w:t>แยกกัน</w:t>
+            </w:r>
+            <w:proofErr w:type="spellEnd"/>
           </w:p>
         </w:tc>
       </w:tr>
@@ -18833,7 +22556,35 @@
               <w:rPr>
                 <w:color w:val="263238"/>
               </w:rPr>
-              <w:t>Print/Export PDF — browser print CSS หรือ library แปลง HTML→PDF</w:t>
+              <w:t xml:space="preserve">Print/Export PDF — browser print CSS </w:t>
+            </w:r>
+            <w:proofErr w:type="spellStart"/>
+            <w:r>
+              <w:rPr>
+                <w:color w:val="263238"/>
+              </w:rPr>
+              <w:t>หรือ</w:t>
+            </w:r>
+            <w:proofErr w:type="spellEnd"/>
+            <w:r>
+              <w:rPr>
+                <w:color w:val="263238"/>
+              </w:rPr>
+              <w:t xml:space="preserve"> library </w:t>
+            </w:r>
+            <w:proofErr w:type="spellStart"/>
+            <w:r>
+              <w:rPr>
+                <w:color w:val="263238"/>
+              </w:rPr>
+              <w:t>แปลง</w:t>
+            </w:r>
+            <w:proofErr w:type="spellEnd"/>
+            <w:r>
+              <w:rPr>
+                <w:color w:val="263238"/>
+              </w:rPr>
+              <w:t xml:space="preserve"> HTML→PDF</w:t>
             </w:r>
           </w:p>
         </w:tc>
@@ -18918,7 +22669,21 @@
               <w:rPr>
                 <w:color w:val="263238"/>
               </w:rPr>
-              <w:t>Color-coded chip — กำหนดสีตาม subject/department + legend</w:t>
+              <w:t xml:space="preserve">Color-coded chip — </w:t>
+            </w:r>
+            <w:proofErr w:type="spellStart"/>
+            <w:r>
+              <w:rPr>
+                <w:color w:val="263238"/>
+              </w:rPr>
+              <w:t>กำหนดสีตาม</w:t>
+            </w:r>
+            <w:proofErr w:type="spellEnd"/>
+            <w:r>
+              <w:rPr>
+                <w:color w:val="263238"/>
+              </w:rPr>
+              <w:t xml:space="preserve"> subject/department + legend</w:t>
             </w:r>
           </w:p>
         </w:tc>
@@ -18946,6 +22711,7 @@
           <w:sz w:val="28"/>
           <w:szCs w:val="28"/>
         </w:rPr>
+        <w:lastRenderedPageBreak/>
         <w:t>EPIC: M7 — Search &amp; Filter</w:t>
       </w:r>
     </w:p>
@@ -18959,7 +22725,61 @@
           <w:iCs/>
           <w:color w:val="7F7F7F"/>
         </w:rPr>
-        <w:t>Sprint 7  |  20–27 พ.ค. 2569  |  13 SP</w:t>
+        <w:t xml:space="preserve">Sprint </w:t>
+      </w:r>
+      <w:proofErr w:type="gramStart"/>
+      <w:r>
+        <w:rPr>
+          <w:i/>
+          <w:iCs/>
+          <w:color w:val="7F7F7F"/>
+        </w:rPr>
+        <w:t>7  |</w:t>
+      </w:r>
+      <w:proofErr w:type="gramEnd"/>
+      <w:r>
+        <w:rPr>
+          <w:i/>
+          <w:iCs/>
+          <w:color w:val="7F7F7F"/>
+        </w:rPr>
+        <w:t xml:space="preserve">  20–27 </w:t>
+      </w:r>
+      <w:proofErr w:type="spellStart"/>
+      <w:r>
+        <w:rPr>
+          <w:i/>
+          <w:iCs/>
+          <w:color w:val="7F7F7F"/>
+        </w:rPr>
+        <w:t>พ.ค</w:t>
+      </w:r>
+      <w:proofErr w:type="spellEnd"/>
+      <w:r>
+        <w:rPr>
+          <w:i/>
+          <w:iCs/>
+          <w:color w:val="7F7F7F"/>
+        </w:rPr>
+        <w:t xml:space="preserve">. </w:t>
+      </w:r>
+      <w:proofErr w:type="gramStart"/>
+      <w:r>
+        <w:rPr>
+          <w:i/>
+          <w:iCs/>
+          <w:color w:val="7F7F7F"/>
+        </w:rPr>
+        <w:t>2569  |</w:t>
+      </w:r>
+      <w:proofErr w:type="gramEnd"/>
+      <w:r>
+        <w:rPr>
+          <w:i/>
+          <w:iCs/>
+          <w:color w:val="7F7F7F"/>
+        </w:rPr>
+        <w:t xml:space="preserve">  13 SP</w:t>
       </w:r>
     </w:p>
     <w:tbl>
@@ -19527,8 +23347,16 @@
               <w:rPr>
                 <w:color w:val="263238"/>
               </w:rPr>
-              <w:t>As a user, I want to filter the schedule by day/time period</w:t>
-            </w:r>
+              <w:t>As a user, I want to filter the schedule by day/</w:t>
+            </w:r>
+            <w:proofErr w:type="gramStart"/>
+            <w:r>
+              <w:rPr>
+                <w:color w:val="263238"/>
+              </w:rPr>
+              <w:t>time period</w:t>
+            </w:r>
+            <w:proofErr w:type="gramEnd"/>
           </w:p>
         </w:tc>
         <w:tc>
@@ -19761,7 +23589,21 @@
               <w:rPr>
                 <w:color w:val="263238"/>
               </w:rPr>
-              <w:t>As a user, I want search results highlighted on the schedule grid</w:t>
+              <w:t xml:space="preserve">As a user, I want </w:t>
+            </w:r>
+            <w:proofErr w:type="gramStart"/>
+            <w:r>
+              <w:rPr>
+                <w:color w:val="263238"/>
+              </w:rPr>
+              <w:t>search</w:t>
+            </w:r>
+            <w:proofErr w:type="gramEnd"/>
+            <w:r>
+              <w:rPr>
+                <w:color w:val="263238"/>
+              </w:rPr>
+              <w:t xml:space="preserve"> results highlighted on the schedule grid</w:t>
             </w:r>
           </w:p>
         </w:tc>
@@ -19849,13 +23691,23 @@
             <w:pPr>
               <w:jc w:val="right"/>
             </w:pPr>
+            <w:proofErr w:type="spellStart"/>
             <w:r>
               <w:rPr>
                 <w:b/>
                 <w:bCs/>
                 <w:color w:val="1F3864"/>
               </w:rPr>
-              <w:t>รวม Story Points:</w:t>
+              <w:t>รวม</w:t>
+            </w:r>
+            <w:proofErr w:type="spellEnd"/>
+            <w:r>
+              <w:rPr>
+                <w:b/>
+                <w:bCs/>
+                <w:color w:val="1F3864"/>
+              </w:rPr>
+              <w:t xml:space="preserve"> Story Points:</w:t>
             </w:r>
           </w:p>
         </w:tc>
@@ -20028,6 +23880,7 @@
             <w:pPr>
               <w:jc w:val="center"/>
             </w:pPr>
+            <w:proofErr w:type="spellStart"/>
             <w:r>
               <w:rPr>
                 <w:b/>
@@ -20038,6 +23891,7 @@
               </w:rPr>
               <w:t>เหตุผล</w:t>
             </w:r>
+            <w:proofErr w:type="spellEnd"/>
           </w:p>
         </w:tc>
       </w:tr>
@@ -20117,11 +23971,33 @@
             <w:vAlign w:val="center"/>
           </w:tcPr>
           <w:p>
-            <w:r>
-              <w:rPr>
-                <w:color w:val="263238"/>
-              </w:rPr>
-              <w:t>ค้นหาตาม subject — WHERE LIKE query + แสดงผล list</w:t>
+            <w:proofErr w:type="spellStart"/>
+            <w:r>
+              <w:rPr>
+                <w:color w:val="263238"/>
+              </w:rPr>
+              <w:t>ค้นหาตาม</w:t>
+            </w:r>
+            <w:proofErr w:type="spellEnd"/>
+            <w:r>
+              <w:rPr>
+                <w:color w:val="263238"/>
+              </w:rPr>
+              <w:t xml:space="preserve"> subject — WHERE LIKE query + </w:t>
+            </w:r>
+            <w:proofErr w:type="spellStart"/>
+            <w:r>
+              <w:rPr>
+                <w:color w:val="263238"/>
+              </w:rPr>
+              <w:t>แสดงผล</w:t>
+            </w:r>
+            <w:proofErr w:type="spellEnd"/>
+            <w:r>
+              <w:rPr>
+                <w:color w:val="263238"/>
+              </w:rPr>
+              <w:t xml:space="preserve"> list</w:t>
             </w:r>
           </w:p>
         </w:tc>
@@ -20205,11 +24081,47 @@
             <w:vAlign w:val="center"/>
           </w:tcPr>
           <w:p>
-            <w:r>
-              <w:rPr>
-                <w:color w:val="263238"/>
-              </w:rPr>
-              <w:t>ค้นหาตาม instructor — เหมือน M7-01 ต่าง entity</w:t>
+            <w:proofErr w:type="spellStart"/>
+            <w:r>
+              <w:rPr>
+                <w:color w:val="263238"/>
+              </w:rPr>
+              <w:t>ค้นหาตาม</w:t>
+            </w:r>
+            <w:proofErr w:type="spellEnd"/>
+            <w:r>
+              <w:rPr>
+                <w:color w:val="263238"/>
+              </w:rPr>
+              <w:t xml:space="preserve"> instructor — </w:t>
+            </w:r>
+            <w:proofErr w:type="spellStart"/>
+            <w:r>
+              <w:rPr>
+                <w:color w:val="263238"/>
+              </w:rPr>
+              <w:t>เหมือน</w:t>
+            </w:r>
+            <w:proofErr w:type="spellEnd"/>
+            <w:r>
+              <w:rPr>
+                <w:color w:val="263238"/>
+              </w:rPr>
+              <w:t xml:space="preserve"> M7-01 </w:t>
+            </w:r>
+            <w:proofErr w:type="spellStart"/>
+            <w:r>
+              <w:rPr>
+                <w:color w:val="263238"/>
+              </w:rPr>
+              <w:t>ต่าง</w:t>
+            </w:r>
+            <w:proofErr w:type="spellEnd"/>
+            <w:r>
+              <w:rPr>
+                <w:color w:val="263238"/>
+              </w:rPr>
+              <w:t xml:space="preserve"> entity</w:t>
             </w:r>
           </w:p>
         </w:tc>
@@ -20290,11 +24202,47 @@
             <w:vAlign w:val="center"/>
           </w:tcPr>
           <w:p>
-            <w:r>
-              <w:rPr>
-                <w:color w:val="263238"/>
-              </w:rPr>
-              <w:t>ค้นหาตาม room — เหมือน M7-01 ต่าง entity</w:t>
+            <w:proofErr w:type="spellStart"/>
+            <w:r>
+              <w:rPr>
+                <w:color w:val="263238"/>
+              </w:rPr>
+              <w:t>ค้นหาตาม</w:t>
+            </w:r>
+            <w:proofErr w:type="spellEnd"/>
+            <w:r>
+              <w:rPr>
+                <w:color w:val="263238"/>
+              </w:rPr>
+              <w:t xml:space="preserve"> room — </w:t>
+            </w:r>
+            <w:proofErr w:type="spellStart"/>
+            <w:r>
+              <w:rPr>
+                <w:color w:val="263238"/>
+              </w:rPr>
+              <w:t>เหมือน</w:t>
+            </w:r>
+            <w:proofErr w:type="spellEnd"/>
+            <w:r>
+              <w:rPr>
+                <w:color w:val="263238"/>
+              </w:rPr>
+              <w:t xml:space="preserve"> M7-01 </w:t>
+            </w:r>
+            <w:proofErr w:type="spellStart"/>
+            <w:r>
+              <w:rPr>
+                <w:color w:val="263238"/>
+              </w:rPr>
+              <w:t>ต่าง</w:t>
+            </w:r>
+            <w:proofErr w:type="spellEnd"/>
+            <w:r>
+              <w:rPr>
+                <w:color w:val="263238"/>
+              </w:rPr>
+              <w:t xml:space="preserve"> entity</w:t>
             </w:r>
           </w:p>
         </w:tc>
@@ -20382,7 +24330,35 @@
               <w:rPr>
                 <w:color w:val="263238"/>
               </w:rPr>
-              <w:t>Filter ตามวัน/คาบ — dropdown filter + re-query</w:t>
+              <w:t xml:space="preserve">Filter </w:t>
+            </w:r>
+            <w:proofErr w:type="spellStart"/>
+            <w:r>
+              <w:rPr>
+                <w:color w:val="263238"/>
+              </w:rPr>
+              <w:t>ตามวัน</w:t>
+            </w:r>
+            <w:proofErr w:type="spellEnd"/>
+            <w:r>
+              <w:rPr>
+                <w:color w:val="263238"/>
+              </w:rPr>
+              <w:t>/</w:t>
+            </w:r>
+            <w:proofErr w:type="spellStart"/>
+            <w:r>
+              <w:rPr>
+                <w:color w:val="263238"/>
+              </w:rPr>
+              <w:t>คาบ</w:t>
+            </w:r>
+            <w:proofErr w:type="spellEnd"/>
+            <w:r>
+              <w:rPr>
+                <w:color w:val="263238"/>
+              </w:rPr>
+              <w:t xml:space="preserve"> — dropdown filter + re-query</w:t>
             </w:r>
           </w:p>
         </w:tc>
@@ -20467,7 +24443,49 @@
               <w:rPr>
                 <w:color w:val="263238"/>
               </w:rPr>
-              <w:t>Filter ตาม department/program — เพิ่ม join กับ department table</w:t>
+              <w:t xml:space="preserve">Filter </w:t>
+            </w:r>
+            <w:proofErr w:type="spellStart"/>
+            <w:r>
+              <w:rPr>
+                <w:color w:val="263238"/>
+              </w:rPr>
+              <w:t>ตาม</w:t>
+            </w:r>
+            <w:proofErr w:type="spellEnd"/>
+            <w:r>
+              <w:rPr>
+                <w:color w:val="263238"/>
+              </w:rPr>
+              <w:t xml:space="preserve"> department/program — </w:t>
+            </w:r>
+            <w:proofErr w:type="spellStart"/>
+            <w:r>
+              <w:rPr>
+                <w:color w:val="263238"/>
+              </w:rPr>
+              <w:t>เพิ่ม</w:t>
+            </w:r>
+            <w:proofErr w:type="spellEnd"/>
+            <w:r>
+              <w:rPr>
+                <w:color w:val="263238"/>
+              </w:rPr>
+              <w:t xml:space="preserve"> join </w:t>
+            </w:r>
+            <w:proofErr w:type="spellStart"/>
+            <w:r>
+              <w:rPr>
+                <w:color w:val="263238"/>
+              </w:rPr>
+              <w:t>กับ</w:t>
+            </w:r>
+            <w:proofErr w:type="spellEnd"/>
+            <w:r>
+              <w:rPr>
+                <w:color w:val="263238"/>
+              </w:rPr>
+              <w:t xml:space="preserve"> department table</w:t>
             </w:r>
           </w:p>
         </w:tc>
@@ -20555,7 +24573,49 @@
               <w:rPr>
                 <w:color w:val="263238"/>
               </w:rPr>
-              <w:t>Highlight ผลลัพธ์บน grid — เชื่อม search state กับ schedule grid component</w:t>
+              <w:t xml:space="preserve">Highlight </w:t>
+            </w:r>
+            <w:proofErr w:type="spellStart"/>
+            <w:r>
+              <w:rPr>
+                <w:color w:val="263238"/>
+              </w:rPr>
+              <w:t>ผลลัพธ์บน</w:t>
+            </w:r>
+            <w:proofErr w:type="spellEnd"/>
+            <w:r>
+              <w:rPr>
+                <w:color w:val="263238"/>
+              </w:rPr>
+              <w:t xml:space="preserve"> grid — </w:t>
+            </w:r>
+            <w:proofErr w:type="spellStart"/>
+            <w:r>
+              <w:rPr>
+                <w:color w:val="263238"/>
+              </w:rPr>
+              <w:t>เชื่อม</w:t>
+            </w:r>
+            <w:proofErr w:type="spellEnd"/>
+            <w:r>
+              <w:rPr>
+                <w:color w:val="263238"/>
+              </w:rPr>
+              <w:t xml:space="preserve"> search state </w:t>
+            </w:r>
+            <w:proofErr w:type="spellStart"/>
+            <w:r>
+              <w:rPr>
+                <w:color w:val="263238"/>
+              </w:rPr>
+              <w:t>กับ</w:t>
+            </w:r>
+            <w:proofErr w:type="spellEnd"/>
+            <w:r>
+              <w:rPr>
+                <w:color w:val="263238"/>
+              </w:rPr>
+              <w:t xml:space="preserve"> schedule grid component</w:t>
             </w:r>
           </w:p>
         </w:tc>
@@ -20586,7 +24646,30 @@
           <w:sz w:val="36"/>
           <w:szCs w:val="36"/>
         </w:rPr>
-        <w:t>6. Backlog รายละเอียด — Phase 2 (Version 2.0 / Future Release)</w:t>
+        <w:lastRenderedPageBreak/>
+        <w:t xml:space="preserve">6. Backlog </w:t>
+      </w:r>
+      <w:proofErr w:type="spellStart"/>
+      <w:r>
+        <w:rPr>
+          <w:b/>
+          <w:bCs/>
+          <w:color w:val="1F3864"/>
+          <w:sz w:val="36"/>
+          <w:szCs w:val="36"/>
+        </w:rPr>
+        <w:t>รายละเอียด</w:t>
+      </w:r>
+      <w:proofErr w:type="spellEnd"/>
+      <w:r>
+        <w:rPr>
+          <w:b/>
+          <w:bCs/>
+          <w:color w:val="1F3864"/>
+          <w:sz w:val="36"/>
+          <w:szCs w:val="36"/>
+        </w:rPr>
+        <w:t xml:space="preserve"> — Phase 2 (Version 2.0 / Future Release)</w:t>
       </w:r>
     </w:p>
     <w:p>
@@ -20614,7 +24697,25 @@
           <w:iCs/>
           <w:color w:val="7F7F7F"/>
         </w:rPr>
-        <w:t>Sub-Sprint 1  |  Phase 2</w:t>
+        <w:t xml:space="preserve">Sub-Sprint </w:t>
+      </w:r>
+      <w:proofErr w:type="gramStart"/>
+      <w:r>
+        <w:rPr>
+          <w:i/>
+          <w:iCs/>
+          <w:color w:val="7F7F7F"/>
+        </w:rPr>
+        <w:t>1  |</w:t>
+      </w:r>
+      <w:proofErr w:type="gramEnd"/>
+      <w:r>
+        <w:rPr>
+          <w:i/>
+          <w:iCs/>
+          <w:color w:val="7F7F7F"/>
+        </w:rPr>
+        <w:t xml:space="preserve">  Phase 2</w:t>
       </w:r>
     </w:p>
     <w:tbl>
@@ -21504,13 +25605,23 @@
             <w:pPr>
               <w:jc w:val="right"/>
             </w:pPr>
+            <w:proofErr w:type="spellStart"/>
             <w:r>
               <w:rPr>
                 <w:b/>
                 <w:bCs/>
                 <w:color w:val="1F3864"/>
               </w:rPr>
-              <w:t>รวม Story Points:</w:t>
+              <w:t>รวม</w:t>
+            </w:r>
+            <w:proofErr w:type="spellEnd"/>
+            <w:r>
+              <w:rPr>
+                <w:b/>
+                <w:bCs/>
+                <w:color w:val="1F3864"/>
+              </w:rPr>
+              <w:t xml:space="preserve"> Story Points:</w:t>
             </w:r>
           </w:p>
         </w:tc>
@@ -21683,6 +25794,7 @@
             <w:pPr>
               <w:jc w:val="center"/>
             </w:pPr>
+            <w:proofErr w:type="spellStart"/>
             <w:r>
               <w:rPr>
                 <w:b/>
@@ -21693,6 +25805,7 @@
               </w:rPr>
               <w:t>เหตุผล</w:t>
             </w:r>
+            <w:proofErr w:type="spellEnd"/>
           </w:p>
         </w:tc>
       </w:tr>
@@ -21776,7 +25889,63 @@
               <w:rPr>
                 <w:color w:val="263238"/>
               </w:rPr>
-              <w:t>Submit draft — เปลี่ยน status เป็น pending_approval + lock schedule ไม่ให้แก้ + notify Executive</w:t>
+              <w:t xml:space="preserve">Submit draft — </w:t>
+            </w:r>
+            <w:proofErr w:type="spellStart"/>
+            <w:r>
+              <w:rPr>
+                <w:color w:val="263238"/>
+              </w:rPr>
+              <w:t>เปลี่ยน</w:t>
+            </w:r>
+            <w:proofErr w:type="spellEnd"/>
+            <w:r>
+              <w:rPr>
+                <w:color w:val="263238"/>
+              </w:rPr>
+              <w:t xml:space="preserve"> status </w:t>
+            </w:r>
+            <w:proofErr w:type="spellStart"/>
+            <w:r>
+              <w:rPr>
+                <w:color w:val="263238"/>
+              </w:rPr>
+              <w:t>เป็น</w:t>
+            </w:r>
+            <w:proofErr w:type="spellEnd"/>
+            <w:r>
+              <w:rPr>
+                <w:color w:val="263238"/>
+              </w:rPr>
+              <w:t xml:space="preserve"> </w:t>
+            </w:r>
+            <w:proofErr w:type="spellStart"/>
+            <w:r>
+              <w:rPr>
+                <w:color w:val="263238"/>
+              </w:rPr>
+              <w:t>pending_approval</w:t>
+            </w:r>
+            <w:proofErr w:type="spellEnd"/>
+            <w:r>
+              <w:rPr>
+                <w:color w:val="263238"/>
+              </w:rPr>
+              <w:t xml:space="preserve"> + lock schedule </w:t>
+            </w:r>
+            <w:proofErr w:type="spellStart"/>
+            <w:r>
+              <w:rPr>
+                <w:color w:val="263238"/>
+              </w:rPr>
+              <w:t>ไม่ให้แก้</w:t>
+            </w:r>
+            <w:proofErr w:type="spellEnd"/>
+            <w:r>
+              <w:rPr>
+                <w:color w:val="263238"/>
+              </w:rPr>
+              <w:t xml:space="preserve"> + notify Executive</w:t>
             </w:r>
           </w:p>
         </w:tc>
@@ -21864,7 +26033,77 @@
               <w:rPr>
                 <w:color w:val="263238"/>
               </w:rPr>
-              <w:t>Executive ดู submitted schedule — read-only view พร้อม context (กิจกรรม, กลุ่ม, conflict ที่ค้างอยู่)</w:t>
+              <w:t xml:space="preserve">Executive </w:t>
+            </w:r>
+            <w:proofErr w:type="spellStart"/>
+            <w:r>
+              <w:rPr>
+                <w:color w:val="263238"/>
+              </w:rPr>
+              <w:t>ดู</w:t>
+            </w:r>
+            <w:proofErr w:type="spellEnd"/>
+            <w:r>
+              <w:rPr>
+                <w:color w:val="263238"/>
+              </w:rPr>
+              <w:t xml:space="preserve"> submitted schedule — read-only view </w:t>
+            </w:r>
+            <w:proofErr w:type="spellStart"/>
+            <w:r>
+              <w:rPr>
+                <w:color w:val="263238"/>
+              </w:rPr>
+              <w:t>พร้อม</w:t>
+            </w:r>
+            <w:proofErr w:type="spellEnd"/>
+            <w:r>
+              <w:rPr>
+                <w:color w:val="263238"/>
+              </w:rPr>
+              <w:t xml:space="preserve"> context (</w:t>
+            </w:r>
+            <w:proofErr w:type="spellStart"/>
+            <w:r>
+              <w:rPr>
+                <w:color w:val="263238"/>
+              </w:rPr>
+              <w:t>กิจกรรม</w:t>
+            </w:r>
+            <w:proofErr w:type="spellEnd"/>
+            <w:r>
+              <w:rPr>
+                <w:color w:val="263238"/>
+              </w:rPr>
+              <w:t xml:space="preserve">, </w:t>
+            </w:r>
+            <w:proofErr w:type="spellStart"/>
+            <w:r>
+              <w:rPr>
+                <w:color w:val="263238"/>
+              </w:rPr>
+              <w:t>กลุ่ม</w:t>
+            </w:r>
+            <w:proofErr w:type="spellEnd"/>
+            <w:r>
+              <w:rPr>
+                <w:color w:val="263238"/>
+              </w:rPr>
+              <w:t xml:space="preserve">, conflict </w:t>
+            </w:r>
+            <w:proofErr w:type="spellStart"/>
+            <w:r>
+              <w:rPr>
+                <w:color w:val="263238"/>
+              </w:rPr>
+              <w:t>ที่ค้างอยู่</w:t>
+            </w:r>
+            <w:proofErr w:type="spellEnd"/>
+            <w:r>
+              <w:rPr>
+                <w:color w:val="263238"/>
+              </w:rPr>
+              <w:t>)</w:t>
             </w:r>
           </w:p>
         </w:tc>
@@ -21949,8 +26188,58 @@
               <w:rPr>
                 <w:color w:val="263238"/>
               </w:rPr>
-              <w:t>Approve — เปลี่ยน status เป็น published + unlock สำหรับทุก role ดูได้</w:t>
-            </w:r>
+              <w:t xml:space="preserve">Approve — </w:t>
+            </w:r>
+            <w:proofErr w:type="spellStart"/>
+            <w:r>
+              <w:rPr>
+                <w:color w:val="263238"/>
+              </w:rPr>
+              <w:t>เปลี่ยน</w:t>
+            </w:r>
+            <w:proofErr w:type="spellEnd"/>
+            <w:r>
+              <w:rPr>
+                <w:color w:val="263238"/>
+              </w:rPr>
+              <w:t xml:space="preserve"> status </w:t>
+            </w:r>
+            <w:proofErr w:type="spellStart"/>
+            <w:r>
+              <w:rPr>
+                <w:color w:val="263238"/>
+              </w:rPr>
+              <w:t>เป็น</w:t>
+            </w:r>
+            <w:proofErr w:type="spellEnd"/>
+            <w:r>
+              <w:rPr>
+                <w:color w:val="263238"/>
+              </w:rPr>
+              <w:t xml:space="preserve"> published + unlock </w:t>
+            </w:r>
+            <w:proofErr w:type="spellStart"/>
+            <w:r>
+              <w:rPr>
+                <w:color w:val="263238"/>
+              </w:rPr>
+              <w:t>สำหรับทุก</w:t>
+            </w:r>
+            <w:proofErr w:type="spellEnd"/>
+            <w:r>
+              <w:rPr>
+                <w:color w:val="263238"/>
+              </w:rPr>
+              <w:t xml:space="preserve"> role </w:t>
+            </w:r>
+            <w:proofErr w:type="spellStart"/>
+            <w:r>
+              <w:rPr>
+                <w:color w:val="263238"/>
+              </w:rPr>
+              <w:t>ดูได้</w:t>
+            </w:r>
+            <w:proofErr w:type="spellEnd"/>
           </w:p>
         </w:tc>
       </w:tr>
@@ -22037,7 +26326,49 @@
               <w:rPr>
                 <w:color w:val="263238"/>
               </w:rPr>
-              <w:t>Reject + comment — เปลี่ยน status กลับ revised + บันทึก rejection reason + notify Course Head</w:t>
+              <w:t xml:space="preserve">Reject + comment — </w:t>
+            </w:r>
+            <w:proofErr w:type="spellStart"/>
+            <w:r>
+              <w:rPr>
+                <w:color w:val="263238"/>
+              </w:rPr>
+              <w:t>เปลี่ยน</w:t>
+            </w:r>
+            <w:proofErr w:type="spellEnd"/>
+            <w:r>
+              <w:rPr>
+                <w:color w:val="263238"/>
+              </w:rPr>
+              <w:t xml:space="preserve"> status </w:t>
+            </w:r>
+            <w:proofErr w:type="spellStart"/>
+            <w:r>
+              <w:rPr>
+                <w:color w:val="263238"/>
+              </w:rPr>
+              <w:t>กลับ</w:t>
+            </w:r>
+            <w:proofErr w:type="spellEnd"/>
+            <w:r>
+              <w:rPr>
+                <w:color w:val="263238"/>
+              </w:rPr>
+              <w:t xml:space="preserve"> revised + </w:t>
+            </w:r>
+            <w:proofErr w:type="spellStart"/>
+            <w:r>
+              <w:rPr>
+                <w:color w:val="263238"/>
+              </w:rPr>
+              <w:t>บันทึก</w:t>
+            </w:r>
+            <w:proofErr w:type="spellEnd"/>
+            <w:r>
+              <w:rPr>
+                <w:color w:val="263238"/>
+              </w:rPr>
+              <w:t xml:space="preserve"> rejection reason + notify Course Head</w:t>
             </w:r>
           </w:p>
         </w:tc>
@@ -22122,7 +26453,21 @@
               <w:rPr>
                 <w:color w:val="263238"/>
               </w:rPr>
-              <w:t>Notification เมื่อ approved/rejected — in-app notification + email (optional)</w:t>
+              <w:t xml:space="preserve">Notification </w:t>
+            </w:r>
+            <w:proofErr w:type="spellStart"/>
+            <w:r>
+              <w:rPr>
+                <w:color w:val="263238"/>
+              </w:rPr>
+              <w:t>เมื่อ</w:t>
+            </w:r>
+            <w:proofErr w:type="spellEnd"/>
+            <w:r>
+              <w:rPr>
+                <w:color w:val="263238"/>
+              </w:rPr>
+              <w:t xml:space="preserve"> approved/rejected — in-app notification + email (optional)</w:t>
             </w:r>
           </w:p>
         </w:tc>
@@ -22206,11 +26551,33 @@
             <w:vAlign w:val="center"/>
           </w:tcPr>
           <w:p>
-            <w:r>
-              <w:rPr>
-                <w:color w:val="263238"/>
-              </w:rPr>
-              <w:t>ดู approval status ทุก schedule — list view + status badge filter</w:t>
+            <w:proofErr w:type="spellStart"/>
+            <w:r>
+              <w:rPr>
+                <w:color w:val="263238"/>
+              </w:rPr>
+              <w:t>ดู</w:t>
+            </w:r>
+            <w:proofErr w:type="spellEnd"/>
+            <w:r>
+              <w:rPr>
+                <w:color w:val="263238"/>
+              </w:rPr>
+              <w:t xml:space="preserve"> approval status </w:t>
+            </w:r>
+            <w:proofErr w:type="spellStart"/>
+            <w:r>
+              <w:rPr>
+                <w:color w:val="263238"/>
+              </w:rPr>
+              <w:t>ทุก</w:t>
+            </w:r>
+            <w:proofErr w:type="spellEnd"/>
+            <w:r>
+              <w:rPr>
+                <w:color w:val="263238"/>
+              </w:rPr>
+              <w:t xml:space="preserve"> schedule — list view + status badge filter</w:t>
             </w:r>
           </w:p>
         </w:tc>
@@ -22246,7 +26613,25 @@
           <w:iCs/>
           <w:color w:val="7F7F7F"/>
         </w:rPr>
-        <w:t>Sub-Sprint 2  |  Phase 2</w:t>
+        <w:t xml:space="preserve">Sub-Sprint </w:t>
+      </w:r>
+      <w:proofErr w:type="gramStart"/>
+      <w:r>
+        <w:rPr>
+          <w:i/>
+          <w:iCs/>
+          <w:color w:val="7F7F7F"/>
+        </w:rPr>
+        <w:t>2  |</w:t>
+      </w:r>
+      <w:proofErr w:type="gramEnd"/>
+      <w:r>
+        <w:rPr>
+          <w:i/>
+          <w:iCs/>
+          <w:color w:val="7F7F7F"/>
+        </w:rPr>
+        <w:t xml:space="preserve">  Phase 2</w:t>
       </w:r>
     </w:p>
     <w:tbl>
@@ -22670,6 +27055,7 @@
                 <w:bCs/>
                 <w:color w:val="263238"/>
               </w:rPr>
+              <w:lastRenderedPageBreak/>
               <w:t>M12-03</w:t>
             </w:r>
           </w:p>
@@ -22902,13 +27288,23 @@
             <w:pPr>
               <w:jc w:val="right"/>
             </w:pPr>
+            <w:proofErr w:type="spellStart"/>
             <w:r>
               <w:rPr>
                 <w:b/>
                 <w:bCs/>
                 <w:color w:val="1F3864"/>
               </w:rPr>
-              <w:t>รวม Story Points:</w:t>
+              <w:t>รวม</w:t>
+            </w:r>
+            <w:proofErr w:type="spellEnd"/>
+            <w:r>
+              <w:rPr>
+                <w:b/>
+                <w:bCs/>
+                <w:color w:val="1F3864"/>
+              </w:rPr>
+              <w:t xml:space="preserve"> Story Points:</w:t>
             </w:r>
           </w:p>
         </w:tc>
@@ -23081,6 +27477,7 @@
             <w:pPr>
               <w:jc w:val="center"/>
             </w:pPr>
+            <w:proofErr w:type="spellStart"/>
             <w:r>
               <w:rPr>
                 <w:b/>
@@ -23091,6 +27488,7 @@
               </w:rPr>
               <w:t>เหตุผล</w:t>
             </w:r>
+            <w:proofErr w:type="spellEnd"/>
           </w:p>
         </w:tc>
       </w:tr>
@@ -23174,8 +27572,44 @@
               <w:rPr>
                 <w:color w:val="263238"/>
               </w:rPr>
-              <w:t>Auto-log ทุก action — Laravel Observer/Event ครอบคลุมทุก model + JSON snapshot ก่อน-หลัง</w:t>
-            </w:r>
+              <w:t xml:space="preserve">Auto-log </w:t>
+            </w:r>
+            <w:proofErr w:type="spellStart"/>
+            <w:r>
+              <w:rPr>
+                <w:color w:val="263238"/>
+              </w:rPr>
+              <w:t>ทุก</w:t>
+            </w:r>
+            <w:proofErr w:type="spellEnd"/>
+            <w:r>
+              <w:rPr>
+                <w:color w:val="263238"/>
+              </w:rPr>
+              <w:t xml:space="preserve"> action — Laravel Observer/Event </w:t>
+            </w:r>
+            <w:proofErr w:type="spellStart"/>
+            <w:r>
+              <w:rPr>
+                <w:color w:val="263238"/>
+              </w:rPr>
+              <w:t>ครอบคลุมทุก</w:t>
+            </w:r>
+            <w:proofErr w:type="spellEnd"/>
+            <w:r>
+              <w:rPr>
+                <w:color w:val="263238"/>
+              </w:rPr>
+              <w:t xml:space="preserve"> model + JSON snapshot </w:t>
+            </w:r>
+            <w:proofErr w:type="spellStart"/>
+            <w:r>
+              <w:rPr>
+                <w:color w:val="263238"/>
+              </w:rPr>
+              <w:t>ก่อน-หลัง</w:t>
+            </w:r>
+            <w:proofErr w:type="spellEnd"/>
           </w:p>
         </w:tc>
       </w:tr>
@@ -23258,11 +27692,33 @@
             <w:vAlign w:val="center"/>
           </w:tcPr>
           <w:p>
-            <w:r>
-              <w:rPr>
-                <w:color w:val="263238"/>
-              </w:rPr>
-              <w:t>ดู audit log พร้อม before/after diff — UI diff view + pagination</w:t>
+            <w:proofErr w:type="spellStart"/>
+            <w:r>
+              <w:rPr>
+                <w:color w:val="263238"/>
+              </w:rPr>
+              <w:t>ดู</w:t>
+            </w:r>
+            <w:proofErr w:type="spellEnd"/>
+            <w:r>
+              <w:rPr>
+                <w:color w:val="263238"/>
+              </w:rPr>
+              <w:t xml:space="preserve"> audit log </w:t>
+            </w:r>
+            <w:proofErr w:type="spellStart"/>
+            <w:r>
+              <w:rPr>
+                <w:color w:val="263238"/>
+              </w:rPr>
+              <w:t>พร้อม</w:t>
+            </w:r>
+            <w:proofErr w:type="spellEnd"/>
+            <w:r>
+              <w:rPr>
+                <w:color w:val="263238"/>
+              </w:rPr>
+              <w:t xml:space="preserve"> before/after diff — UI diff view + pagination</w:t>
             </w:r>
           </w:p>
         </w:tc>
@@ -23347,7 +27803,21 @@
               <w:rPr>
                 <w:color w:val="263238"/>
               </w:rPr>
-              <w:t>Filter log ตาม date/user/action — date range picker + multi-filter</w:t>
+              <w:t xml:space="preserve">Filter log </w:t>
+            </w:r>
+            <w:proofErr w:type="spellStart"/>
+            <w:r>
+              <w:rPr>
+                <w:color w:val="263238"/>
+              </w:rPr>
+              <w:t>ตาม</w:t>
+            </w:r>
+            <w:proofErr w:type="spellEnd"/>
+            <w:r>
+              <w:rPr>
+                <w:color w:val="263238"/>
+              </w:rPr>
+              <w:t xml:space="preserve"> date/user/action — date range picker + multi-filter</w:t>
             </w:r>
           </w:p>
         </w:tc>
@@ -23435,7 +27905,21 @@
               <w:rPr>
                 <w:color w:val="263238"/>
               </w:rPr>
-              <w:t>Export log ไป Excel — serialize + Excel library</w:t>
+              <w:t xml:space="preserve">Export log </w:t>
+            </w:r>
+            <w:proofErr w:type="spellStart"/>
+            <w:r>
+              <w:rPr>
+                <w:color w:val="263238"/>
+              </w:rPr>
+              <w:t>ไป</w:t>
+            </w:r>
+            <w:proofErr w:type="spellEnd"/>
+            <w:r>
+              <w:rPr>
+                <w:color w:val="263238"/>
+              </w:rPr>
+              <w:t xml:space="preserve"> Excel — serialize + Excel library</w:t>
             </w:r>
           </w:p>
         </w:tc>
@@ -23471,7 +27955,25 @@
           <w:iCs/>
           <w:color w:val="7F7F7F"/>
         </w:rPr>
-        <w:t>Sub-Sprint 3  |  Phase 2</w:t>
+        <w:t xml:space="preserve">Sub-Sprint </w:t>
+      </w:r>
+      <w:proofErr w:type="gramStart"/>
+      <w:r>
+        <w:rPr>
+          <w:i/>
+          <w:iCs/>
+          <w:color w:val="7F7F7F"/>
+        </w:rPr>
+        <w:t>3  |</w:t>
+      </w:r>
+      <w:proofErr w:type="gramEnd"/>
+      <w:r>
+        <w:rPr>
+          <w:i/>
+          <w:iCs/>
+          <w:color w:val="7F7F7F"/>
+        </w:rPr>
+        <w:t xml:space="preserve">  Phase 2</w:t>
       </w:r>
     </w:p>
     <w:tbl>
@@ -23917,11 +28419,19 @@
             <w:vAlign w:val="center"/>
           </w:tcPr>
           <w:p>
-            <w:r>
-              <w:rPr>
-                <w:color w:val="263238"/>
-              </w:rPr>
-              <w:t>As the system, I want to warn when room capacity is exceeded</w:t>
+            <w:proofErr w:type="gramStart"/>
+            <w:r>
+              <w:rPr>
+                <w:color w:val="263238"/>
+              </w:rPr>
+              <w:t>As</w:t>
+            </w:r>
+            <w:proofErr w:type="gramEnd"/>
+            <w:r>
+              <w:rPr>
+                <w:color w:val="263238"/>
+              </w:rPr>
+              <w:t xml:space="preserve"> the system, I want to warn when room capacity is exceeded</w:t>
             </w:r>
           </w:p>
         </w:tc>
@@ -24361,13 +28871,23 @@
             <w:pPr>
               <w:jc w:val="right"/>
             </w:pPr>
+            <w:proofErr w:type="spellStart"/>
             <w:r>
               <w:rPr>
                 <w:b/>
                 <w:bCs/>
                 <w:color w:val="1F3864"/>
               </w:rPr>
-              <w:t>รวม Story Points:</w:t>
+              <w:t>รวม</w:t>
+            </w:r>
+            <w:proofErr w:type="spellEnd"/>
+            <w:r>
+              <w:rPr>
+                <w:b/>
+                <w:bCs/>
+                <w:color w:val="1F3864"/>
+              </w:rPr>
+              <w:t xml:space="preserve"> Story Points:</w:t>
             </w:r>
           </w:p>
         </w:tc>
@@ -24540,6 +29060,7 @@
             <w:pPr>
               <w:jc w:val="center"/>
             </w:pPr>
+            <w:proofErr w:type="spellStart"/>
             <w:r>
               <w:rPr>
                 <w:b/>
@@ -24550,6 +29071,7 @@
               </w:rPr>
               <w:t>เหตุผล</w:t>
             </w:r>
+            <w:proofErr w:type="spellEnd"/>
           </w:p>
         </w:tc>
       </w:tr>
@@ -24633,7 +29155,63 @@
               <w:rPr>
                 <w:color w:val="263238"/>
               </w:rPr>
-              <w:t>Warning ชั่วโมงสอนเกิน quota — aggregate query รวมชั่วโมงต่ออาจารย์ + compare กับ quota ใน M1</w:t>
+              <w:t xml:space="preserve">Warning </w:t>
+            </w:r>
+            <w:proofErr w:type="spellStart"/>
+            <w:r>
+              <w:rPr>
+                <w:color w:val="263238"/>
+              </w:rPr>
+              <w:t>ชั่วโมงสอนเกิน</w:t>
+            </w:r>
+            <w:proofErr w:type="spellEnd"/>
+            <w:r>
+              <w:rPr>
+                <w:color w:val="263238"/>
+              </w:rPr>
+              <w:t xml:space="preserve"> quota — aggregate query </w:t>
+            </w:r>
+            <w:proofErr w:type="spellStart"/>
+            <w:r>
+              <w:rPr>
+                <w:color w:val="263238"/>
+              </w:rPr>
+              <w:t>รวมชั่วโมงต่ออาจารย์</w:t>
+            </w:r>
+            <w:proofErr w:type="spellEnd"/>
+            <w:r>
+              <w:rPr>
+                <w:color w:val="263238"/>
+              </w:rPr>
+              <w:t xml:space="preserve"> + compare </w:t>
+            </w:r>
+            <w:proofErr w:type="spellStart"/>
+            <w:r>
+              <w:rPr>
+                <w:color w:val="263238"/>
+              </w:rPr>
+              <w:t>กับ</w:t>
+            </w:r>
+            <w:proofErr w:type="spellEnd"/>
+            <w:r>
+              <w:rPr>
+                <w:color w:val="263238"/>
+              </w:rPr>
+              <w:t xml:space="preserve"> quota </w:t>
+            </w:r>
+            <w:proofErr w:type="spellStart"/>
+            <w:r>
+              <w:rPr>
+                <w:color w:val="263238"/>
+              </w:rPr>
+              <w:t>ใน</w:t>
+            </w:r>
+            <w:proofErr w:type="spellEnd"/>
+            <w:r>
+              <w:rPr>
+                <w:color w:val="263238"/>
+              </w:rPr>
+              <w:t xml:space="preserve"> M1</w:t>
             </w:r>
           </w:p>
         </w:tc>
@@ -24721,8 +29299,44 @@
               <w:rPr>
                 <w:color w:val="263238"/>
               </w:rPr>
-              <w:t>Warning ชั่วโมงสอนต่ำกว่า minimum — logic เดียวกับ M5-01 threshold ต่างทิศ</w:t>
-            </w:r>
+              <w:t xml:space="preserve">Warning </w:t>
+            </w:r>
+            <w:proofErr w:type="spellStart"/>
+            <w:r>
+              <w:rPr>
+                <w:color w:val="263238"/>
+              </w:rPr>
+              <w:t>ชั่วโมงสอนต่ำกว่า</w:t>
+            </w:r>
+            <w:proofErr w:type="spellEnd"/>
+            <w:r>
+              <w:rPr>
+                <w:color w:val="263238"/>
+              </w:rPr>
+              <w:t xml:space="preserve"> minimum — logic </w:t>
+            </w:r>
+            <w:proofErr w:type="spellStart"/>
+            <w:r>
+              <w:rPr>
+                <w:color w:val="263238"/>
+              </w:rPr>
+              <w:t>เดียวกับ</w:t>
+            </w:r>
+            <w:proofErr w:type="spellEnd"/>
+            <w:r>
+              <w:rPr>
+                <w:color w:val="263238"/>
+              </w:rPr>
+              <w:t xml:space="preserve"> M5-01 threshold </w:t>
+            </w:r>
+            <w:proofErr w:type="spellStart"/>
+            <w:r>
+              <w:rPr>
+                <w:color w:val="263238"/>
+              </w:rPr>
+              <w:t>ต่างทิศ</w:t>
+            </w:r>
+            <w:proofErr w:type="spellEnd"/>
           </w:p>
         </w:tc>
       </w:tr>
@@ -24806,7 +29420,21 @@
               <w:rPr>
                 <w:color w:val="263238"/>
               </w:rPr>
-              <w:t>Warning capacity ห้องเกิน — join schedule + room capacity + section student count</w:t>
+              <w:t xml:space="preserve">Warning capacity </w:t>
+            </w:r>
+            <w:proofErr w:type="spellStart"/>
+            <w:r>
+              <w:rPr>
+                <w:color w:val="263238"/>
+              </w:rPr>
+              <w:t>ห้องเกิน</w:t>
+            </w:r>
+            <w:proofErr w:type="spellEnd"/>
+            <w:r>
+              <w:rPr>
+                <w:color w:val="263238"/>
+              </w:rPr>
+              <w:t xml:space="preserve"> — join schedule + room capacity + section student count</w:t>
             </w:r>
           </w:p>
         </w:tc>
@@ -24894,7 +29522,63 @@
               <w:rPr>
                 <w:color w:val="263238"/>
               </w:rPr>
-              <w:t>Warning course ยังไม่มีตาราง — LEFT JOIN course_offerings กับ schedules หา orphan records</w:t>
+              <w:t xml:space="preserve">Warning course </w:t>
+            </w:r>
+            <w:proofErr w:type="spellStart"/>
+            <w:r>
+              <w:rPr>
+                <w:color w:val="263238"/>
+              </w:rPr>
+              <w:t>ยังไม่มีตาราง</w:t>
+            </w:r>
+            <w:proofErr w:type="spellEnd"/>
+            <w:r>
+              <w:rPr>
+                <w:color w:val="263238"/>
+              </w:rPr>
+              <w:t xml:space="preserve"> — LEFT JOIN </w:t>
+            </w:r>
+            <w:proofErr w:type="spellStart"/>
+            <w:r>
+              <w:rPr>
+                <w:color w:val="263238"/>
+              </w:rPr>
+              <w:t>course_offerings</w:t>
+            </w:r>
+            <w:proofErr w:type="spellEnd"/>
+            <w:r>
+              <w:rPr>
+                <w:color w:val="263238"/>
+              </w:rPr>
+              <w:t xml:space="preserve"> </w:t>
+            </w:r>
+            <w:proofErr w:type="spellStart"/>
+            <w:r>
+              <w:rPr>
+                <w:color w:val="263238"/>
+              </w:rPr>
+              <w:t>กับ</w:t>
+            </w:r>
+            <w:proofErr w:type="spellEnd"/>
+            <w:r>
+              <w:rPr>
+                <w:color w:val="263238"/>
+              </w:rPr>
+              <w:t xml:space="preserve"> schedules </w:t>
+            </w:r>
+            <w:proofErr w:type="spellStart"/>
+            <w:r>
+              <w:rPr>
+                <w:color w:val="263238"/>
+              </w:rPr>
+              <w:t>หา</w:t>
+            </w:r>
+            <w:proofErr w:type="spellEnd"/>
+            <w:r>
+              <w:rPr>
+                <w:color w:val="263238"/>
+              </w:rPr>
+              <w:t xml:space="preserve"> orphan records</w:t>
             </w:r>
           </w:p>
         </w:tc>
@@ -24979,7 +29663,35 @@
               <w:rPr>
                 <w:color w:val="263238"/>
               </w:rPr>
-              <w:t>Warning badge/panel ไม่ blocking — UI component แสดง warning list</w:t>
+              <w:t xml:space="preserve">Warning badge/panel </w:t>
+            </w:r>
+            <w:proofErr w:type="spellStart"/>
+            <w:r>
+              <w:rPr>
+                <w:color w:val="263238"/>
+              </w:rPr>
+              <w:t>ไม่</w:t>
+            </w:r>
+            <w:proofErr w:type="spellEnd"/>
+            <w:r>
+              <w:rPr>
+                <w:color w:val="263238"/>
+              </w:rPr>
+              <w:t xml:space="preserve"> blocking — UI component </w:t>
+            </w:r>
+            <w:proofErr w:type="spellStart"/>
+            <w:r>
+              <w:rPr>
+                <w:color w:val="263238"/>
+              </w:rPr>
+              <w:t>แสดง</w:t>
+            </w:r>
+            <w:proofErr w:type="spellEnd"/>
+            <w:r>
+              <w:rPr>
+                <w:color w:val="263238"/>
+              </w:rPr>
+              <w:t xml:space="preserve"> warning list</w:t>
             </w:r>
           </w:p>
         </w:tc>
@@ -25067,7 +29779,35 @@
               <w:rPr>
                 <w:color w:val="263238"/>
               </w:rPr>
-              <w:t>Dismiss warning รายตัว — mark as dismissed + hide จาก list</w:t>
+              <w:t xml:space="preserve">Dismiss warning </w:t>
+            </w:r>
+            <w:proofErr w:type="spellStart"/>
+            <w:r>
+              <w:rPr>
+                <w:color w:val="263238"/>
+              </w:rPr>
+              <w:t>รายตัว</w:t>
+            </w:r>
+            <w:proofErr w:type="spellEnd"/>
+            <w:r>
+              <w:rPr>
+                <w:color w:val="263238"/>
+              </w:rPr>
+              <w:t xml:space="preserve"> — mark as dismissed + hide </w:t>
+            </w:r>
+            <w:proofErr w:type="spellStart"/>
+            <w:r>
+              <w:rPr>
+                <w:color w:val="263238"/>
+              </w:rPr>
+              <w:t>จาก</w:t>
+            </w:r>
+            <w:proofErr w:type="spellEnd"/>
+            <w:r>
+              <w:rPr>
+                <w:color w:val="263238"/>
+              </w:rPr>
+              <w:t xml:space="preserve"> list</w:t>
             </w:r>
           </w:p>
         </w:tc>
@@ -25095,6 +29835,7 @@
           <w:sz w:val="28"/>
           <w:szCs w:val="28"/>
         </w:rPr>
+        <w:lastRenderedPageBreak/>
         <w:t>EPIC: M6 — Workload Management</w:t>
       </w:r>
     </w:p>
@@ -25108,7 +29849,25 @@
           <w:iCs/>
           <w:color w:val="7F7F7F"/>
         </w:rPr>
-        <w:t>Sub-Sprint 4  |  Phase 2</w:t>
+        <w:t xml:space="preserve">Sub-Sprint </w:t>
+      </w:r>
+      <w:proofErr w:type="gramStart"/>
+      <w:r>
+        <w:rPr>
+          <w:i/>
+          <w:iCs/>
+          <w:color w:val="7F7F7F"/>
+        </w:rPr>
+        <w:t>4  |</w:t>
+      </w:r>
+      <w:proofErr w:type="gramEnd"/>
+      <w:r>
+        <w:rPr>
+          <w:i/>
+          <w:iCs/>
+          <w:color w:val="7F7F7F"/>
+        </w:rPr>
+        <w:t xml:space="preserve">  Phase 2</w:t>
       </w:r>
     </w:p>
     <w:tbl>
@@ -25880,13 +30639,23 @@
             <w:pPr>
               <w:jc w:val="right"/>
             </w:pPr>
+            <w:proofErr w:type="spellStart"/>
             <w:r>
               <w:rPr>
                 <w:b/>
                 <w:bCs/>
                 <w:color w:val="1F3864"/>
               </w:rPr>
-              <w:t>รวม Story Points:</w:t>
+              <w:t>รวม</w:t>
+            </w:r>
+            <w:proofErr w:type="spellEnd"/>
+            <w:r>
+              <w:rPr>
+                <w:b/>
+                <w:bCs/>
+                <w:color w:val="1F3864"/>
+              </w:rPr>
+              <w:t xml:space="preserve"> Story Points:</w:t>
             </w:r>
           </w:p>
         </w:tc>
@@ -26059,6 +30828,7 @@
             <w:pPr>
               <w:jc w:val="center"/>
             </w:pPr>
+            <w:proofErr w:type="spellStart"/>
             <w:r>
               <w:rPr>
                 <w:b/>
@@ -26069,6 +30839,7 @@
               </w:rPr>
               <w:t>เหตุผล</w:t>
             </w:r>
+            <w:proofErr w:type="spellEnd"/>
           </w:p>
         </w:tc>
       </w:tr>
@@ -26152,8 +30923,44 @@
               <w:rPr>
                 <w:color w:val="263238"/>
               </w:rPr>
-              <w:t>Workload per instructor ต่อสัปดาห์/semester — aggregate query ซับซ้อน: SUM hours GROUP BY instructor+period</w:t>
-            </w:r>
+              <w:t xml:space="preserve">Workload per instructor </w:t>
+            </w:r>
+            <w:proofErr w:type="spellStart"/>
+            <w:r>
+              <w:rPr>
+                <w:color w:val="263238"/>
+              </w:rPr>
+              <w:t>ต่อสัปดาห์</w:t>
+            </w:r>
+            <w:proofErr w:type="spellEnd"/>
+            <w:r>
+              <w:rPr>
+                <w:color w:val="263238"/>
+              </w:rPr>
+              <w:t xml:space="preserve">/semester — aggregate query </w:t>
+            </w:r>
+            <w:proofErr w:type="spellStart"/>
+            <w:r>
+              <w:rPr>
+                <w:color w:val="263238"/>
+              </w:rPr>
+              <w:t>ซับซ้อน</w:t>
+            </w:r>
+            <w:proofErr w:type="spellEnd"/>
+            <w:r>
+              <w:rPr>
+                <w:color w:val="263238"/>
+              </w:rPr>
+              <w:t xml:space="preserve">: SUM hours GROUP BY </w:t>
+            </w:r>
+            <w:proofErr w:type="spellStart"/>
+            <w:r>
+              <w:rPr>
+                <w:color w:val="263238"/>
+              </w:rPr>
+              <w:t>instructor+period</w:t>
+            </w:r>
+            <w:proofErr w:type="spellEnd"/>
           </w:p>
         </w:tc>
       </w:tr>
@@ -26240,7 +31047,49 @@
               <w:rPr>
                 <w:color w:val="263238"/>
               </w:rPr>
-              <w:t>Workload summary table ทั้ง department — query รวม + sort + compare กับ quota</w:t>
+              <w:t xml:space="preserve">Workload summary table </w:t>
+            </w:r>
+            <w:proofErr w:type="spellStart"/>
+            <w:r>
+              <w:rPr>
+                <w:color w:val="263238"/>
+              </w:rPr>
+              <w:t>ทั้ง</w:t>
+            </w:r>
+            <w:proofErr w:type="spellEnd"/>
+            <w:r>
+              <w:rPr>
+                <w:color w:val="263238"/>
+              </w:rPr>
+              <w:t xml:space="preserve"> department — query </w:t>
+            </w:r>
+            <w:proofErr w:type="spellStart"/>
+            <w:r>
+              <w:rPr>
+                <w:color w:val="263238"/>
+              </w:rPr>
+              <w:t>รวม</w:t>
+            </w:r>
+            <w:proofErr w:type="spellEnd"/>
+            <w:r>
+              <w:rPr>
+                <w:color w:val="263238"/>
+              </w:rPr>
+              <w:t xml:space="preserve"> + sort + compare </w:t>
+            </w:r>
+            <w:proofErr w:type="spellStart"/>
+            <w:r>
+              <w:rPr>
+                <w:color w:val="263238"/>
+              </w:rPr>
+              <w:t>กับ</w:t>
+            </w:r>
+            <w:proofErr w:type="spellEnd"/>
+            <w:r>
+              <w:rPr>
+                <w:color w:val="263238"/>
+              </w:rPr>
+              <w:t xml:space="preserve"> quota</w:t>
             </w:r>
           </w:p>
         </w:tc>
@@ -26325,7 +31174,21 @@
               <w:rPr>
                 <w:color w:val="263238"/>
               </w:rPr>
-              <w:t>Bar chart used vs quota — visualize ด้วย Chart.js</w:t>
+              <w:t xml:space="preserve">Bar chart used vs quota — visualize </w:t>
+            </w:r>
+            <w:proofErr w:type="spellStart"/>
+            <w:r>
+              <w:rPr>
+                <w:color w:val="263238"/>
+              </w:rPr>
+              <w:t>ด้วย</w:t>
+            </w:r>
+            <w:proofErr w:type="spellEnd"/>
+            <w:r>
+              <w:rPr>
+                <w:color w:val="263238"/>
+              </w:rPr>
+              <w:t xml:space="preserve"> Chart.js</w:t>
             </w:r>
           </w:p>
         </w:tc>
@@ -26413,8 +31276,44 @@
               <w:rPr>
                 <w:color w:val="263238"/>
               </w:rPr>
-              <w:t>Track practicum supervision แยกจาก lecture — เพิ่ม category field + aggregate แยกประเภท</w:t>
-            </w:r>
+              <w:t xml:space="preserve">Track practicum supervision </w:t>
+            </w:r>
+            <w:proofErr w:type="spellStart"/>
+            <w:r>
+              <w:rPr>
+                <w:color w:val="263238"/>
+              </w:rPr>
+              <w:t>แยกจาก</w:t>
+            </w:r>
+            <w:proofErr w:type="spellEnd"/>
+            <w:r>
+              <w:rPr>
+                <w:color w:val="263238"/>
+              </w:rPr>
+              <w:t xml:space="preserve"> lecture — </w:t>
+            </w:r>
+            <w:proofErr w:type="spellStart"/>
+            <w:r>
+              <w:rPr>
+                <w:color w:val="263238"/>
+              </w:rPr>
+              <w:t>เพิ่ม</w:t>
+            </w:r>
+            <w:proofErr w:type="spellEnd"/>
+            <w:r>
+              <w:rPr>
+                <w:color w:val="263238"/>
+              </w:rPr>
+              <w:t xml:space="preserve"> category field + aggregate </w:t>
+            </w:r>
+            <w:proofErr w:type="spellStart"/>
+            <w:r>
+              <w:rPr>
+                <w:color w:val="263238"/>
+              </w:rPr>
+              <w:t>แยกประเภท</w:t>
+            </w:r>
+            <w:proofErr w:type="spellEnd"/>
           </w:p>
         </w:tc>
       </w:tr>
@@ -26498,7 +31397,21 @@
               <w:rPr>
                 <w:color w:val="263238"/>
               </w:rPr>
-              <w:t>Export workload ไป Excel — serialize + Excel library</w:t>
+              <w:t xml:space="preserve">Export workload </w:t>
+            </w:r>
+            <w:proofErr w:type="spellStart"/>
+            <w:r>
+              <w:rPr>
+                <w:color w:val="263238"/>
+              </w:rPr>
+              <w:t>ไป</w:t>
+            </w:r>
+            <w:proofErr w:type="spellEnd"/>
+            <w:r>
+              <w:rPr>
+                <w:color w:val="263238"/>
+              </w:rPr>
+              <w:t xml:space="preserve"> Excel — serialize + Excel library</w:t>
             </w:r>
           </w:p>
         </w:tc>
@@ -26534,7 +31447,25 @@
           <w:iCs/>
           <w:color w:val="7F7F7F"/>
         </w:rPr>
-        <w:t>Sub-Sprint 5  |  Phase 2</w:t>
+        <w:t xml:space="preserve">Sub-Sprint </w:t>
+      </w:r>
+      <w:proofErr w:type="gramStart"/>
+      <w:r>
+        <w:rPr>
+          <w:i/>
+          <w:iCs/>
+          <w:color w:val="7F7F7F"/>
+        </w:rPr>
+        <w:t>5  |</w:t>
+      </w:r>
+      <w:proofErr w:type="gramEnd"/>
+      <w:r>
+        <w:rPr>
+          <w:i/>
+          <w:iCs/>
+          <w:color w:val="7F7F7F"/>
+        </w:rPr>
+        <w:t xml:space="preserve">  Phase 2</w:t>
       </w:r>
     </w:p>
     <w:tbl>
@@ -27306,13 +32237,23 @@
             <w:pPr>
               <w:jc w:val="right"/>
             </w:pPr>
+            <w:proofErr w:type="spellStart"/>
             <w:r>
               <w:rPr>
                 <w:b/>
                 <w:bCs/>
                 <w:color w:val="1F3864"/>
               </w:rPr>
-              <w:t>รวม Story Points:</w:t>
+              <w:t>รวม</w:t>
+            </w:r>
+            <w:proofErr w:type="spellEnd"/>
+            <w:r>
+              <w:rPr>
+                <w:b/>
+                <w:bCs/>
+                <w:color w:val="1F3864"/>
+              </w:rPr>
+              <w:t xml:space="preserve"> Story Points:</w:t>
             </w:r>
           </w:p>
         </w:tc>
@@ -27351,6 +32292,21 @@
         </w:tc>
       </w:tr>
     </w:tbl>
+    <w:p>
+      <w:pPr>
+        <w:spacing w:after="100"/>
+      </w:pPr>
+    </w:p>
+    <w:p>
+      <w:pPr>
+        <w:spacing w:after="100"/>
+      </w:pPr>
+    </w:p>
+    <w:p>
+      <w:pPr>
+        <w:spacing w:after="100"/>
+      </w:pPr>
+    </w:p>
     <w:p>
       <w:pPr>
         <w:spacing w:after="100"/>
@@ -27368,6 +32324,7 @@
           <w:sz w:val="24"/>
           <w:szCs w:val="24"/>
         </w:rPr>
+        <w:lastRenderedPageBreak/>
         <w:t>SP Breakdown — M9</w:t>
       </w:r>
     </w:p>
@@ -27485,6 +32442,7 @@
             <w:pPr>
               <w:jc w:val="center"/>
             </w:pPr>
+            <w:proofErr w:type="spellStart"/>
             <w:r>
               <w:rPr>
                 <w:b/>
@@ -27495,6 +32453,7 @@
               </w:rPr>
               <w:t>เหตุผล</w:t>
             </w:r>
+            <w:proofErr w:type="spellEnd"/>
           </w:p>
         </w:tc>
       </w:tr>
@@ -27574,11 +32533,19 @@
             <w:vAlign w:val="center"/>
           </w:tcPr>
           <w:p>
-            <w:r>
-              <w:rPr>
-                <w:color w:val="263238"/>
-              </w:rPr>
-              <w:t>รายงานตารางสอนรายบุคคล (PDF) — query + format layout + PDF rendering</w:t>
+            <w:proofErr w:type="spellStart"/>
+            <w:r>
+              <w:rPr>
+                <w:color w:val="263238"/>
+              </w:rPr>
+              <w:t>รายงานตารางสอนรายบุคคล</w:t>
+            </w:r>
+            <w:proofErr w:type="spellEnd"/>
+            <w:r>
+              <w:rPr>
+                <w:color w:val="263238"/>
+              </w:rPr>
+              <w:t xml:space="preserve"> (PDF) — query + format layout + PDF rendering</w:t>
             </w:r>
           </w:p>
         </w:tc>
@@ -27662,11 +32629,19 @@
             <w:vAlign w:val="center"/>
           </w:tcPr>
           <w:p>
-            <w:r>
-              <w:rPr>
-                <w:color w:val="263238"/>
-              </w:rPr>
-              <w:t>รายงานตารางรวมแยกตามห้อง — complex query group by room + layout multi-page</w:t>
+            <w:proofErr w:type="spellStart"/>
+            <w:r>
+              <w:rPr>
+                <w:color w:val="263238"/>
+              </w:rPr>
+              <w:t>รายงานตารางรวมแยกตามห้อง</w:t>
+            </w:r>
+            <w:proofErr w:type="spellEnd"/>
+            <w:r>
+              <w:rPr>
+                <w:color w:val="263238"/>
+              </w:rPr>
+              <w:t xml:space="preserve"> — complex query group by room + layout multi-page</w:t>
             </w:r>
           </w:p>
         </w:tc>
@@ -27839,8 +32814,44 @@
               <w:rPr>
                 <w:color w:val="263238"/>
               </w:rPr>
-              <w:t>Department-level summary — query รวมหลาย instructor + section ใน department เดียว</w:t>
-            </w:r>
+              <w:t xml:space="preserve">Department-level summary — query </w:t>
+            </w:r>
+            <w:proofErr w:type="spellStart"/>
+            <w:r>
+              <w:rPr>
+                <w:color w:val="263238"/>
+              </w:rPr>
+              <w:t>รวมหลาย</w:t>
+            </w:r>
+            <w:proofErr w:type="spellEnd"/>
+            <w:r>
+              <w:rPr>
+                <w:color w:val="263238"/>
+              </w:rPr>
+              <w:t xml:space="preserve"> instructor + section </w:t>
+            </w:r>
+            <w:proofErr w:type="spellStart"/>
+            <w:r>
+              <w:rPr>
+                <w:color w:val="263238"/>
+              </w:rPr>
+              <w:t>ใน</w:t>
+            </w:r>
+            <w:proofErr w:type="spellEnd"/>
+            <w:r>
+              <w:rPr>
+                <w:color w:val="263238"/>
+              </w:rPr>
+              <w:t xml:space="preserve"> department </w:t>
+            </w:r>
+            <w:proofErr w:type="spellStart"/>
+            <w:r>
+              <w:rPr>
+                <w:color w:val="263238"/>
+              </w:rPr>
+              <w:t>เดียว</w:t>
+            </w:r>
+            <w:proofErr w:type="spellEnd"/>
           </w:p>
         </w:tc>
       </w:tr>
@@ -27924,7 +32935,35 @@
               <w:rPr>
                 <w:color w:val="263238"/>
               </w:rPr>
-              <w:t>Export ทุก report ไป Excel/PDF — library + file download response</w:t>
+              <w:t xml:space="preserve">Export </w:t>
+            </w:r>
+            <w:proofErr w:type="spellStart"/>
+            <w:r>
+              <w:rPr>
+                <w:color w:val="263238"/>
+              </w:rPr>
+              <w:t>ทุก</w:t>
+            </w:r>
+            <w:proofErr w:type="spellEnd"/>
+            <w:r>
+              <w:rPr>
+                <w:color w:val="263238"/>
+              </w:rPr>
+              <w:t xml:space="preserve"> report </w:t>
+            </w:r>
+            <w:proofErr w:type="spellStart"/>
+            <w:r>
+              <w:rPr>
+                <w:color w:val="263238"/>
+              </w:rPr>
+              <w:t>ไป</w:t>
+            </w:r>
+            <w:proofErr w:type="spellEnd"/>
+            <w:r>
+              <w:rPr>
+                <w:color w:val="263238"/>
+              </w:rPr>
+              <w:t xml:space="preserve"> Excel/PDF — library + file download response</w:t>
             </w:r>
           </w:p>
         </w:tc>
@@ -27955,6 +32994,7 @@
           <w:sz w:val="36"/>
           <w:szCs w:val="36"/>
         </w:rPr>
+        <w:lastRenderedPageBreak/>
         <w:t>7. Sprint Summary</w:t>
       </w:r>
     </w:p>
@@ -27970,7 +33010,41 @@
           <w:sz w:val="28"/>
           <w:szCs w:val="28"/>
         </w:rPr>
-        <w:t>🔴 Phase 1 — Version 1.0  (รวม 191 SP)</w:t>
+        <w:t xml:space="preserve">🔴 Phase 1 — Version </w:t>
+      </w:r>
+      <w:proofErr w:type="gramStart"/>
+      <w:r>
+        <w:rPr>
+          <w:b/>
+          <w:bCs/>
+          <w:color w:val="2E75B6"/>
+          <w:sz w:val="28"/>
+          <w:szCs w:val="28"/>
+        </w:rPr>
+        <w:t>1.0  (</w:t>
+      </w:r>
+      <w:proofErr w:type="spellStart"/>
+      <w:proofErr w:type="gramEnd"/>
+      <w:r>
+        <w:rPr>
+          <w:b/>
+          <w:bCs/>
+          <w:color w:val="2E75B6"/>
+          <w:sz w:val="28"/>
+          <w:szCs w:val="28"/>
+        </w:rPr>
+        <w:t>รวม</w:t>
+      </w:r>
+      <w:proofErr w:type="spellEnd"/>
+      <w:r>
+        <w:rPr>
+          <w:b/>
+          <w:bCs/>
+          <w:color w:val="2E75B6"/>
+          <w:sz w:val="28"/>
+          <w:szCs w:val="28"/>
+        </w:rPr>
+        <w:t xml:space="preserve"> 191 SP)</w:t>
       </w:r>
     </w:p>
     <w:tbl>
@@ -28052,6 +33126,7 @@
             <w:pPr>
               <w:jc w:val="center"/>
             </w:pPr>
+            <w:proofErr w:type="spellStart"/>
             <w:r>
               <w:rPr>
                 <w:b/>
@@ -28062,6 +33137,7 @@
               </w:rPr>
               <w:t>วันที่</w:t>
             </w:r>
+            <w:proofErr w:type="spellEnd"/>
           </w:p>
         </w:tc>
         <w:tc>
@@ -28090,8 +33166,20 @@
                 <w:sz w:val="24"/>
                 <w:szCs w:val="24"/>
               </w:rPr>
-              <w:t>Module / ชื่อ</w:t>
-            </w:r>
+              <w:t xml:space="preserve">Module / </w:t>
+            </w:r>
+            <w:proofErr w:type="spellStart"/>
+            <w:r>
+              <w:rPr>
+                <w:b/>
+                <w:bCs/>
+                <w:color w:val="FFFFFF"/>
+                <w:sz w:val="24"/>
+                <w:szCs w:val="24"/>
+              </w:rPr>
+              <w:t>ชื่อ</w:t>
+            </w:r>
+            <w:proofErr w:type="spellEnd"/>
           </w:p>
         </w:tc>
         <w:tc>
@@ -28181,7 +33269,21 @@
               <w:rPr>
                 <w:color w:val="7F7F7F"/>
               </w:rPr>
-              <w:t>11–12 พ.ค.</w:t>
+              <w:t xml:space="preserve">11–12 </w:t>
+            </w:r>
+            <w:proofErr w:type="spellStart"/>
+            <w:r>
+              <w:rPr>
+                <w:color w:val="7F7F7F"/>
+              </w:rPr>
+              <w:t>พ.ค</w:t>
+            </w:r>
+            <w:proofErr w:type="spellEnd"/>
+            <w:r>
+              <w:rPr>
+                <w:color w:val="7F7F7F"/>
+              </w:rPr>
+              <w:t>.</w:t>
             </w:r>
           </w:p>
         </w:tc>
@@ -28206,8 +33308,16 @@
               <w:rPr>
                 <w:color w:val="263238"/>
               </w:rPr>
-              <w:t>M10 — Login &amp; RBAC  ✅</w:t>
-            </w:r>
+              <w:t xml:space="preserve">M10 — Login &amp; </w:t>
+            </w:r>
+            <w:proofErr w:type="gramStart"/>
+            <w:r>
+              <w:rPr>
+                <w:color w:val="263238"/>
+              </w:rPr>
+              <w:t>RBAC  ✅</w:t>
+            </w:r>
+            <w:proofErr w:type="gramEnd"/>
           </w:p>
         </w:tc>
         <w:tc>
@@ -28294,7 +33404,21 @@
               <w:rPr>
                 <w:color w:val="7F7F7F"/>
               </w:rPr>
-              <w:t>13–15 พ.ค.</w:t>
+              <w:t xml:space="preserve">13–15 </w:t>
+            </w:r>
+            <w:proofErr w:type="spellStart"/>
+            <w:r>
+              <w:rPr>
+                <w:color w:val="7F7F7F"/>
+              </w:rPr>
+              <w:t>พ.ค</w:t>
+            </w:r>
+            <w:proofErr w:type="spellEnd"/>
+            <w:r>
+              <w:rPr>
+                <w:color w:val="7F7F7F"/>
+              </w:rPr>
+              <w:t>.</w:t>
             </w:r>
           </w:p>
         </w:tc>
@@ -28320,8 +33444,30 @@
               <w:rPr>
                 <w:color w:val="263238"/>
               </w:rPr>
-              <w:t>M1  — Master Data Management  ✅</w:t>
-            </w:r>
+              <w:t>M</w:t>
+            </w:r>
+            <w:proofErr w:type="gramStart"/>
+            <w:r>
+              <w:rPr>
+                <w:color w:val="263238"/>
+              </w:rPr>
+              <w:t>1  —</w:t>
+            </w:r>
+            <w:proofErr w:type="gramEnd"/>
+            <w:r>
+              <w:rPr>
+                <w:color w:val="263238"/>
+              </w:rPr>
+              <w:t xml:space="preserve"> Master Data </w:t>
+            </w:r>
+            <w:proofErr w:type="gramStart"/>
+            <w:r>
+              <w:rPr>
+                <w:color w:val="263238"/>
+              </w:rPr>
+              <w:t>Management  ✅</w:t>
+            </w:r>
+            <w:proofErr w:type="gramEnd"/>
           </w:p>
         </w:tc>
         <w:tc>
@@ -28407,7 +33553,21 @@
               <w:rPr>
                 <w:color w:val="7F7F7F"/>
               </w:rPr>
-              <w:t>18–19 พ.ค.</w:t>
+              <w:t xml:space="preserve">18–19 </w:t>
+            </w:r>
+            <w:proofErr w:type="spellStart"/>
+            <w:r>
+              <w:rPr>
+                <w:color w:val="7F7F7F"/>
+              </w:rPr>
+              <w:t>พ.ค</w:t>
+            </w:r>
+            <w:proofErr w:type="spellEnd"/>
+            <w:r>
+              <w:rPr>
+                <w:color w:val="7F7F7F"/>
+              </w:rPr>
+              <w:t>.</w:t>
             </w:r>
           </w:p>
         </w:tc>
@@ -28432,7 +33592,35 @@
               <w:rPr>
                 <w:color w:val="263238"/>
               </w:rPr>
-              <w:t>M2  — Course Management  🟡 ✅</w:t>
+              <w:t>M</w:t>
+            </w:r>
+            <w:proofErr w:type="gramStart"/>
+            <w:r>
+              <w:rPr>
+                <w:color w:val="263238"/>
+              </w:rPr>
+              <w:t>2  —</w:t>
+            </w:r>
+            <w:proofErr w:type="gramEnd"/>
+            <w:r>
+              <w:rPr>
+                <w:color w:val="263238"/>
+              </w:rPr>
+              <w:t xml:space="preserve"> Course </w:t>
+            </w:r>
+            <w:proofErr w:type="gramStart"/>
+            <w:r>
+              <w:rPr>
+                <w:color w:val="263238"/>
+              </w:rPr>
+              <w:t>Management  🟡</w:t>
+            </w:r>
+            <w:proofErr w:type="gramEnd"/>
+            <w:r>
+              <w:rPr>
+                <w:color w:val="263238"/>
+              </w:rPr>
+              <w:t xml:space="preserve"> ✅</w:t>
             </w:r>
           </w:p>
         </w:tc>
@@ -28520,7 +33708,21 @@
               <w:rPr>
                 <w:color w:val="7F7F7F"/>
               </w:rPr>
-              <w:t>20–22 พ.ค.</w:t>
+              <w:t xml:space="preserve">20–22 </w:t>
+            </w:r>
+            <w:proofErr w:type="spellStart"/>
+            <w:r>
+              <w:rPr>
+                <w:color w:val="7F7F7F"/>
+              </w:rPr>
+              <w:t>พ.ค</w:t>
+            </w:r>
+            <w:proofErr w:type="spellEnd"/>
+            <w:r>
+              <w:rPr>
+                <w:color w:val="7F7F7F"/>
+              </w:rPr>
+              <w:t>.</w:t>
             </w:r>
           </w:p>
         </w:tc>
@@ -28546,7 +33748,21 @@
               <w:rPr>
                 <w:color w:val="263238"/>
               </w:rPr>
-              <w:t>M3  — Schedule Management ✅</w:t>
+              <w:t>M</w:t>
+            </w:r>
+            <w:proofErr w:type="gramStart"/>
+            <w:r>
+              <w:rPr>
+                <w:color w:val="263238"/>
+              </w:rPr>
+              <w:t>3  —</w:t>
+            </w:r>
+            <w:proofErr w:type="gramEnd"/>
+            <w:r>
+              <w:rPr>
+                <w:color w:val="263238"/>
+              </w:rPr>
+              <w:t xml:space="preserve"> Schedule Management ✅</w:t>
             </w:r>
           </w:p>
         </w:tc>
@@ -28633,7 +33849,21 @@
               <w:rPr>
                 <w:color w:val="7F7F7F"/>
               </w:rPr>
-              <w:t>21–26 พ.ค.</w:t>
+              <w:t xml:space="preserve">21–26 </w:t>
+            </w:r>
+            <w:proofErr w:type="spellStart"/>
+            <w:r>
+              <w:rPr>
+                <w:color w:val="7F7F7F"/>
+              </w:rPr>
+              <w:t>พ.ค</w:t>
+            </w:r>
+            <w:proofErr w:type="spellEnd"/>
+            <w:r>
+              <w:rPr>
+                <w:color w:val="7F7F7F"/>
+              </w:rPr>
+              <w:t>.</w:t>
             </w:r>
           </w:p>
         </w:tc>
@@ -28658,7 +33888,21 @@
               <w:rPr>
                 <w:color w:val="263238"/>
               </w:rPr>
-              <w:t>M4  — Conflict Checking ✅</w:t>
+              <w:t>M</w:t>
+            </w:r>
+            <w:proofErr w:type="gramStart"/>
+            <w:r>
+              <w:rPr>
+                <w:color w:val="263238"/>
+              </w:rPr>
+              <w:t>4  —</w:t>
+            </w:r>
+            <w:proofErr w:type="gramEnd"/>
+            <w:r>
+              <w:rPr>
+                <w:color w:val="263238"/>
+              </w:rPr>
+              <w:t xml:space="preserve"> Conflict Checking ✅</w:t>
             </w:r>
           </w:p>
         </w:tc>
@@ -28746,7 +33990,21 @@
               <w:rPr>
                 <w:color w:val="7F7F7F"/>
               </w:rPr>
-              <w:t>22–26 พ.ค.</w:t>
+              <w:t xml:space="preserve">22–26 </w:t>
+            </w:r>
+            <w:proofErr w:type="spellStart"/>
+            <w:r>
+              <w:rPr>
+                <w:color w:val="7F7F7F"/>
+              </w:rPr>
+              <w:t>พ.ค</w:t>
+            </w:r>
+            <w:proofErr w:type="spellEnd"/>
+            <w:r>
+              <w:rPr>
+                <w:color w:val="7F7F7F"/>
+              </w:rPr>
+              <w:t>.</w:t>
             </w:r>
           </w:p>
         </w:tc>
@@ -28772,7 +34030,21 @@
               <w:rPr>
                 <w:color w:val="263238"/>
               </w:rPr>
-              <w:t>M8  — Views &amp; Calendar ✅</w:t>
+              <w:t>M</w:t>
+            </w:r>
+            <w:proofErr w:type="gramStart"/>
+            <w:r>
+              <w:rPr>
+                <w:color w:val="263238"/>
+              </w:rPr>
+              <w:t>8  —</w:t>
+            </w:r>
+            <w:proofErr w:type="gramEnd"/>
+            <w:r>
+              <w:rPr>
+                <w:color w:val="263238"/>
+              </w:rPr>
+              <w:t xml:space="preserve"> Views &amp; Calendar ✅</w:t>
             </w:r>
           </w:p>
         </w:tc>
@@ -28859,7 +34131,21 @@
               <w:rPr>
                 <w:color w:val="7F7F7F"/>
               </w:rPr>
-              <w:t>20–27 พ.ค.</w:t>
+              <w:t xml:space="preserve">20–27 </w:t>
+            </w:r>
+            <w:proofErr w:type="spellStart"/>
+            <w:r>
+              <w:rPr>
+                <w:color w:val="7F7F7F"/>
+              </w:rPr>
+              <w:t>พ.ค</w:t>
+            </w:r>
+            <w:proofErr w:type="spellEnd"/>
+            <w:r>
+              <w:rPr>
+                <w:color w:val="7F7F7F"/>
+              </w:rPr>
+              <w:t>.</w:t>
             </w:r>
           </w:p>
         </w:tc>
@@ -28884,8 +34170,30 @@
               <w:rPr>
                 <w:color w:val="263238"/>
               </w:rPr>
-              <w:t>M7  — Search &amp; Filter  ✅</w:t>
-            </w:r>
+              <w:t>M</w:t>
+            </w:r>
+            <w:proofErr w:type="gramStart"/>
+            <w:r>
+              <w:rPr>
+                <w:color w:val="263238"/>
+              </w:rPr>
+              <w:t>7  —</w:t>
+            </w:r>
+            <w:proofErr w:type="gramEnd"/>
+            <w:r>
+              <w:rPr>
+                <w:color w:val="263238"/>
+              </w:rPr>
+              <w:t xml:space="preserve"> Search &amp; </w:t>
+            </w:r>
+            <w:proofErr w:type="gramStart"/>
+            <w:r>
+              <w:rPr>
+                <w:color w:val="263238"/>
+              </w:rPr>
+              <w:t>Filter  ✅</w:t>
+            </w:r>
+            <w:proofErr w:type="gramEnd"/>
           </w:p>
         </w:tc>
         <w:tc>
@@ -28939,13 +34247,23 @@
             <w:pPr>
               <w:jc w:val="center"/>
             </w:pPr>
+            <w:proofErr w:type="spellStart"/>
             <w:r>
               <w:rPr>
                 <w:b/>
                 <w:bCs/>
                 <w:color w:val="1F3864"/>
               </w:rPr>
-              <w:t>รวม Phase 1</w:t>
+              <w:t>รวม</w:t>
+            </w:r>
+            <w:proofErr w:type="spellEnd"/>
+            <w:r>
+              <w:rPr>
+                <w:b/>
+                <w:bCs/>
+                <w:color w:val="1F3864"/>
+              </w:rPr>
+              <w:t xml:space="preserve"> Phase 1</w:t>
             </w:r>
           </w:p>
         </w:tc>
@@ -28974,7 +34292,21 @@
               <w:rPr>
                 <w:color w:val="7F7F7F"/>
               </w:rPr>
-              <w:t>11–28 พ.ค.</w:t>
+              <w:t xml:space="preserve">11–28 </w:t>
+            </w:r>
+            <w:proofErr w:type="spellStart"/>
+            <w:r>
+              <w:rPr>
+                <w:color w:val="7F7F7F"/>
+              </w:rPr>
+              <w:t>พ.ค</w:t>
+            </w:r>
+            <w:proofErr w:type="spellEnd"/>
+            <w:r>
+              <w:rPr>
+                <w:color w:val="7F7F7F"/>
+              </w:rPr>
+              <w:t>.</w:t>
             </w:r>
           </w:p>
         </w:tc>
@@ -29058,7 +34390,41 @@
           <w:sz w:val="28"/>
           <w:szCs w:val="28"/>
         </w:rPr>
-        <w:t>🔵 Phase 2 — Version 2.0  (รวม 87 SP)</w:t>
+        <w:t xml:space="preserve">🔵 Phase 2 — Version </w:t>
+      </w:r>
+      <w:proofErr w:type="gramStart"/>
+      <w:r>
+        <w:rPr>
+          <w:b/>
+          <w:bCs/>
+          <w:color w:val="2E75B6"/>
+          <w:sz w:val="28"/>
+          <w:szCs w:val="28"/>
+        </w:rPr>
+        <w:t>2.0  (</w:t>
+      </w:r>
+      <w:proofErr w:type="spellStart"/>
+      <w:proofErr w:type="gramEnd"/>
+      <w:r>
+        <w:rPr>
+          <w:b/>
+          <w:bCs/>
+          <w:color w:val="2E75B6"/>
+          <w:sz w:val="28"/>
+          <w:szCs w:val="28"/>
+        </w:rPr>
+        <w:t>รวม</w:t>
+      </w:r>
+      <w:proofErr w:type="spellEnd"/>
+      <w:r>
+        <w:rPr>
+          <w:b/>
+          <w:bCs/>
+          <w:color w:val="2E75B6"/>
+          <w:sz w:val="28"/>
+          <w:szCs w:val="28"/>
+        </w:rPr>
+        <w:t xml:space="preserve"> 87 SP)</w:t>
       </w:r>
     </w:p>
     <w:tbl>
@@ -29140,6 +34506,7 @@
             <w:pPr>
               <w:jc w:val="center"/>
             </w:pPr>
+            <w:proofErr w:type="spellStart"/>
             <w:r>
               <w:rPr>
                 <w:b/>
@@ -29150,6 +34517,7 @@
               </w:rPr>
               <w:t>วันที่</w:t>
             </w:r>
+            <w:proofErr w:type="spellEnd"/>
           </w:p>
         </w:tc>
         <w:tc>
@@ -29178,8 +34546,20 @@
                 <w:sz w:val="24"/>
                 <w:szCs w:val="24"/>
               </w:rPr>
-              <w:t>Module / ชื่อ</w:t>
-            </w:r>
+              <w:t xml:space="preserve">Module / </w:t>
+            </w:r>
+            <w:proofErr w:type="spellStart"/>
+            <w:r>
+              <w:rPr>
+                <w:b/>
+                <w:bCs/>
+                <w:color w:val="FFFFFF"/>
+                <w:sz w:val="24"/>
+                <w:szCs w:val="24"/>
+              </w:rPr>
+              <w:t>ชื่อ</w:t>
+            </w:r>
+            <w:proofErr w:type="spellEnd"/>
           </w:p>
         </w:tc>
         <w:tc>
@@ -29520,7 +34900,21 @@
               <w:rPr>
                 <w:color w:val="263238"/>
               </w:rPr>
-              <w:t>M5  — Smart Warning System</w:t>
+              <w:t>M</w:t>
+            </w:r>
+            <w:proofErr w:type="gramStart"/>
+            <w:r>
+              <w:rPr>
+                <w:color w:val="263238"/>
+              </w:rPr>
+              <w:t>5  —</w:t>
+            </w:r>
+            <w:proofErr w:type="gramEnd"/>
+            <w:r>
+              <w:rPr>
+                <w:color w:val="263238"/>
+              </w:rPr>
+              <w:t xml:space="preserve"> Smart Warning System</w:t>
             </w:r>
           </w:p>
         </w:tc>
@@ -29634,7 +35028,21 @@
               <w:rPr>
                 <w:color w:val="263238"/>
               </w:rPr>
-              <w:t>M6  — Workload Management</w:t>
+              <w:t>M</w:t>
+            </w:r>
+            <w:proofErr w:type="gramStart"/>
+            <w:r>
+              <w:rPr>
+                <w:color w:val="263238"/>
+              </w:rPr>
+              <w:t>6  —</w:t>
+            </w:r>
+            <w:proofErr w:type="gramEnd"/>
+            <w:r>
+              <w:rPr>
+                <w:color w:val="263238"/>
+              </w:rPr>
+              <w:t xml:space="preserve"> Workload Management</w:t>
             </w:r>
           </w:p>
         </w:tc>
@@ -29746,7 +35154,21 @@
               <w:rPr>
                 <w:color w:val="263238"/>
               </w:rPr>
-              <w:t>M9  — Reporting</w:t>
+              <w:t>M</w:t>
+            </w:r>
+            <w:proofErr w:type="gramStart"/>
+            <w:r>
+              <w:rPr>
+                <w:color w:val="263238"/>
+              </w:rPr>
+              <w:t>9  —</w:t>
+            </w:r>
+            <w:proofErr w:type="gramEnd"/>
+            <w:r>
+              <w:rPr>
+                <w:color w:val="263238"/>
+              </w:rPr>
+              <w:t xml:space="preserve"> Reporting</w:t>
             </w:r>
           </w:p>
         </w:tc>
@@ -29801,13 +35223,23 @@
             <w:pPr>
               <w:jc w:val="center"/>
             </w:pPr>
+            <w:proofErr w:type="spellStart"/>
             <w:r>
               <w:rPr>
                 <w:b/>
                 <w:bCs/>
                 <w:color w:val="1F3864"/>
               </w:rPr>
-              <w:t>รวม Phase 2</w:t>
+              <w:t>รวม</w:t>
+            </w:r>
+            <w:proofErr w:type="spellEnd"/>
+            <w:r>
+              <w:rPr>
+                <w:b/>
+                <w:bCs/>
+                <w:color w:val="1F3864"/>
+              </w:rPr>
+              <w:t xml:space="preserve"> Phase 2</w:t>
             </w:r>
           </w:p>
         </w:tc>
@@ -29951,16 +35383,54 @@
           <w:p>
             <w:pPr>
               <w:jc w:val="center"/>
-            </w:pPr>
+              <w:rPr>
+                <w:sz w:val="24"/>
+                <w:szCs w:val="24"/>
+              </w:rPr>
+            </w:pPr>
+            <w:proofErr w:type="spellStart"/>
             <w:r>
               <w:rPr>
                 <w:b/>
                 <w:bCs/>
                 <w:color w:val="FFFFFF"/>
-                <w:sz w:val="28"/>
-                <w:szCs w:val="28"/>
-              </w:rPr>
-              <w:t>รวมทั้งโครงการ: 298 Story Points  |  64 User Stories</w:t>
+                <w:sz w:val="24"/>
+                <w:szCs w:val="24"/>
+              </w:rPr>
+              <w:t>รวมทั้งโครงการ</w:t>
+            </w:r>
+            <w:proofErr w:type="spellEnd"/>
+            <w:r>
+              <w:rPr>
+                <w:b/>
+                <w:bCs/>
+                <w:color w:val="FFFFFF"/>
+                <w:sz w:val="24"/>
+                <w:szCs w:val="24"/>
+              </w:rPr>
+              <w:t xml:space="preserve">: 298 Story </w:t>
+            </w:r>
+            <w:proofErr w:type="gramStart"/>
+            <w:r>
+              <w:rPr>
+                <w:b/>
+                <w:bCs/>
+                <w:color w:val="FFFFFF"/>
+                <w:sz w:val="24"/>
+                <w:szCs w:val="24"/>
+              </w:rPr>
+              <w:t>Points  |</w:t>
+            </w:r>
+            <w:proofErr w:type="gramEnd"/>
+            <w:r>
+              <w:rPr>
+                <w:b/>
+                <w:bCs/>
+                <w:color w:val="FFFFFF"/>
+                <w:sz w:val="24"/>
+                <w:szCs w:val="24"/>
+              </w:rPr>
+              <w:t xml:space="preserve">  64 User Stories</w:t>
             </w:r>
           </w:p>
         </w:tc>
@@ -30024,6 +35494,7 @@
           <w:sz w:val="36"/>
           <w:szCs w:val="36"/>
         </w:rPr>
+        <w:lastRenderedPageBreak/>
         <w:t>8. Non-Sprint Backlog (Pre-Development Tasks)</w:t>
       </w:r>
     </w:p>
@@ -30177,6 +35648,7 @@
             <w:pPr>
               <w:jc w:val="center"/>
             </w:pPr>
+            <w:proofErr w:type="spellStart"/>
             <w:r>
               <w:rPr>
                 <w:b/>
@@ -30187,6 +35659,7 @@
               </w:rPr>
               <w:t>กำหนดเสร็จ</w:t>
             </w:r>
+            <w:proofErr w:type="spellEnd"/>
           </w:p>
         </w:tc>
         <w:tc>
@@ -30211,6 +35684,7 @@
             <w:pPr>
               <w:jc w:val="center"/>
             </w:pPr>
+            <w:proofErr w:type="spellStart"/>
             <w:r>
               <w:rPr>
                 <w:b/>
@@ -30221,6 +35695,7 @@
               </w:rPr>
               <w:t>สถานะ</w:t>
             </w:r>
+            <w:proofErr w:type="spellEnd"/>
           </w:p>
         </w:tc>
       </w:tr>
@@ -30271,11 +35746,19 @@
             <w:vAlign w:val="center"/>
           </w:tcPr>
           <w:p>
-            <w:r>
-              <w:rPr>
-                <w:color w:val="263238"/>
-              </w:rPr>
-              <w:t>จัดทำ Project Plan &amp; WBS</w:t>
+            <w:proofErr w:type="spellStart"/>
+            <w:r>
+              <w:rPr>
+                <w:color w:val="263238"/>
+              </w:rPr>
+              <w:t>จัดทำ</w:t>
+            </w:r>
+            <w:proofErr w:type="spellEnd"/>
+            <w:r>
+              <w:rPr>
+                <w:color w:val="263238"/>
+              </w:rPr>
+              <w:t xml:space="preserve"> Project Plan &amp; WBS</w:t>
             </w:r>
           </w:p>
         </w:tc>
@@ -30327,7 +35810,21 @@
               <w:rPr>
                 <w:color w:val="7F7F7F"/>
               </w:rPr>
-              <w:t>1 พ.ค. 2569</w:t>
+              <w:t xml:space="preserve">1 </w:t>
+            </w:r>
+            <w:proofErr w:type="spellStart"/>
+            <w:r>
+              <w:rPr>
+                <w:color w:val="7F7F7F"/>
+              </w:rPr>
+              <w:t>พ.ค</w:t>
+            </w:r>
+            <w:proofErr w:type="spellEnd"/>
+            <w:r>
+              <w:rPr>
+                <w:color w:val="7F7F7F"/>
+              </w:rPr>
+              <w:t>. 2569</w:t>
             </w:r>
           </w:p>
         </w:tc>
@@ -30355,8 +35852,18 @@
                 <w:bCs/>
                 <w:color w:val="1E8449"/>
               </w:rPr>
-              <w:t>✅ เสร็จแล้ว</w:t>
-            </w:r>
+              <w:t xml:space="preserve">✅ </w:t>
+            </w:r>
+            <w:proofErr w:type="spellStart"/>
+            <w:r>
+              <w:rPr>
+                <w:b/>
+                <w:bCs/>
+                <w:color w:val="1E8449"/>
+              </w:rPr>
+              <w:t>เสร็จแล้ว</w:t>
+            </w:r>
+            <w:proofErr w:type="spellEnd"/>
           </w:p>
         </w:tc>
       </w:tr>
@@ -30409,11 +35916,33 @@
             <w:vAlign w:val="center"/>
           </w:tcPr>
           <w:p>
-            <w:r>
-              <w:rPr>
-                <w:color w:val="263238"/>
-              </w:rPr>
-              <w:t>จัดทำ &amp; อนุมัติ SRS</w:t>
+            <w:proofErr w:type="spellStart"/>
+            <w:r>
+              <w:rPr>
+                <w:color w:val="263238"/>
+              </w:rPr>
+              <w:t>จัดทำ</w:t>
+            </w:r>
+            <w:proofErr w:type="spellEnd"/>
+            <w:r>
+              <w:rPr>
+                <w:color w:val="263238"/>
+              </w:rPr>
+              <w:t xml:space="preserve"> &amp; </w:t>
+            </w:r>
+            <w:proofErr w:type="spellStart"/>
+            <w:r>
+              <w:rPr>
+                <w:color w:val="263238"/>
+              </w:rPr>
+              <w:t>อนุมัติ</w:t>
+            </w:r>
+            <w:proofErr w:type="spellEnd"/>
+            <w:r>
+              <w:rPr>
+                <w:color w:val="263238"/>
+              </w:rPr>
+              <w:t xml:space="preserve"> SRS</w:t>
             </w:r>
           </w:p>
         </w:tc>
@@ -30467,7 +35996,21 @@
               <w:rPr>
                 <w:color w:val="7F7F7F"/>
               </w:rPr>
-              <w:t>6 พ.ค. 2569</w:t>
+              <w:t xml:space="preserve">6 </w:t>
+            </w:r>
+            <w:proofErr w:type="spellStart"/>
+            <w:r>
+              <w:rPr>
+                <w:color w:val="7F7F7F"/>
+              </w:rPr>
+              <w:t>พ.ค</w:t>
+            </w:r>
+            <w:proofErr w:type="spellEnd"/>
+            <w:r>
+              <w:rPr>
+                <w:color w:val="7F7F7F"/>
+              </w:rPr>
+              <w:t>. 2569</w:t>
             </w:r>
           </w:p>
         </w:tc>
@@ -30490,14 +36033,29 @@
             <w:vAlign w:val="center"/>
           </w:tcPr>
           <w:p>
-            <w:r>
-              <w:rPr>
-                <w:b/>
-                <w:bCs/>
-                <w:color w:val="F4B942"/>
-              </w:rPr>
-              <w:t>✅ เสร็จแล้ว</w:t>
-            </w:r>
+            <w:pPr>
+              <w:rPr>
+                <w:color w:val="4EA72E" w:themeColor="accent6"/>
+              </w:rPr>
+            </w:pPr>
+            <w:r>
+              <w:rPr>
+                <w:b/>
+                <w:bCs/>
+                <w:color w:val="4EA72E" w:themeColor="accent6"/>
+              </w:rPr>
+              <w:t xml:space="preserve">✅ </w:t>
+            </w:r>
+            <w:proofErr w:type="spellStart"/>
+            <w:r>
+              <w:rPr>
+                <w:b/>
+                <w:bCs/>
+                <w:color w:val="4EA72E" w:themeColor="accent6"/>
+              </w:rPr>
+              <w:t>เสร็จแล้ว</w:t>
+            </w:r>
+            <w:proofErr w:type="spellEnd"/>
           </w:p>
         </w:tc>
       </w:tr>
@@ -30548,11 +36106,19 @@
             <w:vAlign w:val="center"/>
           </w:tcPr>
           <w:p>
-            <w:r>
-              <w:rPr>
-                <w:color w:val="263238"/>
-              </w:rPr>
-              <w:t>ออกแบบ Flowchart / Module Diagram</w:t>
+            <w:proofErr w:type="spellStart"/>
+            <w:r>
+              <w:rPr>
+                <w:color w:val="263238"/>
+              </w:rPr>
+              <w:t>ออกแบบ</w:t>
+            </w:r>
+            <w:proofErr w:type="spellEnd"/>
+            <w:r>
+              <w:rPr>
+                <w:color w:val="263238"/>
+              </w:rPr>
+              <w:t xml:space="preserve"> Flowchart / Module Diagram</w:t>
             </w:r>
           </w:p>
         </w:tc>
@@ -30604,7 +36170,21 @@
               <w:rPr>
                 <w:color w:val="7F7F7F"/>
               </w:rPr>
-              <w:t>6 พ.ค. 2569</w:t>
+              <w:t xml:space="preserve">6 </w:t>
+            </w:r>
+            <w:proofErr w:type="spellStart"/>
+            <w:r>
+              <w:rPr>
+                <w:color w:val="7F7F7F"/>
+              </w:rPr>
+              <w:t>พ.ค</w:t>
+            </w:r>
+            <w:proofErr w:type="spellEnd"/>
+            <w:r>
+              <w:rPr>
+                <w:color w:val="7F7F7F"/>
+              </w:rPr>
+              <w:t>. 2569</w:t>
             </w:r>
           </w:p>
         </w:tc>
@@ -30626,14 +36206,29 @@
             <w:vAlign w:val="center"/>
           </w:tcPr>
           <w:p>
-            <w:r>
-              <w:rPr>
-                <w:b/>
-                <w:bCs/>
-                <w:color w:val="1E8449"/>
-              </w:rPr>
-              <w:t>✅ เสร็จแล้ว</w:t>
-            </w:r>
+            <w:pPr>
+              <w:rPr>
+                <w:color w:val="4EA72E" w:themeColor="accent6"/>
+              </w:rPr>
+            </w:pPr>
+            <w:r>
+              <w:rPr>
+                <w:b/>
+                <w:bCs/>
+                <w:color w:val="4EA72E" w:themeColor="accent6"/>
+              </w:rPr>
+              <w:t xml:space="preserve">✅ </w:t>
+            </w:r>
+            <w:proofErr w:type="spellStart"/>
+            <w:r>
+              <w:rPr>
+                <w:b/>
+                <w:bCs/>
+                <w:color w:val="4EA72E" w:themeColor="accent6"/>
+              </w:rPr>
+              <w:t>เสร็จแล้ว</w:t>
+            </w:r>
+            <w:proofErr w:type="spellEnd"/>
           </w:p>
         </w:tc>
       </w:tr>
@@ -30686,12 +36281,28 @@
             <w:vAlign w:val="center"/>
           </w:tcPr>
           <w:p>
-            <w:r>
-              <w:rPr>
-                <w:color w:val="263238"/>
-              </w:rPr>
-              <w:t>ออกแบบ UI Mock Up</w:t>
-            </w:r>
+            <w:proofErr w:type="spellStart"/>
+            <w:r>
+              <w:rPr>
+                <w:color w:val="263238"/>
+              </w:rPr>
+              <w:t>ออกแบบ</w:t>
+            </w:r>
+            <w:proofErr w:type="spellEnd"/>
+            <w:r>
+              <w:rPr>
+                <w:color w:val="263238"/>
+              </w:rPr>
+              <w:t xml:space="preserve"> UI </w:t>
+            </w:r>
+            <w:proofErr w:type="gramStart"/>
+            <w:r>
+              <w:rPr>
+                <w:color w:val="263238"/>
+              </w:rPr>
+              <w:t>Mock Up</w:t>
+            </w:r>
+            <w:proofErr w:type="gramEnd"/>
           </w:p>
         </w:tc>
         <w:tc>
@@ -30744,7 +36355,21 @@
               <w:rPr>
                 <w:color w:val="7F7F7F"/>
               </w:rPr>
-              <w:t>8 พ.ค. 2569</w:t>
+              <w:t xml:space="preserve">8 </w:t>
+            </w:r>
+            <w:proofErr w:type="spellStart"/>
+            <w:r>
+              <w:rPr>
+                <w:color w:val="7F7F7F"/>
+              </w:rPr>
+              <w:t>พ.ค</w:t>
+            </w:r>
+            <w:proofErr w:type="spellEnd"/>
+            <w:r>
+              <w:rPr>
+                <w:color w:val="7F7F7F"/>
+              </w:rPr>
+              <w:t>. 2569</w:t>
             </w:r>
           </w:p>
         </w:tc>
@@ -30767,14 +36392,29 @@
             <w:vAlign w:val="center"/>
           </w:tcPr>
           <w:p>
-            <w:r>
-              <w:rPr>
-                <w:b/>
-                <w:bCs/>
-                <w:color w:val="F4B942"/>
-              </w:rPr>
-              <w:t>✅ เสร็จแล้ว</w:t>
-            </w:r>
+            <w:pPr>
+              <w:rPr>
+                <w:color w:val="4EA72E" w:themeColor="accent6"/>
+              </w:rPr>
+            </w:pPr>
+            <w:r>
+              <w:rPr>
+                <w:b/>
+                <w:bCs/>
+                <w:color w:val="4EA72E" w:themeColor="accent6"/>
+              </w:rPr>
+              <w:t xml:space="preserve">✅ </w:t>
+            </w:r>
+            <w:proofErr w:type="spellStart"/>
+            <w:r>
+              <w:rPr>
+                <w:b/>
+                <w:bCs/>
+                <w:color w:val="4EA72E" w:themeColor="accent6"/>
+              </w:rPr>
+              <w:t>เสร็จแล้ว</w:t>
+            </w:r>
+            <w:proofErr w:type="spellEnd"/>
           </w:p>
         </w:tc>
       </w:tr>
@@ -30881,7 +36521,21 @@
               <w:rPr>
                 <w:color w:val="7F7F7F"/>
               </w:rPr>
-              <w:t>1 มิ.ย. 2569</w:t>
+              <w:t xml:space="preserve">1 </w:t>
+            </w:r>
+            <w:proofErr w:type="spellStart"/>
+            <w:r>
+              <w:rPr>
+                <w:color w:val="7F7F7F"/>
+              </w:rPr>
+              <w:t>มิ.ย</w:t>
+            </w:r>
+            <w:proofErr w:type="spellEnd"/>
+            <w:r>
+              <w:rPr>
+                <w:color w:val="7F7F7F"/>
+              </w:rPr>
+              <w:t>. 2569</w:t>
             </w:r>
           </w:p>
         </w:tc>
@@ -30903,6 +36557,7 @@
             <w:vAlign w:val="center"/>
           </w:tcPr>
           <w:p>
+            <w:proofErr w:type="spellStart"/>
             <w:r>
               <w:rPr>
                 <w:b/>
@@ -30911,6 +36566,7 @@
               </w:rPr>
               <w:t>ยังไม่เริ่ม</w:t>
             </w:r>
+            <w:proofErr w:type="spellEnd"/>
           </w:p>
         </w:tc>
       </w:tr>
@@ -31021,7 +36677,21 @@
               <w:rPr>
                 <w:color w:val="7F7F7F"/>
               </w:rPr>
-              <w:t>3 มิ.ย. 2569</w:t>
+              <w:t xml:space="preserve">3 </w:t>
+            </w:r>
+            <w:proofErr w:type="spellStart"/>
+            <w:r>
+              <w:rPr>
+                <w:color w:val="7F7F7F"/>
+              </w:rPr>
+              <w:t>มิ.ย</w:t>
+            </w:r>
+            <w:proofErr w:type="spellEnd"/>
+            <w:r>
+              <w:rPr>
+                <w:color w:val="7F7F7F"/>
+              </w:rPr>
+              <w:t>. 2569</w:t>
             </w:r>
           </w:p>
         </w:tc>
@@ -31044,6 +36714,7 @@
             <w:vAlign w:val="center"/>
           </w:tcPr>
           <w:p>
+            <w:proofErr w:type="spellStart"/>
             <w:r>
               <w:rPr>
                 <w:b/>
@@ -31052,6 +36723,7 @@
               </w:rPr>
               <w:t>ยังไม่เริ่ม</w:t>
             </w:r>
+            <w:proofErr w:type="spellEnd"/>
           </w:p>
         </w:tc>
       </w:tr>
@@ -31102,12 +36774,14 @@
             <w:vAlign w:val="center"/>
           </w:tcPr>
           <w:p>
+            <w:proofErr w:type="spellStart"/>
             <w:r>
               <w:rPr>
                 <w:color w:val="263238"/>
               </w:rPr>
               <w:t>อบรมผู้ใช้งาน</w:t>
             </w:r>
+            <w:proofErr w:type="spellEnd"/>
           </w:p>
         </w:tc>
         <w:tc>
@@ -31158,7 +36832,21 @@
               <w:rPr>
                 <w:color w:val="7F7F7F"/>
               </w:rPr>
-              <w:t>5 มิ.ย. 2569</w:t>
+              <w:t xml:space="preserve">5 </w:t>
+            </w:r>
+            <w:proofErr w:type="spellStart"/>
+            <w:r>
+              <w:rPr>
+                <w:color w:val="7F7F7F"/>
+              </w:rPr>
+              <w:t>มิ.ย</w:t>
+            </w:r>
+            <w:proofErr w:type="spellEnd"/>
+            <w:r>
+              <w:rPr>
+                <w:color w:val="7F7F7F"/>
+              </w:rPr>
+              <w:t>. 2569</w:t>
             </w:r>
           </w:p>
         </w:tc>
@@ -31180,6 +36868,7 @@
             <w:vAlign w:val="center"/>
           </w:tcPr>
           <w:p>
+            <w:proofErr w:type="spellStart"/>
             <w:r>
               <w:rPr>
                 <w:b/>
@@ -31188,6 +36877,7 @@
               </w:rPr>
               <w:t>ยังไม่เริ่ม</w:t>
             </w:r>
+            <w:proofErr w:type="spellEnd"/>
           </w:p>
         </w:tc>
       </w:tr>
@@ -31240,11 +36930,33 @@
             <w:vAlign w:val="center"/>
           </w:tcPr>
           <w:p>
-            <w:r>
-              <w:rPr>
-                <w:color w:val="263238"/>
-              </w:rPr>
-              <w:t>ส่งมอบ &amp; ปิดโครงการ (v1)</w:t>
+            <w:proofErr w:type="spellStart"/>
+            <w:r>
+              <w:rPr>
+                <w:color w:val="263238"/>
+              </w:rPr>
+              <w:t>ส่งมอบ</w:t>
+            </w:r>
+            <w:proofErr w:type="spellEnd"/>
+            <w:r>
+              <w:rPr>
+                <w:color w:val="263238"/>
+              </w:rPr>
+              <w:t xml:space="preserve"> &amp; </w:t>
+            </w:r>
+            <w:proofErr w:type="spellStart"/>
+            <w:r>
+              <w:rPr>
+                <w:color w:val="263238"/>
+              </w:rPr>
+              <w:t>ปิดโครงการ</w:t>
+            </w:r>
+            <w:proofErr w:type="spellEnd"/>
+            <w:r>
+              <w:rPr>
+                <w:color w:val="263238"/>
+              </w:rPr>
+              <w:t xml:space="preserve"> (v1)</w:t>
             </w:r>
           </w:p>
         </w:tc>
@@ -31298,7 +37010,21 @@
               <w:rPr>
                 <w:color w:val="7F7F7F"/>
               </w:rPr>
-              <w:t>7 มิ.ย. 2569</w:t>
+              <w:t xml:space="preserve">7 </w:t>
+            </w:r>
+            <w:proofErr w:type="spellStart"/>
+            <w:r>
+              <w:rPr>
+                <w:color w:val="7F7F7F"/>
+              </w:rPr>
+              <w:t>มิ.ย</w:t>
+            </w:r>
+            <w:proofErr w:type="spellEnd"/>
+            <w:r>
+              <w:rPr>
+                <w:color w:val="7F7F7F"/>
+              </w:rPr>
+              <w:t>. 2569</w:t>
             </w:r>
           </w:p>
         </w:tc>
@@ -31321,6 +37047,7 @@
             <w:vAlign w:val="center"/>
           </w:tcPr>
           <w:p>
+            <w:proofErr w:type="spellStart"/>
             <w:r>
               <w:rPr>
                 <w:b/>
@@ -31329,6 +37056,7 @@
               </w:rPr>
               <w:t>ยังไม่เริ่ม</w:t>
             </w:r>
+            <w:proofErr w:type="spellEnd"/>
           </w:p>
         </w:tc>
       </w:tr>
@@ -31431,7 +37159,21 @@
               <w:rPr>
                 <w:color w:val="263238"/>
               </w:rPr>
-              <w:t>Code สมบูรณ์และผ่าน unit test</w:t>
+              <w:t xml:space="preserve">Code </w:t>
+            </w:r>
+            <w:proofErr w:type="spellStart"/>
+            <w:r>
+              <w:rPr>
+                <w:color w:val="263238"/>
+              </w:rPr>
+              <w:t>สมบูรณ์และผ่าน</w:t>
+            </w:r>
+            <w:proofErr w:type="spellEnd"/>
+            <w:r>
+              <w:rPr>
+                <w:color w:val="263238"/>
+              </w:rPr>
+              <w:t xml:space="preserve"> unit test</w:t>
             </w:r>
           </w:p>
         </w:tc>
@@ -31486,11 +37228,19 @@
             </w:tcMar>
           </w:tcPr>
           <w:p>
-            <w:r>
-              <w:rPr>
-                <w:color w:val="263238"/>
-              </w:rPr>
-              <w:t>ผ่าน code review</w:t>
+            <w:proofErr w:type="spellStart"/>
+            <w:r>
+              <w:rPr>
+                <w:color w:val="263238"/>
+              </w:rPr>
+              <w:t>ผ่าน</w:t>
+            </w:r>
+            <w:proofErr w:type="spellEnd"/>
+            <w:r>
+              <w:rPr>
+                <w:color w:val="263238"/>
+              </w:rPr>
+              <w:t xml:space="preserve"> code review</w:t>
             </w:r>
           </w:p>
         </w:tc>
@@ -31544,11 +37294,33 @@
             </w:tcMar>
           </w:tcPr>
           <w:p>
-            <w:r>
-              <w:rPr>
-                <w:color w:val="263238"/>
-              </w:rPr>
-              <w:t>ทดสอบ UI บน Chrome / Edge</w:t>
+            <w:proofErr w:type="spellStart"/>
+            <w:r>
+              <w:rPr>
+                <w:color w:val="263238"/>
+              </w:rPr>
+              <w:t>ทดสอบ</w:t>
+            </w:r>
+            <w:proofErr w:type="spellEnd"/>
+            <w:r>
+              <w:rPr>
+                <w:color w:val="263238"/>
+              </w:rPr>
+              <w:t xml:space="preserve"> UI </w:t>
+            </w:r>
+            <w:proofErr w:type="spellStart"/>
+            <w:r>
+              <w:rPr>
+                <w:color w:val="263238"/>
+              </w:rPr>
+              <w:t>บน</w:t>
+            </w:r>
+            <w:proofErr w:type="spellEnd"/>
+            <w:r>
+              <w:rPr>
+                <w:color w:val="263238"/>
+              </w:rPr>
+              <w:t xml:space="preserve"> Chrome / Edge</w:t>
             </w:r>
           </w:p>
         </w:tc>
@@ -31603,12 +37375,28 @@
             </w:tcMar>
           </w:tcPr>
           <w:p>
-            <w:r>
-              <w:rPr>
-                <w:color w:val="263238"/>
-              </w:rPr>
-              <w:t>ไม่มี conflict ที่ยังไม่ได้แก้ไข</w:t>
-            </w:r>
+            <w:proofErr w:type="spellStart"/>
+            <w:r>
+              <w:rPr>
+                <w:color w:val="263238"/>
+              </w:rPr>
+              <w:t>ไม่มี</w:t>
+            </w:r>
+            <w:proofErr w:type="spellEnd"/>
+            <w:r>
+              <w:rPr>
+                <w:color w:val="263238"/>
+              </w:rPr>
+              <w:t xml:space="preserve"> conflict </w:t>
+            </w:r>
+            <w:proofErr w:type="spellStart"/>
+            <w:r>
+              <w:rPr>
+                <w:color w:val="263238"/>
+              </w:rPr>
+              <w:t>ที่ยังไม่ได้แก้ไข</w:t>
+            </w:r>
+            <w:proofErr w:type="spellEnd"/>
           </w:p>
         </w:tc>
       </w:tr>
@@ -31661,11 +37449,19 @@
             </w:tcMar>
           </w:tcPr>
           <w:p>
-            <w:r>
-              <w:rPr>
-                <w:color w:val="263238"/>
-              </w:rPr>
-              <w:t>บันทึกผลใน System Test Checklist</w:t>
+            <w:proofErr w:type="spellStart"/>
+            <w:r>
+              <w:rPr>
+                <w:color w:val="263238"/>
+              </w:rPr>
+              <w:t>บันทึกผลใน</w:t>
+            </w:r>
+            <w:proofErr w:type="spellEnd"/>
+            <w:r>
+              <w:rPr>
+                <w:color w:val="263238"/>
+              </w:rPr>
+              <w:t xml:space="preserve"> System Test Checklist</w:t>
             </w:r>
           </w:p>
         </w:tc>
@@ -31720,11 +37516,47 @@
             </w:tcMar>
           </w:tcPr>
           <w:p>
-            <w:r>
-              <w:rPr>
-                <w:color w:val="263238"/>
-              </w:rPr>
-              <w:t>เอกสาร (SRS / User Manual) อัปเดตแล้ว (ถ้าเกี่ยวข้อง)</w:t>
+            <w:proofErr w:type="spellStart"/>
+            <w:r>
+              <w:rPr>
+                <w:color w:val="263238"/>
+              </w:rPr>
+              <w:t>เอกสาร</w:t>
+            </w:r>
+            <w:proofErr w:type="spellEnd"/>
+            <w:r>
+              <w:rPr>
+                <w:color w:val="263238"/>
+              </w:rPr>
+              <w:t xml:space="preserve"> (SRS / User Manual) </w:t>
+            </w:r>
+            <w:proofErr w:type="spellStart"/>
+            <w:r>
+              <w:rPr>
+                <w:color w:val="263238"/>
+              </w:rPr>
+              <w:t>อัปเดตแล้ว</w:t>
+            </w:r>
+            <w:proofErr w:type="spellEnd"/>
+            <w:r>
+              <w:rPr>
+                <w:color w:val="263238"/>
+              </w:rPr>
+              <w:t xml:space="preserve"> (</w:t>
+            </w:r>
+            <w:proofErr w:type="spellStart"/>
+            <w:r>
+              <w:rPr>
+                <w:color w:val="263238"/>
+              </w:rPr>
+              <w:t>ถ้าเกี่ยวข้อง</w:t>
+            </w:r>
+            <w:proofErr w:type="spellEnd"/>
+            <w:r>
+              <w:rPr>
+                <w:color w:val="263238"/>
+              </w:rPr>
+              <w:t>)</w:t>
             </w:r>
           </w:p>
         </w:tc>
@@ -31750,46 +37582,242 @@
           <w:sz w:val="36"/>
           <w:szCs w:val="36"/>
         </w:rPr>
-        <w:t>10. ผู้จัดทำ</w:t>
+        <w:t xml:space="preserve">10. </w:t>
+      </w:r>
+      <w:proofErr w:type="spellStart"/>
+      <w:r>
+        <w:rPr>
+          <w:b/>
+          <w:bCs/>
+          <w:color w:val="1F3864"/>
+          <w:sz w:val="36"/>
+          <w:szCs w:val="36"/>
+        </w:rPr>
+        <w:t>ผู้จัดทำ</w:t>
+      </w:r>
+      <w:proofErr w:type="spellEnd"/>
+    </w:p>
+    <w:p>
+      <w:pPr>
+        <w:spacing w:after="80"/>
+      </w:pPr>
+      <w:proofErr w:type="spellStart"/>
+      <w:r>
+        <w:rPr>
+          <w:b/>
+          <w:bCs/>
+          <w:color w:val="263238"/>
+        </w:rPr>
+        <w:t>ราชันย์</w:t>
+      </w:r>
+      <w:proofErr w:type="spellEnd"/>
+      <w:r>
+        <w:rPr>
+          <w:b/>
+          <w:bCs/>
+          <w:color w:val="263238"/>
+        </w:rPr>
+        <w:t xml:space="preserve"> </w:t>
+      </w:r>
+      <w:proofErr w:type="spellStart"/>
+      <w:r>
+        <w:rPr>
+          <w:b/>
+          <w:bCs/>
+          <w:color w:val="263238"/>
+        </w:rPr>
+        <w:t>พิพัฒน์</w:t>
+      </w:r>
+      <w:proofErr w:type="spellEnd"/>
+      <w:r>
+        <w:rPr>
+          <w:b/>
+          <w:bCs/>
+          <w:color w:val="263238"/>
+        </w:rPr>
+        <w:t xml:space="preserve"> </w:t>
+      </w:r>
+      <w:proofErr w:type="spellStart"/>
+      <w:r>
+        <w:rPr>
+          <w:b/>
+          <w:bCs/>
+          <w:color w:val="263238"/>
+        </w:rPr>
+        <w:t>และทีม</w:t>
+      </w:r>
+      <w:proofErr w:type="spellEnd"/>
+    </w:p>
+    <w:p>
+      <w:pPr>
+        <w:spacing w:after="80"/>
+      </w:pPr>
+      <w:proofErr w:type="spellStart"/>
+      <w:r>
+        <w:rPr>
+          <w:i/>
+          <w:iCs/>
+          <w:color w:val="7F7F7F"/>
+        </w:rPr>
+        <w:t>อ้างอิง</w:t>
+      </w:r>
+      <w:proofErr w:type="spellEnd"/>
+      <w:r>
+        <w:rPr>
+          <w:i/>
+          <w:iCs/>
+          <w:color w:val="7F7F7F"/>
+        </w:rPr>
+        <w:t>: WP-02_Project-Plan_ProjectName_v1.</w:t>
+      </w:r>
+      <w:proofErr w:type="gramStart"/>
+      <w:r>
+        <w:rPr>
+          <w:i/>
+          <w:iCs/>
+          <w:color w:val="7F7F7F"/>
+        </w:rPr>
+        <w:t>0  |</w:t>
+      </w:r>
+      <w:proofErr w:type="gramEnd"/>
+      <w:r>
+        <w:rPr>
+          <w:i/>
+          <w:iCs/>
+          <w:color w:val="7F7F7F"/>
+        </w:rPr>
+        <w:t xml:space="preserve">  รายละเอียดระบบจัดตารางสอน_V1</w:t>
       </w:r>
     </w:p>
     <w:p>
       <w:pPr>
         <w:spacing w:after="80"/>
       </w:pPr>
-      <w:r>
-        <w:rPr>
-          <w:b/>
-          <w:bCs/>
-          <w:color w:val="263238"/>
-        </w:rPr>
-        <w:t>ราชันย์ พิพัฒน์ และทีม</w:t>
-      </w:r>
-    </w:p>
-    <w:p>
-      <w:pPr>
-        <w:spacing w:after="80"/>
-      </w:pPr>
+      <w:proofErr w:type="spellStart"/>
       <w:r>
         <w:rPr>
           <w:i/>
           <w:iCs/>
           <w:color w:val="7F7F7F"/>
         </w:rPr>
-        <w:t>อ้างอิง: WP-02_Project-Plan_ProjectName_v1.0  |  รายละเอียดระบบจัดตารางสอน_V1</w:t>
+        <w:t>สร้าง</w:t>
       </w:r>
-    </w:p>
-    <w:p>
-      <w:pPr>
-        <w:spacing w:after="80"/>
-      </w:pPr>
+      <w:proofErr w:type="spellEnd"/>
       <w:r>
         <w:rPr>
           <w:i/>
           <w:iCs/>
           <w:color w:val="7F7F7F"/>
         </w:rPr>
-        <w:t>สร้าง: 30 เม.ย. 2569  |  อัปเดตล่าสุด: 6 พ.ค. 2569  |  เวอร์ชัน: 2.1</w:t>
+        <w:t xml:space="preserve">: 30 </w:t>
+      </w:r>
+      <w:proofErr w:type="spellStart"/>
+      <w:r>
+        <w:rPr>
+          <w:i/>
+          <w:iCs/>
+          <w:color w:val="7F7F7F"/>
+        </w:rPr>
+        <w:t>เม.ย</w:t>
+      </w:r>
+      <w:proofErr w:type="spellEnd"/>
+      <w:r>
+        <w:rPr>
+          <w:i/>
+          <w:iCs/>
+          <w:color w:val="7F7F7F"/>
+        </w:rPr>
+        <w:t xml:space="preserve">. </w:t>
+      </w:r>
+      <w:proofErr w:type="gramStart"/>
+      <w:r>
+        <w:rPr>
+          <w:i/>
+          <w:iCs/>
+          <w:color w:val="7F7F7F"/>
+        </w:rPr>
+        <w:t>2569  |</w:t>
+      </w:r>
+      <w:proofErr w:type="gramEnd"/>
+      <w:r>
+        <w:rPr>
+          <w:i/>
+          <w:iCs/>
+          <w:color w:val="7F7F7F"/>
+        </w:rPr>
+        <w:t xml:space="preserve">  </w:t>
+      </w:r>
+      <w:proofErr w:type="spellStart"/>
+      <w:r>
+        <w:rPr>
+          <w:i/>
+          <w:iCs/>
+          <w:color w:val="7F7F7F"/>
+        </w:rPr>
+        <w:t>อัปเดตล่าสุด</w:t>
+      </w:r>
+      <w:proofErr w:type="spellEnd"/>
+      <w:r>
+        <w:rPr>
+          <w:i/>
+          <w:iCs/>
+          <w:color w:val="7F7F7F"/>
+        </w:rPr>
+        <w:t xml:space="preserve">: 6 </w:t>
+      </w:r>
+      <w:proofErr w:type="spellStart"/>
+      <w:r>
+        <w:rPr>
+          <w:i/>
+          <w:iCs/>
+          <w:color w:val="7F7F7F"/>
+        </w:rPr>
+        <w:t>พ.ค</w:t>
+      </w:r>
+      <w:proofErr w:type="spellEnd"/>
+      <w:r>
+        <w:rPr>
+          <w:i/>
+          <w:iCs/>
+          <w:color w:val="7F7F7F"/>
+        </w:rPr>
+        <w:t xml:space="preserve">. </w:t>
+      </w:r>
+      <w:proofErr w:type="gramStart"/>
+      <w:r>
+        <w:rPr>
+          <w:i/>
+          <w:iCs/>
+          <w:color w:val="7F7F7F"/>
+        </w:rPr>
+        <w:t>2569  |</w:t>
+      </w:r>
+      <w:proofErr w:type="gramEnd"/>
+      <w:r>
+        <w:rPr>
+          <w:i/>
+          <w:iCs/>
+          <w:color w:val="7F7F7F"/>
+        </w:rPr>
+        <w:t xml:space="preserve">  </w:t>
+      </w:r>
+      <w:proofErr w:type="spellStart"/>
+      <w:r>
+        <w:rPr>
+          <w:i/>
+          <w:iCs/>
+          <w:color w:val="7F7F7F"/>
+        </w:rPr>
+        <w:t>เวอร์ชัน</w:t>
+      </w:r>
+      <w:proofErr w:type="spellEnd"/>
+      <w:r>
+        <w:rPr>
+          <w:i/>
+          <w:iCs/>
+          <w:color w:val="7F7F7F"/>
+        </w:rPr>
+        <w:t>: 2.1</w:t>
       </w:r>
     </w:p>
     <w:sectPr>
@@ -31832,13 +37860,23 @@
       </w:pBdr>
       <w:jc w:val="center"/>
     </w:pPr>
+    <w:proofErr w:type="spellStart"/>
     <w:r>
       <w:rPr>
         <w:color w:val="7F7F7F"/>
         <w:sz w:val="18"/>
         <w:szCs w:val="18"/>
       </w:rPr>
-      <w:t xml:space="preserve">หน้า </w:t>
+      <w:t>หน้า</w:t>
+    </w:r>
+    <w:proofErr w:type="spellEnd"/>
+    <w:r>
+      <w:rPr>
+        <w:color w:val="7F7F7F"/>
+        <w:sz w:val="18"/>
+        <w:szCs w:val="18"/>
+      </w:rPr>
+      <w:t xml:space="preserve"> </w:t>
     </w:r>
     <w:r>
       <w:rPr>
@@ -31887,7 +37925,89 @@
         <w:sz w:val="18"/>
         <w:szCs w:val="18"/>
       </w:rPr>
-      <w:t xml:space="preserve">  |  ราชันย์ พิพัฒน์ และทีม  |  6 พ.ค. 2569</w:t>
+      <w:t xml:space="preserve">  |  </w:t>
+    </w:r>
+    <w:proofErr w:type="spellStart"/>
+    <w:r>
+      <w:rPr>
+        <w:color w:val="7F7F7F"/>
+        <w:sz w:val="18"/>
+        <w:szCs w:val="18"/>
+      </w:rPr>
+      <w:t>ราชันย์</w:t>
+    </w:r>
+    <w:proofErr w:type="spellEnd"/>
+    <w:r>
+      <w:rPr>
+        <w:color w:val="7F7F7F"/>
+        <w:sz w:val="18"/>
+        <w:szCs w:val="18"/>
+      </w:rPr>
+      <w:t xml:space="preserve"> </w:t>
+    </w:r>
+    <w:proofErr w:type="spellStart"/>
+    <w:r>
+      <w:rPr>
+        <w:color w:val="7F7F7F"/>
+        <w:sz w:val="18"/>
+        <w:szCs w:val="18"/>
+      </w:rPr>
+      <w:t>พิพัฒน์</w:t>
+    </w:r>
+    <w:proofErr w:type="spellEnd"/>
+    <w:r>
+      <w:rPr>
+        <w:color w:val="7F7F7F"/>
+        <w:sz w:val="18"/>
+        <w:szCs w:val="18"/>
+      </w:rPr>
+      <w:t xml:space="preserve"> </w:t>
+    </w:r>
+    <w:proofErr w:type="spellStart"/>
+    <w:proofErr w:type="gramStart"/>
+    <w:r>
+      <w:rPr>
+        <w:color w:val="7F7F7F"/>
+        <w:sz w:val="18"/>
+        <w:szCs w:val="18"/>
+      </w:rPr>
+      <w:t>และทีม</w:t>
+    </w:r>
+    <w:proofErr w:type="spellEnd"/>
+    <w:r>
+      <w:rPr>
+        <w:color w:val="7F7F7F"/>
+        <w:sz w:val="18"/>
+        <w:szCs w:val="18"/>
+      </w:rPr>
+      <w:t xml:space="preserve">  |</w:t>
+    </w:r>
+    <w:proofErr w:type="gramEnd"/>
+    <w:r>
+      <w:rPr>
+        <w:color w:val="7F7F7F"/>
+        <w:sz w:val="18"/>
+        <w:szCs w:val="18"/>
+      </w:rPr>
+      <w:t xml:space="preserve">  6 </w:t>
+    </w:r>
+    <w:proofErr w:type="spellStart"/>
+    <w:r>
+      <w:rPr>
+        <w:color w:val="7F7F7F"/>
+        <w:sz w:val="18"/>
+        <w:szCs w:val="18"/>
+      </w:rPr>
+      <w:t>พ.ค</w:t>
+    </w:r>
+    <w:proofErr w:type="spellEnd"/>
+    <w:r>
+      <w:rPr>
+        <w:color w:val="7F7F7F"/>
+        <w:sz w:val="18"/>
+        <w:szCs w:val="18"/>
+      </w:rPr>
+      <w:t>. 2569</w:t>
     </w:r>
   </w:p>
 </w:ftr>
@@ -31927,8 +38047,54 @@
         <w:sz w:val="18"/>
         <w:szCs w:val="18"/>
       </w:rPr>
-      <w:t>TPSS Product Backlog v2.1  |  คณะพยาบาลศาสตร์ มหาวิทยาลัยมหิดล</w:t>
+      <w:t xml:space="preserve">TPSS Product Backlog </w:t>
     </w:r>
+    <w:proofErr w:type="gramStart"/>
+    <w:r>
+      <w:rPr>
+        <w:color w:val="1F3864"/>
+        <w:sz w:val="18"/>
+        <w:szCs w:val="18"/>
+      </w:rPr>
+      <w:t>v2.1  |</w:t>
+    </w:r>
+    <w:proofErr w:type="gramEnd"/>
+    <w:r>
+      <w:rPr>
+        <w:color w:val="1F3864"/>
+        <w:sz w:val="18"/>
+        <w:szCs w:val="18"/>
+      </w:rPr>
+      <w:t xml:space="preserve">  </w:t>
+    </w:r>
+    <w:proofErr w:type="spellStart"/>
+    <w:r>
+      <w:rPr>
+        <w:color w:val="1F3864"/>
+        <w:sz w:val="18"/>
+        <w:szCs w:val="18"/>
+      </w:rPr>
+      <w:t>คณะพยาบาลศาสตร์</w:t>
+    </w:r>
+    <w:proofErr w:type="spellEnd"/>
+    <w:r>
+      <w:rPr>
+        <w:color w:val="1F3864"/>
+        <w:sz w:val="18"/>
+        <w:szCs w:val="18"/>
+      </w:rPr>
+      <w:t xml:space="preserve"> </w:t>
+    </w:r>
+    <w:proofErr w:type="spellStart"/>
+    <w:r>
+      <w:rPr>
+        <w:color w:val="1F3864"/>
+        <w:sz w:val="18"/>
+        <w:szCs w:val="18"/>
+      </w:rPr>
+      <w:t>มหาวิทยาลัยมหิดล</w:t>
+    </w:r>
+    <w:proofErr w:type="spellEnd"/>
   </w:p>
 </w:hdr>
 </file>
